--- a/data/revised_2026-10_full/tracked/v2/Core_Mathematics/SS2.3_Rotation/Core_Mathematics_Rotation_CBE_LessonSequence_TRACKED.docx
+++ b/data/revised_2026-10_full/tracked/v2/Core_Mathematics/SS2.3_Rotation/Core_Mathematics_Rotation_CBE_LessonSequence_TRACKED.docx
@@ -440,7 +440,7 @@
               </w:rPr>
               <w:t xml:space="preserve">8</w:t>
             </w:r>
-            <w:ins w:id="9001" w:author="Claude (AI) - proposed" w:date="2026-10-15T20:14:04Z">
+            <w:ins w:id="9001" w:author="Claude (AI) - proposed" w:date="2026-10-18T00:27:32Z">
               <w:r>
                 <w:rPr>
                   <w:rFonts w:ascii="Arial" w:cs="Arial" w:eastAsia="Arial" w:hAnsi="Arial"/>
@@ -468,7 +468,7 @@
               </w:rPr>
               <w:t xml:space="preserve"> lessons × 40 minutes = </w:t>
             </w:r>
-            <w:del w:id="9002" w:author="Claude (AI) - proposed" w:date="2026-10-15T20:14:04Z">
+            <w:del w:id="9002" w:author="Claude (AI) - proposed" w:date="2026-10-18T00:27:32Z">
               <w:r>
                 <w:rPr>
                   <w:rFonts w:ascii="Arial" w:cs="Arial" w:eastAsia="Arial" w:hAnsi="Arial"/>
@@ -483,7 +483,7 @@
                 <w:delText xml:space="preserve">320</w:delText>
               </w:r>
             </w:del>
-            <w:ins w:id="9003" w:author="Claude (AI) - proposed" w:date="2026-10-15T20:14:04Z">
+            <w:ins w:id="9003" w:author="Claude (AI) - proposed" w:date="2026-10-18T00:27:32Z">
               <w:r>
                 <w:rPr>
                   <w:rFonts w:ascii="Arial" w:cs="Arial" w:eastAsia="Arial" w:hAnsi="Arial"/>
@@ -586,10 +586,10 @@
               <w:ind w:left="360" w:hanging="180"/>
               <w:jc w:val="left"/>
               <w:rPr>
-                <w:del w:id="9005" w:author="Claude (AI) - proposed" w:date="2026-10-15T20:14:04Z"/>
-              </w:rPr>
-            </w:pPr>
-            <w:del w:id="9004" w:author="Claude (AI) - proposed" w:date="2026-10-15T20:14:04Z">
+                <w:del w:id="9005" w:author="Claude (AI) - proposed" w:date="2026-10-18T00:27:32Z"/>
+              </w:rPr>
+            </w:pPr>
+            <w:del w:id="9004" w:author="Claude (AI) - proposed" w:date="2026-10-18T00:27:32Z">
               <w:r>
                 <w:rPr>
                   <w:rFonts w:ascii="Arial" w:cs="Arial" w:eastAsia="Arial" w:hAnsi="Arial"/>
@@ -611,7 +611,7 @@
               <w:ind w:left="360" w:hanging="180"/>
               <w:jc w:val="left"/>
             </w:pPr>
-            <w:del w:id="9006" w:author="Claude (AI) - proposed" w:date="2026-10-15T20:14:04Z">
+            <w:del w:id="9006" w:author="Claude (AI) - proposed" w:date="2026-10-18T00:27:32Z">
               <w:r>
                 <w:rPr>
                   <w:rFonts w:ascii="Arial" w:cs="Arial" w:eastAsia="Arial" w:hAnsi="Arial"/>
@@ -626,7 +626,7 @@
                 <w:delText xml:space="preserve">–  Rotation on the Cartesian plane (rotating objects given the centre and angle of rotation using coordinates)</w:delText>
               </w:r>
             </w:del>
-            <w:ins w:id="9007" w:author="Claude (AI) - proposed" w:date="2026-10-15T20:14:04Z">
+            <w:ins w:id="9007" w:author="Claude (AI) - proposed" w:date="2026-10-18T00:27:32Z">
               <w:r>
                 <w:rPr>
                   <w:rFonts w:ascii="Arial" w:cs="Arial" w:eastAsia="Arial" w:hAnsi="Arial"/>
@@ -648,10 +648,10 @@
               <w:ind w:left="360" w:hanging="180"/>
               <w:jc w:val="left"/>
               <w:rPr>
-                <w:del w:id="9009" w:author="Claude (AI) - proposed" w:date="2026-10-15T20:14:04Z"/>
-              </w:rPr>
-            </w:pPr>
-            <w:del w:id="9008" w:author="Claude (AI) - proposed" w:date="2026-10-15T20:14:04Z">
+                <w:del w:id="9009" w:author="Claude (AI) - proposed" w:date="2026-10-18T00:27:32Z"/>
+              </w:rPr>
+            </w:pPr>
+            <w:del w:id="9008" w:author="Claude (AI) - proposed" w:date="2026-10-18T00:27:32Z">
               <w:r>
                 <w:rPr>
                   <w:rFonts w:ascii="Arial" w:cs="Arial" w:eastAsia="Arial" w:hAnsi="Arial"/>
@@ -686,7 +686,7 @@
               </w:rPr>
               <w:t xml:space="preserve">–  Rotational symmetry </w:t>
             </w:r>
-            <w:del w:id="9010" w:author="Claude (AI) - proposed" w:date="2026-10-15T20:14:04Z">
+            <w:del w:id="9010" w:author="Claude (AI) - proposed" w:date="2026-10-18T00:27:32Z">
               <w:r>
                 <w:rPr>
                   <w:rFonts w:ascii="Arial" w:cs="Arial" w:eastAsia="Arial" w:hAnsi="Arial"/>
@@ -701,7 +701,7 @@
                 <w:delText xml:space="preserve">of plane figures (</w:delText>
               </w:r>
             </w:del>
-            <w:ins w:id="9011" w:author="Claude (AI) - proposed" w:date="2026-10-15T20:14:04Z">
+            <w:ins w:id="9011" w:author="Claude (AI) - proposed" w:date="2026-10-18T00:27:32Z">
               <w:r>
                 <w:rPr>
                   <w:rFonts w:ascii="Arial" w:cs="Arial" w:eastAsia="Arial" w:hAnsi="Arial"/>
@@ -729,7 +729,7 @@
               </w:rPr>
               <w:t xml:space="preserve">locating points of symmetry</w:t>
             </w:r>
-            <w:del w:id="9012" w:author="Claude (AI) - proposed" w:date="2026-10-15T20:14:04Z">
+            <w:del w:id="9012" w:author="Claude (AI) - proposed" w:date="2026-10-18T00:27:32Z">
               <w:r>
                 <w:rPr>
                   <w:rFonts w:ascii="Arial" w:cs="Arial" w:eastAsia="Arial" w:hAnsi="Arial"/>
@@ -744,7 +744,7 @@
                 <w:delText xml:space="preserve">; determining</w:delText>
               </w:r>
             </w:del>
-            <w:ins w:id="9013" w:author="Claude (AI) - proposed" w:date="2026-10-15T20:14:04Z">
+            <w:ins w:id="9013" w:author="Claude (AI) - proposed" w:date="2026-10-18T00:27:32Z">
               <w:r>
                 <w:rPr>
                   <w:rFonts w:ascii="Arial" w:cs="Arial" w:eastAsia="Arial" w:hAnsi="Arial"/>
@@ -772,7 +772,7 @@
               </w:rPr>
               <w:t xml:space="preserve"> order of rotational symmetry</w:t>
             </w:r>
-            <w:ins w:id="9014" w:author="Claude (AI) - proposed" w:date="2026-10-15T20:14:04Z">
+            <w:ins w:id="9014" w:author="Claude (AI) - proposed" w:date="2026-10-18T00:27:32Z">
               <w:r>
                 <w:rPr>
                   <w:rFonts w:ascii="Arial" w:cs="Arial" w:eastAsia="Arial" w:hAnsi="Arial"/>
@@ -807,10 +807,10 @@
               <w:ind w:left="360" w:hanging="180"/>
               <w:jc w:val="left"/>
               <w:rPr>
-                <w:del w:id="9016" w:author="Claude (AI) - proposed" w:date="2026-10-15T20:14:04Z"/>
-              </w:rPr>
-            </w:pPr>
-            <w:del w:id="9015" w:author="Claude (AI) - proposed" w:date="2026-10-15T20:14:04Z">
+                <w:del w:id="9016" w:author="Claude (AI) - proposed" w:date="2026-10-18T00:27:32Z"/>
+              </w:rPr>
+            </w:pPr>
+            <w:del w:id="9015" w:author="Claude (AI) - proposed" w:date="2026-10-18T00:27:32Z">
               <w:r>
                 <w:rPr>
                   <w:rFonts w:ascii="Arial" w:cs="Arial" w:eastAsia="Arial" w:hAnsi="Arial"/>
@@ -845,7 +845,7 @@
               </w:rPr>
               <w:t xml:space="preserve">–  Rotation and congruence (deducing </w:t>
             </w:r>
-            <w:del w:id="9017" w:author="Claude (AI) - proposed" w:date="2026-10-15T20:14:04Z">
+            <w:del w:id="9017" w:author="Claude (AI) - proposed" w:date="2026-10-18T00:27:32Z">
               <w:r>
                 <w:rPr>
                   <w:rFonts w:ascii="Arial" w:cs="Arial" w:eastAsia="Arial" w:hAnsi="Arial"/>
@@ -860,7 +860,7 @@
                 <w:delText xml:space="preserve">congruence — opposite congruence — from rotation</w:delText>
               </w:r>
             </w:del>
-            <w:ins w:id="9018" w:author="Claude (AI) - proposed" w:date="2026-10-15T20:14:04Z">
+            <w:ins w:id="9018" w:author="Claude (AI) - proposed" w:date="2026-10-18T00:27:32Z">
               <w:r>
                 <w:rPr>
                   <w:rFonts w:ascii="Arial" w:cs="Arial" w:eastAsia="Arial" w:hAnsi="Arial"/>
@@ -2308,7 +2308,7 @@
               </w:rPr>
               <w:t xml:space="preserve">Lesson 6 — EXPLORE: "Rotational Symmetry of Plane Figures and Solids" | Learners use paper cutouts of regular polygons (equilateral triangle, square, regular hexagon — connecting to patterns on a </w:t>
             </w:r>
-            <w:del w:id="9019" w:author="Claude (AI) - proposed" w:date="2026-10-15T20:14:04Z">
+            <w:del w:id="9019" w:author="Claude (AI) - proposed" w:date="2026-10-18T00:27:32Z">
               <w:r>
                 <w:rPr>
                   <w:rFonts w:ascii="Arial" w:cs="Arial" w:eastAsia="Arial" w:hAnsi="Arial"/>
@@ -2323,7 +2323,7 @@
                 <w:delText xml:space="preserve">Maasai</w:delText>
               </w:r>
             </w:del>
-            <w:ins w:id="9020" w:author="Claude (AI) - proposed" w:date="2026-10-15T20:14:04Z">
+            <w:ins w:id="9020" w:author="Claude (AI) - proposed" w:date="2026-10-18T00:27:32Z">
               <w:r>
                 <w:rPr>
                   <w:rFonts w:ascii="Arial" w:cs="Arial" w:eastAsia="Arial" w:hAnsi="Arial"/>
@@ -2391,7 +2391,7 @@
               </w:rPr>
               <w:t xml:space="preserve">Lesson 7 — EXPLAIN: "Rotation and Congruence" | Learners use pairs of object-and-image cutouts from previous lessons to classify the type of congruence produced by rotation (</w:t>
             </w:r>
-            <w:del w:id="9021" w:author="Claude (AI) - proposed" w:date="2026-10-15T20:14:04Z">
+            <w:del w:id="9021" w:author="Claude (AI) - proposed" w:date="2026-10-18T00:27:32Z">
               <w:r>
                 <w:rPr>
                   <w:rFonts w:ascii="Arial" w:cs="Arial" w:eastAsia="Arial" w:hAnsi="Arial"/>
@@ -2406,7 +2406,7 @@
                 <w:delText xml:space="preserve">opposite</w:delText>
               </w:r>
             </w:del>
-            <w:ins w:id="9022" w:author="Claude (AI) - proposed" w:date="2026-10-15T20:14:04Z">
+            <w:ins w:id="9022" w:author="Claude (AI) - proposed" w:date="2026-10-18T00:27:32Z">
               <w:r>
                 <w:rPr>
                   <w:rFonts w:ascii="Arial" w:cs="Arial" w:eastAsia="Arial" w:hAnsi="Arial"/>
@@ -2434,7 +2434,7 @@
               </w:rPr>
               <w:t xml:space="preserve"> congruence — the image </w:t>
             </w:r>
-            <w:del w:id="9023" w:author="Claude (AI) - proposed" w:date="2026-10-15T20:14:04Z">
+            <w:del w:id="9023" w:author="Claude (AI) - proposed" w:date="2026-10-18T00:27:32Z">
               <w:r>
                 <w:rPr>
                   <w:rFonts w:ascii="Arial" w:cs="Arial" w:eastAsia="Arial" w:hAnsi="Arial"/>
@@ -2449,7 +2449,7 @@
                 <w:delText xml:space="preserve">cannot be superimposed without lifting from the plane, unlike direct congruence from</w:delText>
               </w:r>
             </w:del>
-            <w:ins w:id="9024" w:author="Claude (AI) - proposed" w:date="2026-10-15T20:14:04Z">
+            <w:ins w:id="9024" w:author="Claude (AI) - proposed" w:date="2026-10-18T00:27:32Z">
               <w:r>
                 <w:rPr>
                   <w:rFonts w:ascii="Arial" w:cs="Arial" w:eastAsia="Arial" w:hAnsi="Arial"/>
@@ -2477,7 +2477,7 @@
               </w:rPr>
               <w:t xml:space="preserve"> translation). They compare this with congruence from reflection (</w:t>
             </w:r>
-            <w:del w:id="9025" w:author="Claude (AI) - proposed" w:date="2026-10-15T20:14:04Z">
+            <w:del w:id="9025" w:author="Claude (AI) - proposed" w:date="2026-10-18T00:27:32Z">
               <w:r>
                 <w:rPr>
                   <w:rFonts w:ascii="Arial" w:cs="Arial" w:eastAsia="Arial" w:hAnsi="Arial"/>
@@ -2492,7 +2492,7 @@
                 <w:delText xml:space="preserve">also opposite) and from translation (direct</w:delText>
               </w:r>
             </w:del>
-            <w:ins w:id="9026" w:author="Claude (AI) - proposed" w:date="2026-10-15T20:14:04Z">
+            <w:ins w:id="9026" w:author="Claude (AI) - proposed" w:date="2026-10-18T00:27:32Z">
               <w:r>
                 <w:rPr>
                   <w:rFonts w:ascii="Arial" w:cs="Arial" w:eastAsia="Arial" w:hAnsi="Arial"/>
@@ -2520,7 +2520,7 @@
               </w:rPr>
               <w:t xml:space="preserve">). A sorting activity consolidates understanding. Learners connect to the clock: the hour hand at 3:00 and at 9:00 are congruent — </w:t>
             </w:r>
-            <w:del w:id="9027" w:author="Claude (AI) - proposed" w:date="2026-10-15T20:14:04Z">
+            <w:del w:id="9027" w:author="Claude (AI) - proposed" w:date="2026-10-18T00:27:32Z">
               <w:r>
                 <w:rPr>
                   <w:rFonts w:ascii="Arial" w:cs="Arial" w:eastAsia="Arial" w:hAnsi="Arial"/>
@@ -2535,7 +2535,7 @@
                 <w:delText xml:space="preserve">but</w:delText>
               </w:r>
             </w:del>
-            <w:ins w:id="9028" w:author="Claude (AI) - proposed" w:date="2026-10-15T20:14:04Z">
+            <w:ins w:id="9028" w:author="Claude (AI) - proposed" w:date="2026-10-18T00:27:32Z">
               <w:r>
                 <w:rPr>
                   <w:rFonts w:ascii="Arial" w:cs="Arial" w:eastAsia="Arial" w:hAnsi="Arial"/>
@@ -2563,7 +2563,7 @@
               </w:rPr>
               <w:t xml:space="preserve"> one is a rotation of the other, not a reflection</w:t>
             </w:r>
-            <w:ins w:id="9029" w:author="Claude (AI) - proposed" w:date="2026-10-15T20:14:04Z">
+            <w:ins w:id="9029" w:author="Claude (AI) - proposed" w:date="2026-10-18T00:27:32Z">
               <w:r>
                 <w:rPr>
                   <w:rFonts w:ascii="Arial" w:cs="Arial" w:eastAsia="Arial" w:hAnsi="Arial"/>
@@ -2699,7 +2699,7 @@
               </w:rPr>
               <w:t xml:space="preserve">–  The rotating blades of a maize grinding mill (posho mill) in a </w:t>
             </w:r>
-            <w:del w:id="9030" w:author="Claude (AI) - proposed" w:date="2026-10-15T20:14:04Z">
+            <w:del w:id="9030" w:author="Claude (AI) - proposed" w:date="2026-10-18T00:27:32Z">
               <w:r>
                 <w:rPr>
                   <w:rFonts w:ascii="Arial" w:cs="Arial" w:eastAsia="Arial" w:hAnsi="Arial"/>
@@ -2714,7 +2714,7 @@
                 <w:delText xml:space="preserve">Kisumu</w:delText>
               </w:r>
             </w:del>
-            <w:ins w:id="9031" w:author="Claude (AI) - proposed" w:date="2026-10-15T20:14:04Z">
+            <w:ins w:id="9031" w:author="Claude (AI) - proposed" w:date="2026-10-18T00:27:32Z">
               <w:r>
                 <w:rPr>
                   <w:rFonts w:ascii="Arial" w:cs="Arial" w:eastAsia="Arial" w:hAnsi="Arial"/>
@@ -2762,7 +2762,7 @@
               </w:rPr>
               <w:t xml:space="preserve">–  Rotational patterns on a traditional Kikuyu/</w:t>
             </w:r>
-            <w:del w:id="9032" w:author="Claude (AI) - proposed" w:date="2026-10-15T20:14:04Z">
+            <w:del w:id="9032" w:author="Claude (AI) - proposed" w:date="2026-10-18T00:27:32Z">
               <w:r>
                 <w:rPr>
                   <w:rFonts w:ascii="Arial" w:cs="Arial" w:eastAsia="Arial" w:hAnsi="Arial"/>
@@ -2777,7 +2777,7 @@
                 <w:delText xml:space="preserve">Maasai</w:delText>
               </w:r>
             </w:del>
-            <w:ins w:id="9033" w:author="Claude (AI) - proposed" w:date="2026-10-15T20:14:04Z">
+            <w:ins w:id="9033" w:author="Claude (AI) - proposed" w:date="2026-10-18T00:27:32Z">
               <w:r>
                 <w:rPr>
                   <w:rFonts w:ascii="Arial" w:cs="Arial" w:eastAsia="Arial" w:hAnsi="Arial"/>
@@ -2832,10 +2832,10 @@
               <w:ind w:left="360" w:hanging="180"/>
               <w:jc w:val="left"/>
               <w:rPr>
-                <w:ins w:id="9035" w:author="Claude (AI) - proposed" w:date="2026-10-15T20:14:04Z"/>
-              </w:rPr>
-            </w:pPr>
-            <w:ins w:id="9034" w:author="Claude (AI) - proposed" w:date="2026-10-15T20:14:04Z">
+                <w:ins w:id="9035" w:author="Claude (AI) - proposed" w:date="2026-10-18T00:27:32Z"/>
+              </w:rPr>
+            </w:pPr>
+            <w:ins w:id="9034" w:author="Claude (AI) - proposed" w:date="2026-10-18T00:27:32Z">
               <w:r>
                 <w:rPr>
                   <w:rFonts w:ascii="Arial" w:cs="Arial" w:eastAsia="Arial" w:hAnsi="Arial"/>
@@ -2857,10 +2857,10 @@
               <w:ind w:left="360" w:hanging="180"/>
               <w:jc w:val="left"/>
               <w:rPr>
-                <w:del w:id="9037" w:author="Claude (AI) - proposed" w:date="2026-10-15T20:14:04Z"/>
-              </w:rPr>
-            </w:pPr>
-            <w:del w:id="9036" w:author="Claude (AI) - proposed" w:date="2026-10-15T20:14:04Z">
+                <w:del w:id="9037" w:author="Claude (AI) - proposed" w:date="2026-10-18T00:27:32Z"/>
+              </w:rPr>
+            </w:pPr>
+            <w:del w:id="9036" w:author="Claude (AI) - proposed" w:date="2026-10-18T00:27:32Z">
               <w:r>
                 <w:rPr>
                   <w:rFonts w:ascii="Arial" w:cs="Arial" w:eastAsia="Arial" w:hAnsi="Arial"/>
@@ -2997,7 +2997,7 @@
         </w:rPr>
         <w:t xml:space="preserve">© 2026 SeaVuria and ARES. This work is licensed under a </w:t>
       </w:r>
-      <w:hyperlink w:history="1" r:id="rIdu7tqy1gp-zgfl2jn2kqpd">
+      <w:hyperlink w:history="1" r:id="rIdqguqcuir2gbsmox6heczr">
         <w:r>
           <w:rPr>
             <w:rFonts w:ascii="Arial" w:cs="Arial" w:eastAsia="Arial" w:hAnsi="Arial"/>
@@ -3017,7 +3017,7 @@
         </w:rPr>
         <w:t xml:space="preserve"> (</w:t>
       </w:r>
-      <w:hyperlink w:history="1" r:id="rIdxudpzhv-3sr3ldfal266b">
+      <w:hyperlink w:history="1" r:id="rIdhahiyf0l-ef9xvzkioiwc">
         <w:r>
           <w:rPr>
             <w:rFonts w:ascii="Arial" w:cs="Arial" w:eastAsia="Arial" w:hAnsi="Arial"/>
@@ -3037,7 +3037,7 @@
         </w:rPr>
         <w:t xml:space="preserve">). To view a copy of this license, visit </w:t>
       </w:r>
-      <w:hyperlink w:history="1" r:id="rIdg_2pg28qk-bstk35zqdmv">
+      <w:hyperlink w:history="1" r:id="rIdemnyyypeeeqh_ifs_h07o">
         <w:r>
           <w:rPr>
             <w:rFonts w:ascii="Arial" w:cs="Arial" w:eastAsia="Arial" w:hAnsi="Arial"/>
@@ -4076,7 +4076,7 @@
             <w:pPr>
               <w:spacing w:after="20" w:before="0"/>
             </w:pPr>
-            <w:hyperlink w:history="1" r:id="rIdj4aavv6-rowgagk8kzw-u">
+            <w:hyperlink w:history="1" r:id="rIdglnim5hmxgzptwhlbwlwb">
               <w:r>
                 <w:rPr>
                   <w:rFonts w:ascii="Arial" w:cs="Arial" w:eastAsia="Arial" w:hAnsi="Arial"/>
@@ -4109,7 +4109,7 @@
               <w:spacing w:after="10" w:before="0"/>
               <w:ind w:left="120"/>
             </w:pPr>
-            <w:hyperlink w:history="1" r:id="rIdi_-r5zjsnx3pdp9bzibnl">
+            <w:hyperlink w:history="1" r:id="rId8-85d1vdvw_jbmmzg0dhy">
               <w:r>
                 <w:rPr>
                   <w:rFonts w:ascii="Arial" w:cs="Arial" w:eastAsia="Arial" w:hAnsi="Arial"/>
@@ -4154,7 +4154,7 @@
             <w:pPr>
               <w:spacing w:after="20" w:before="0"/>
             </w:pPr>
-            <w:hyperlink w:history="1" r:id="rIdrukwiymltlsm5o-88ho2x">
+            <w:hyperlink w:history="1" r:id="rId6c5q41gvy1at4xwpecufo">
               <w:r>
                 <w:rPr>
                   <w:rFonts w:ascii="Arial" w:cs="Arial" w:eastAsia="Arial" w:hAnsi="Arial"/>
@@ -4187,7 +4187,7 @@
               <w:spacing w:after="10" w:before="0"/>
               <w:ind w:left="120"/>
             </w:pPr>
-            <w:hyperlink w:history="1" r:id="rIdfgada0ewhk-bay_o0dlhf">
+            <w:hyperlink w:history="1" r:id="rIdcmsiszbq21djbhnlnr4wl">
               <w:r>
                 <w:rPr>
                   <w:rFonts w:ascii="Arial" w:cs="Arial" w:eastAsia="Arial" w:hAnsi="Arial"/>
@@ -4387,7 +4387,7 @@
             <w:pPr>
               <w:spacing w:after="20" w:before="0"/>
             </w:pPr>
-            <w:hyperlink w:history="1" r:id="rIdlex5uwo3tte2xk5x0rwae">
+            <w:hyperlink w:history="1" r:id="rIdild5kbp177tsjmxk4j5ho">
               <w:r>
                 <w:rPr>
                   <w:rFonts w:ascii="Arial" w:cs="Arial" w:eastAsia="Arial" w:hAnsi="Arial"/>
@@ -4420,7 +4420,7 @@
               <w:spacing w:after="10" w:before="0"/>
               <w:ind w:left="120"/>
             </w:pPr>
-            <w:hyperlink w:history="1" r:id="rId2csveyjomgju328kmilgh">
+            <w:hyperlink w:history="1" r:id="rIdikyd2qon91cm0kkwscqhi">
               <w:r>
                 <w:rPr>
                   <w:rFonts w:ascii="Arial" w:cs="Arial" w:eastAsia="Arial" w:hAnsi="Arial"/>
@@ -4465,7 +4465,7 @@
             <w:pPr>
               <w:spacing w:after="20" w:before="0"/>
             </w:pPr>
-            <w:hyperlink w:history="1" r:id="rIdjfme5f-vnek__czzdxyun">
+            <w:hyperlink w:history="1" r:id="rIddbp-6apaaieji5c_ucu_j">
               <w:r>
                 <w:rPr>
                   <w:rFonts w:ascii="Arial" w:cs="Arial" w:eastAsia="Arial" w:hAnsi="Arial"/>
@@ -4498,7 +4498,7 @@
               <w:spacing w:after="10" w:before="0"/>
               <w:ind w:left="120"/>
             </w:pPr>
-            <w:hyperlink w:history="1" r:id="rIdj0npakznjkym-fxbbuajs">
+            <w:hyperlink w:history="1" r:id="rId52rxx9qmwgtd6vbe5cyq6">
               <w:r>
                 <w:rPr>
                   <w:rFonts w:ascii="Arial" w:cs="Arial" w:eastAsia="Arial" w:hAnsi="Arial"/>
@@ -4642,7 +4642,7 @@
               </w:rPr>
               <w:t xml:space="preserve">Observable indicator: Every learner has at least two entries in the I-Notice column and at least one in the I-Wonder column. Every group has posted a sticky note on the DQB. Teacher reads sticky notes as they are posted — sort mentally into: (a) questions about angle</w:t>
             </w:r>
-            <w:del w:id="9038" w:author="Claude (AI) - proposed" w:date="2026-10-15T20:14:04Z">
+            <w:del w:id="9038" w:author="Claude (AI) - proposed" w:date="2026-10-18T00:27:32Z">
               <w:r>
                 <w:rPr>
                   <w:rFonts w:ascii="Arial" w:cs="Arial" w:eastAsia="Arial" w:hAnsi="Arial"/>
@@ -4657,7 +4657,7 @@
                 <w:delText xml:space="preserve">/direction (will be addressed Lessons 2–3</w:delText>
               </w:r>
             </w:del>
-            <w:ins w:id="9039" w:author="Claude (AI) - proposed" w:date="2026-10-15T20:14:04Z">
+            <w:ins w:id="9039" w:author="Claude (AI) - proposed" w:date="2026-10-18T00:27:32Z">
               <w:r>
                 <w:rPr>
                   <w:rFonts w:ascii="Arial" w:cs="Arial" w:eastAsia="Arial" w:hAnsi="Arial"/>
@@ -4685,7 +4685,7 @@
               </w:rPr>
               <w:t xml:space="preserve">), (b) questions about </w:t>
             </w:r>
-            <w:del w:id="9040" w:author="Claude (AI) - proposed" w:date="2026-10-15T20:14:04Z">
+            <w:del w:id="9040" w:author="Claude (AI) - proposed" w:date="2026-10-18T00:27:32Z">
               <w:r>
                 <w:rPr>
                   <w:rFonts w:ascii="Arial" w:cs="Arial" w:eastAsia="Arial" w:hAnsi="Arial"/>
@@ -4700,7 +4700,7 @@
                 <w:delText xml:space="preserve">the centre point (Lesson 4</w:delText>
               </w:r>
             </w:del>
-            <w:ins w:id="9041" w:author="Claude (AI) - proposed" w:date="2026-10-15T20:14:04Z">
+            <w:ins w:id="9041" w:author="Claude (AI) - proposed" w:date="2026-10-18T00:27:32Z">
               <w:r>
                 <w:rPr>
                   <w:rFonts w:ascii="Arial" w:cs="Arial" w:eastAsia="Arial" w:hAnsi="Arial"/>
@@ -4728,7 +4728,7 @@
               </w:rPr>
               <w:t xml:space="preserve">), (c) questions about coordinate grids (</w:t>
             </w:r>
-            <w:del w:id="9042" w:author="Claude (AI) - proposed" w:date="2026-10-15T20:14:04Z">
+            <w:del w:id="9042" w:author="Claude (AI) - proposed" w:date="2026-10-18T00:27:32Z">
               <w:r>
                 <w:rPr>
                   <w:rFonts w:ascii="Arial" w:cs="Arial" w:eastAsia="Arial" w:hAnsi="Arial"/>
@@ -4743,7 +4743,7 @@
                 <w:delText xml:space="preserve">Lessons 5–6</w:delText>
               </w:r>
             </w:del>
-            <w:ins w:id="9043" w:author="Claude (AI) - proposed" w:date="2026-10-15T20:14:04Z">
+            <w:ins w:id="9043" w:author="Claude (AI) - proposed" w:date="2026-10-18T00:27:32Z">
               <w:r>
                 <w:rPr>
                   <w:rFonts w:ascii="Arial" w:cs="Arial" w:eastAsia="Arial" w:hAnsi="Arial"/>
@@ -4827,7 +4827,7 @@
             <w:pPr>
               <w:spacing w:after="20" w:before="0"/>
             </w:pPr>
-            <w:hyperlink w:history="1" r:id="rIdtkni_ux4hch6mp2erji4s">
+            <w:hyperlink w:history="1" r:id="rIdwykmkyfib8ezqmimxaers">
               <w:r>
                 <w:rPr>
                   <w:rFonts w:ascii="Arial" w:cs="Arial" w:eastAsia="Arial" w:hAnsi="Arial"/>
@@ -4860,7 +4860,7 @@
               <w:spacing w:after="10" w:before="0"/>
               <w:ind w:left="120"/>
             </w:pPr>
-            <w:hyperlink w:history="1" r:id="rIdfjzsi-qrph3400imgoek2">
+            <w:hyperlink w:history="1" r:id="rId3rw_c-j8cmrfb3ebiwfek">
               <w:r>
                 <w:rPr>
                   <w:rFonts w:ascii="Arial" w:cs="Arial" w:eastAsia="Arial" w:hAnsi="Arial"/>
@@ -4905,7 +4905,7 @@
             <w:pPr>
               <w:spacing w:after="20" w:before="0"/>
             </w:pPr>
-            <w:hyperlink w:history="1" r:id="rIdinook9mjjxumdibqibdkn">
+            <w:hyperlink w:history="1" r:id="rIduhn8sxyfmb8ucieba_pgj">
               <w:r>
                 <w:rPr>
                   <w:rFonts w:ascii="Arial" w:cs="Arial" w:eastAsia="Arial" w:hAnsi="Arial"/>
@@ -4938,7 +4938,7 @@
               <w:spacing w:after="10" w:before="0"/>
               <w:ind w:left="120"/>
             </w:pPr>
-            <w:hyperlink w:history="1" r:id="rIde3vqg0pgpk_ac9vx2wfpa">
+            <w:hyperlink w:history="1" r:id="rIdbezdyhk4wtqbojwx8ozz8">
               <w:r>
                 <w:rPr>
                   <w:rFonts w:ascii="Arial" w:cs="Arial" w:eastAsia="Arial" w:hAnsi="Arial"/>
@@ -5016,7 +5016,7 @@
               </w:rPr>
               <w:t xml:space="preserve">Distribute the improvised clock kits to each group. Say: 'We are going to test something. Your group has a card arrow, a pin, and paper. Pin the base of the arrow to the centre of the paper — one person holds the pin steady throughout. That pin represents the centre of the clock at the University of Nairobi. Now, before you rotate the arrow, mark the tip with a pencil dot. Measure the distance from the pin to the tip. Write it down.' [Allow 2 minutes.] 'Now rotate the arrow — any amount you like. Mark the new tip position. Measure the distance from the pin to the new tip position. What do you find?' [WAIT 15 seconds.] Cold-call 2 groups immediately: 'Group 2 — what distance did you get before? What distance after?' After both groups respond, ask: 'Is anyone getting a different result?' [WAIT 10 seconds.] If no dissenter, say: 'So across all groups, the distance from the centre to the tip is _______ after rotation. Why does this matter? Think about the Nairobi clock.' [WAIT 12 seconds.] Cold-call 1 learner. Now say: 'Now mark a point halfway along your arrow. Do the same test — measure before and after rotation. What happens to THAT distance?' [Allow 2 minutes group work, then cold-call 3 groups.] After groups report, introduce vocabulary explicitly: 'The pin is called the CENTRE OF ROTATION. The amount the arrow has turned is called the ANGLE OF ROTATION. If it turns the same way as a clock, we say CLOCKWISE. If it turns the opposite way, we say ANTICLOCKWISE.' Write each term on the board with a diagram. Ask: 'On the Nairobi clock, does the minute hand move clockwise or anticlockwise?' [WAIT 10 seconds.] Cold-call 2 learners. Then ask: 'So what is the one thing that is ALWAYS preserved — always stays the same — when something rotates?' [WAIT 15 seconds.] Cold-call 4 learners. Lead the class to articulate: 'The distance from the centre of rotation to any point on the object stays the same.' Write this as a boxed statement on the board: 'PROPERTY OF ROTATION: Every point on a rotating object stays the same distance from the centre of rotation.'</w:t>
             </w:r>
-            <w:ins w:id="9044" w:author="Claude (AI) - proposed" w:date="2026-10-15T20:14:04Z">
+            <w:ins w:id="9044" w:author="Claude (AI) - proposed" w:date="2026-10-18T00:27:32Z">
               <w:r>
                 <w:rPr>
                   <w:rFonts w:ascii="Arial" w:cs="Arial" w:eastAsia="Arial" w:hAnsi="Arial"/>
@@ -5153,7 +5153,7 @@
             <w:pPr>
               <w:spacing w:after="20" w:before="0"/>
             </w:pPr>
-            <w:hyperlink w:history="1" r:id="rId5qpn2zpa7yyho8zdeawgn">
+            <w:hyperlink w:history="1" r:id="rId4qmdm3yqsr3ikditmvzpm">
               <w:r>
                 <w:rPr>
                   <w:rFonts w:ascii="Arial" w:cs="Arial" w:eastAsia="Arial" w:hAnsi="Arial"/>
@@ -5186,7 +5186,7 @@
               <w:spacing w:after="10" w:before="0"/>
               <w:ind w:left="120"/>
             </w:pPr>
-            <w:hyperlink w:history="1" r:id="rId-fwfpnl0ixg5qdruhjwkx">
+            <w:hyperlink w:history="1" r:id="rId5xsbezt-1dwqdov9k57vp">
               <w:r>
                 <w:rPr>
                   <w:rFonts w:ascii="Arial" w:cs="Arial" w:eastAsia="Arial" w:hAnsi="Arial"/>
@@ -5231,7 +5231,7 @@
             <w:pPr>
               <w:spacing w:after="20" w:before="0"/>
             </w:pPr>
-            <w:hyperlink w:history="1" r:id="rIdnnefb7hcnnwxrd4i-d9_-">
+            <w:hyperlink w:history="1" r:id="rIdgydj2hrysll11e3m3rr4d">
               <w:r>
                 <w:rPr>
                   <w:rFonts w:ascii="Arial" w:cs="Arial" w:eastAsia="Arial" w:hAnsi="Arial"/>
@@ -5264,7 +5264,7 @@
               <w:spacing w:after="10" w:before="0"/>
               <w:ind w:left="120"/>
             </w:pPr>
-            <w:hyperlink w:history="1" r:id="rIdif6-udravzju5bzlcmhrx">
+            <w:hyperlink w:history="1" r:id="rIduoad_7fuq-lhupx-lpo8y">
               <w:r>
                 <w:rPr>
                   <w:rFonts w:ascii="Arial" w:cs="Arial" w:eastAsia="Arial" w:hAnsi="Arial"/>
@@ -5464,7 +5464,7 @@
             <w:pPr>
               <w:spacing w:after="20" w:before="0"/>
             </w:pPr>
-            <w:hyperlink w:history="1" r:id="rId4sgmianz1cqr0-x8hryki">
+            <w:hyperlink w:history="1" r:id="rIdxevyh_gsttkw70dgmx5q7">
               <w:r>
                 <w:rPr>
                   <w:rFonts w:ascii="Arial" w:cs="Arial" w:eastAsia="Arial" w:hAnsi="Arial"/>
@@ -5497,7 +5497,7 @@
               <w:spacing w:after="10" w:before="0"/>
               <w:ind w:left="120"/>
             </w:pPr>
-            <w:hyperlink w:history="1" r:id="rId70huocxcvwzwsmpzwq_ce">
+            <w:hyperlink w:history="1" r:id="rId7_f9c48vj3telcrgbfkzn">
               <w:r>
                 <w:rPr>
                   <w:rFonts w:ascii="Arial" w:cs="Arial" w:eastAsia="Arial" w:hAnsi="Arial"/>
@@ -5542,7 +5542,7 @@
             <w:pPr>
               <w:spacing w:after="20" w:before="0"/>
             </w:pPr>
-            <w:hyperlink w:history="1" r:id="rIdoyv7oocj6el16c75dbkak">
+            <w:hyperlink w:history="1" r:id="rIddhvarq_h38ni9zz6qwo2k">
               <w:r>
                 <w:rPr>
                   <w:rFonts w:ascii="Arial" w:cs="Arial" w:eastAsia="Arial" w:hAnsi="Arial"/>
@@ -5575,7 +5575,7 @@
               <w:spacing w:after="10" w:before="0"/>
               <w:ind w:left="120"/>
             </w:pPr>
-            <w:hyperlink w:history="1" r:id="rIdvsrwemhndpfkmexenushp">
+            <w:hyperlink w:history="1" r:id="rIdskp5etuyau1qbh8xejki1">
               <w:r>
                 <w:rPr>
                   <w:rFonts w:ascii="Arial" w:cs="Arial" w:eastAsia="Arial" w:hAnsi="Arial"/>
@@ -6100,7 +6100,7 @@
         </w:rPr>
         <w:t xml:space="preserve">© 2026 SeaVuria and ARES. Aligned with KICD objectives. Developed by SeaVuria; technical implementation by ARES (with AI assistance from Claude). Licensed under </w:t>
       </w:r>
-      <w:hyperlink w:history="1" r:id="rId0mlzx14ckgacgen0xv3yl">
+      <w:hyperlink w:history="1" r:id="rId6fdzqrlrbjy0ardx1qorr">
         <w:r>
           <w:rPr>
             <w:rFonts w:ascii="Arial" w:cs="Arial" w:eastAsia="Arial" w:hAnsi="Arial"/>
@@ -6121,7 +6121,7 @@
         </w:rPr>
         <w:t xml:space="preserve"> (</w:t>
       </w:r>
-      <w:hyperlink w:history="1" r:id="rIdtdsaux3y3f2yry9k6av94">
+      <w:hyperlink w:history="1" r:id="rIdw_7byfeh3bubwvnskbca7">
         <w:r>
           <w:rPr>
             <w:rFonts w:ascii="Arial" w:cs="Arial" w:eastAsia="Arial" w:hAnsi="Arial"/>
@@ -6873,7 +6873,7 @@
               </w:rPr>
               <w:t xml:space="preserve">Learners work in groups of four or five. Each group receives a paper cutout of a triangle and a quadrilateral, a plain sheet of A3 paper, a drawing pin, a ruler, a protractor, and a pencil. They place the cutout on the plain paper, pin it to a fixed centre point, and rotate it through specified angles (90°</w:t>
             </w:r>
-            <w:ins w:id="9045" w:author="Claude (AI) - proposed" w:date="2026-10-15T20:14:04Z">
+            <w:ins w:id="9045" w:author="Claude (AI) - proposed" w:date="2026-10-18T00:27:32Z">
               <w:r>
                 <w:rPr>
                   <w:rFonts w:ascii="Arial" w:cs="Arial" w:eastAsia="Arial" w:hAnsi="Arial"/>
@@ -6901,7 +6901,7 @@
               </w:rPr>
               <w:t xml:space="preserve">, 180°, </w:t>
             </w:r>
-            <w:ins w:id="9046" w:author="Claude (AI) - proposed" w:date="2026-10-15T20:14:04Z">
+            <w:ins w:id="9046" w:author="Claude (AI) - proposed" w:date="2026-10-18T00:27:32Z">
               <w:r>
                 <w:rPr>
                   <w:rFonts w:ascii="Arial" w:cs="Arial" w:eastAsia="Arial" w:hAnsi="Arial"/>
@@ -6929,7 +6929,7 @@
               </w:rPr>
               <w:t xml:space="preserve">270° clockwise</w:t>
             </w:r>
-            <w:del w:id="9047" w:author="Claude (AI) - proposed" w:date="2026-10-15T20:14:04Z">
+            <w:del w:id="9047" w:author="Claude (AI) - proposed" w:date="2026-10-18T00:27:32Z">
               <w:r>
                 <w:rPr>
                   <w:rFonts w:ascii="Arial" w:cs="Arial" w:eastAsia="Arial" w:hAnsi="Arial"/>
@@ -7245,7 +7245,7 @@
             <w:pPr>
               <w:spacing w:after="20" w:before="0"/>
             </w:pPr>
-            <w:hyperlink w:history="1" r:id="rIds7pmuk-a6jk9nxre3uudm">
+            <w:hyperlink w:history="1" r:id="rId-afxn8y6itwnbmbnnedge">
               <w:r>
                 <w:rPr>
                   <w:rFonts w:ascii="Arial" w:cs="Arial" w:eastAsia="Arial" w:hAnsi="Arial"/>
@@ -7278,7 +7278,7 @@
               <w:spacing w:after="10" w:before="0"/>
               <w:ind w:left="120"/>
             </w:pPr>
-            <w:hyperlink w:history="1" r:id="rIdqvjcy_0ghtcil9fzzugjv">
+            <w:hyperlink w:history="1" r:id="rIdk8quqvhiafnbbgjksngks">
               <w:r>
                 <w:rPr>
                   <w:rFonts w:ascii="Arial" w:cs="Arial" w:eastAsia="Arial" w:hAnsi="Arial"/>
@@ -7323,7 +7323,7 @@
             <w:pPr>
               <w:spacing w:after="20" w:before="0"/>
             </w:pPr>
-            <w:hyperlink w:history="1" r:id="rIdqpzq3j_1ypv8g1rikowcd">
+            <w:hyperlink w:history="1" r:id="rIdam2_7duna4optio2mldxu">
               <w:r>
                 <w:rPr>
                   <w:rFonts w:ascii="Arial" w:cs="Arial" w:eastAsia="Arial" w:hAnsi="Arial"/>
@@ -7356,7 +7356,7 @@
               <w:spacing w:after="10" w:before="0"/>
               <w:ind w:left="120"/>
             </w:pPr>
-            <w:hyperlink w:history="1" r:id="rIdxkardyqdfd7wpzles8oe3">
+            <w:hyperlink w:history="1" r:id="rIdgv18thjvewwvj-85vlyg_">
               <w:r>
                 <w:rPr>
                   <w:rFonts w:ascii="Arial" w:cs="Arial" w:eastAsia="Arial" w:hAnsi="Arial"/>
@@ -7556,7 +7556,7 @@
             <w:pPr>
               <w:spacing w:after="20" w:before="0"/>
             </w:pPr>
-            <w:hyperlink w:history="1" r:id="rIdutwxvasc65yfdzead_bpm">
+            <w:hyperlink w:history="1" r:id="rId5qpiynnclyyx3krtl1e-a">
               <w:r>
                 <w:rPr>
                   <w:rFonts w:ascii="Arial" w:cs="Arial" w:eastAsia="Arial" w:hAnsi="Arial"/>
@@ -7589,7 +7589,7 @@
               <w:spacing w:after="10" w:before="0"/>
               <w:ind w:left="120"/>
             </w:pPr>
-            <w:hyperlink w:history="1" r:id="rIdjd7wlsf5jpljy-u-nwbiy">
+            <w:hyperlink w:history="1" r:id="rIdts_jo3p1z14da6_ihwd3g">
               <w:r>
                 <w:rPr>
                   <w:rFonts w:ascii="Arial" w:cs="Arial" w:eastAsia="Arial" w:hAnsi="Arial"/>
@@ -7634,7 +7634,7 @@
             <w:pPr>
               <w:spacing w:after="20" w:before="0"/>
             </w:pPr>
-            <w:hyperlink w:history="1" r:id="rIdqkkdh4lnxk0olmplmrua0">
+            <w:hyperlink w:history="1" r:id="rIdp5zajxla7fu5fxunjgu06">
               <w:r>
                 <w:rPr>
                   <w:rFonts w:ascii="Arial" w:cs="Arial" w:eastAsia="Arial" w:hAnsi="Arial"/>
@@ -7667,7 +7667,7 @@
               <w:spacing w:after="10" w:before="0"/>
               <w:ind w:left="120"/>
             </w:pPr>
-            <w:hyperlink w:history="1" r:id="rIdocjwxdxerzrik0q2-ltb-">
+            <w:hyperlink w:history="1" r:id="rIdadw7g8vq2fxx9ctvt14me">
               <w:r>
                 <w:rPr>
                   <w:rFonts w:ascii="Arial" w:cs="Arial" w:eastAsia="Arial" w:hAnsi="Arial"/>
@@ -7712,7 +7712,7 @@
               </w:rPr>
               <w:t xml:space="preserve">Groups of four or five receive a materials pack: one A3 plain paper sheet, one triangle cutout (labelled ABC) and one quadrilateral cutout (labelled PQRS) made from card, one drawing pin, one ruler (30 cm), one protractor, and two pencils. Step-by-step task card guides the investigation across four rounds. Round 1: Place triangle ABC on the A3 paper. Mark a centre point O near the centre of the paper. </w:t>
             </w:r>
-            <w:del w:id="9048" w:author="Claude (AI) - proposed" w:date="2026-10-15T20:14:04Z">
+            <w:del w:id="9048" w:author="Claude (AI) - proposed" w:date="2026-10-18T00:27:32Z">
               <w:r>
                 <w:rPr>
                   <w:rFonts w:ascii="Arial" w:cs="Arial" w:eastAsia="Arial" w:hAnsi="Arial"/>
@@ -7727,7 +7727,7 @@
                 <w:delText xml:space="preserve">Press</w:delText>
               </w:r>
             </w:del>
-            <w:ins w:id="9049" w:author="Claude (AI) - proposed" w:date="2026-10-15T20:14:04Z">
+            <w:ins w:id="9049" w:author="Claude (AI) - proposed" w:date="2026-10-18T00:27:32Z">
               <w:r>
                 <w:rPr>
                   <w:rFonts w:ascii="Arial" w:cs="Arial" w:eastAsia="Arial" w:hAnsi="Arial"/>
@@ -7755,7 +7755,7 @@
               </w:rPr>
               <w:t xml:space="preserve"> the pin through the </w:t>
             </w:r>
-            <w:del w:id="9050" w:author="Claude (AI) - proposed" w:date="2026-10-15T20:14:04Z">
+            <w:del w:id="9050" w:author="Claude (AI) - proposed" w:date="2026-10-18T00:27:32Z">
               <w:r>
                 <w:rPr>
                   <w:rFonts w:ascii="Arial" w:cs="Arial" w:eastAsia="Arial" w:hAnsi="Arial"/>
@@ -7770,7 +7770,7 @@
                 <w:delText xml:space="preserve">centroid of the paper (NOT through the cutout — the pin goes into the paper board beneath, and the cutout is placed over it, with the pin marking the centre O</w:delText>
               </w:r>
             </w:del>
-            <w:ins w:id="9051" w:author="Claude (AI) - proposed" w:date="2026-10-15T20:14:04Z">
+            <w:ins w:id="9051" w:author="Claude (AI) - proposed" w:date="2026-10-18T00:27:32Z">
               <w:r>
                 <w:rPr>
                   <w:rFonts w:ascii="Arial" w:cs="Arial" w:eastAsia="Arial" w:hAnsi="Arial"/>
@@ -7798,7 +7798,7 @@
               </w:rPr>
               <w:t xml:space="preserve">). Trace the triangle in its starting position — label it 'Object'. Rotate the cutout 90° clockwise about O. Trace the new position — label it 'Image 1'. Measure: (a) all three sides of Object and Image 1; (b) all three angles of Object and Image 1; (c) the distance OA and OA′, OB and OB′, OC and OC′; (d) angle AOA′, angle BOB′, angle COC′ using the protractor. Record all measurements in the group observation table. Round 2: Repeat for 180° clockwise rotation — label 'Image 2'. Round 3: Repeat for 90° anticlockwise rotation — label 'Image 3'. </w:t>
             </w:r>
-            <w:ins w:id="9052" w:author="Claude (AI) - proposed" w:date="2026-10-15T20:14:04Z">
+            <w:ins w:id="9052" w:author="Claude (AI) - proposed" w:date="2026-10-18T00:27:32Z">
               <w:r>
                 <w:rPr>
                   <w:rFonts w:ascii="Arial" w:cs="Arial" w:eastAsia="Arial" w:hAnsi="Arial"/>
@@ -7826,7 +7826,7 @@
               </w:rPr>
               <w:t xml:space="preserve">Round 4: </w:t>
             </w:r>
-            <w:del w:id="9053" w:author="Claude (AI) - proposed" w:date="2026-10-15T20:14:04Z">
+            <w:del w:id="9053" w:author="Claude (AI) - proposed" w:date="2026-10-18T00:27:32Z">
               <w:r>
                 <w:rPr>
                   <w:rFonts w:ascii="Arial" w:cs="Arial" w:eastAsia="Arial" w:hAnsi="Arial"/>
@@ -7841,7 +7841,7 @@
                 <w:delText xml:space="preserve">Repeat the full investigation using quadrilateral PQRS</w:delText>
               </w:r>
             </w:del>
-            <w:ins w:id="9054" w:author="Claude (AI) - proposed" w:date="2026-10-15T20:14:04Z">
+            <w:ins w:id="9054" w:author="Claude (AI) - proposed" w:date="2026-10-18T00:27:32Z">
               <w:r>
                 <w:rPr>
                   <w:rFonts w:ascii="Arial" w:cs="Arial" w:eastAsia="Arial" w:hAnsi="Arial"/>
@@ -7869,7 +7869,7 @@
               </w:rPr>
               <w:t xml:space="preserve">. After all rounds, each group discusses and answers four analysis questions on the task card: (Q1) 'Are the object and each image congruent? How do you know?' (Q2) 'Did the pin point O move at any point? What does this tell you?' (Q3) 'Compare angle AOA′, BOB′, and COC′ </w:t>
             </w:r>
-            <w:del w:id="9055" w:author="Claude (AI) - proposed" w:date="2026-10-15T20:14:04Z">
+            <w:del w:id="9055" w:author="Claude (AI) - proposed" w:date="2026-10-18T00:27:32Z">
               <w:r>
                 <w:rPr>
                   <w:rFonts w:ascii="Arial" w:cs="Arial" w:eastAsia="Arial" w:hAnsi="Arial"/>
@@ -7884,7 +7884,7 @@
                 <w:delText xml:space="preserve">for each rotation</w:delText>
               </w:r>
             </w:del>
-            <w:ins w:id="9056" w:author="Claude (AI) - proposed" w:date="2026-10-15T20:14:04Z">
+            <w:ins w:id="9056" w:author="Claude (AI) - proposed" w:date="2026-10-18T00:27:32Z">
               <w:r>
                 <w:rPr>
                   <w:rFonts w:ascii="Arial" w:cs="Arial" w:eastAsia="Arial" w:hAnsi="Arial"/>
@@ -8067,7 +8067,7 @@
             <w:pPr>
               <w:spacing w:after="20" w:before="0"/>
             </w:pPr>
-            <w:hyperlink w:history="1" r:id="rIdizpxdvqgsn5hzsl-pa8tx">
+            <w:hyperlink w:history="1" r:id="rIdlapi2idkiy026r8rlxxva">
               <w:r>
                 <w:rPr>
                   <w:rFonts w:ascii="Arial" w:cs="Arial" w:eastAsia="Arial" w:hAnsi="Arial"/>
@@ -8100,7 +8100,7 @@
               <w:spacing w:after="10" w:before="0"/>
               <w:ind w:left="120"/>
             </w:pPr>
-            <w:hyperlink w:history="1" r:id="rIdyj-m0-hx0mdys5afls7op">
+            <w:hyperlink w:history="1" r:id="rIdlbaepsjxeu2tbcgr9kr0r">
               <w:r>
                 <w:rPr>
                   <w:rFonts w:ascii="Arial" w:cs="Arial" w:eastAsia="Arial" w:hAnsi="Arial"/>
@@ -8145,7 +8145,7 @@
             <w:pPr>
               <w:spacing w:after="20" w:before="0"/>
             </w:pPr>
-            <w:hyperlink w:history="1" r:id="rIdgtfcliqviflkcwfef0i02">
+            <w:hyperlink w:history="1" r:id="rIdcl1koeb1wcfdid-p2p7ej">
               <w:r>
                 <w:rPr>
                   <w:rFonts w:ascii="Arial" w:cs="Arial" w:eastAsia="Arial" w:hAnsi="Arial"/>
@@ -8178,7 +8178,7 @@
               <w:spacing w:after="10" w:before="0"/>
               <w:ind w:left="120"/>
             </w:pPr>
-            <w:hyperlink w:history="1" r:id="rIdhecz4xxevgp47twfovsze">
+            <w:hyperlink w:history="1" r:id="rIdo9ddhe_hzngrvz4rb9xno">
               <w:r>
                 <w:rPr>
                   <w:rFonts w:ascii="Arial" w:cs="Arial" w:eastAsia="Arial" w:hAnsi="Arial"/>
@@ -8378,7 +8378,7 @@
             <w:pPr>
               <w:spacing w:after="20" w:before="0"/>
             </w:pPr>
-            <w:hyperlink w:history="1" r:id="rIdwuhddi0h-5e3jeyntir2r">
+            <w:hyperlink w:history="1" r:id="rId0kbkn-_1ehjmhdry7qai9">
               <w:r>
                 <w:rPr>
                   <w:rFonts w:ascii="Arial" w:cs="Arial" w:eastAsia="Arial" w:hAnsi="Arial"/>
@@ -8411,7 +8411,7 @@
               <w:spacing w:after="10" w:before="0"/>
               <w:ind w:left="120"/>
             </w:pPr>
-            <w:hyperlink w:history="1" r:id="rIdds9e7uvlstg2ifnjf_fr7">
+            <w:hyperlink w:history="1" r:id="rId2bzxnqznxuxgn0kcm1dm9">
               <w:r>
                 <w:rPr>
                   <w:rFonts w:ascii="Arial" w:cs="Arial" w:eastAsia="Arial" w:hAnsi="Arial"/>
@@ -8456,7 +8456,7 @@
             <w:pPr>
               <w:spacing w:after="20" w:before="0"/>
             </w:pPr>
-            <w:hyperlink w:history="1" r:id="rIdbhcwvvs-qavt5uqj2umd9">
+            <w:hyperlink w:history="1" r:id="rIdywd6gayo4ixk93fqcx9er">
               <w:r>
                 <w:rPr>
                   <w:rFonts w:ascii="Arial" w:cs="Arial" w:eastAsia="Arial" w:hAnsi="Arial"/>
@@ -8489,7 +8489,7 @@
               <w:spacing w:after="10" w:before="0"/>
               <w:ind w:left="120"/>
             </w:pPr>
-            <w:hyperlink w:history="1" r:id="rIdciqy0u7fqlhbslkvru-b8">
+            <w:hyperlink w:history="1" r:id="rId8nbxsenst3l3g2ewd4u3l">
               <w:r>
                 <w:rPr>
                   <w:rFonts w:ascii="Arial" w:cs="Arial" w:eastAsia="Arial" w:hAnsi="Arial"/>
@@ -8567,7 +8567,7 @@
               </w:rPr>
               <w:t xml:space="preserve">Distribute two sticky notes to each learner. Say: 'On the GREEN note, write one thing you proved today that answers a question already on our DQB. On the ORANGE note, write one new question that today has made you wonder about. You have 3 minutes — write now.' [Circulate. After 3 minutes:] 'Come and place your green note next to the DQB question it answers. Place your orange note in the New Wonders section.' [Allow 2 minutes for placement.] Read two green notes aloud — choose ones that use the word 'congruent' or 'invariant' to model precise mathematical language. Read two orange notes aloud — choose ones that point forward to </w:t>
             </w:r>
-            <w:del w:id="9057" w:author="Claude (AI) - proposed" w:date="2026-10-15T20:14:04Z">
+            <w:del w:id="9057" w:author="Claude (AI) - proposed" w:date="2026-10-18T00:27:32Z">
               <w:r>
                 <w:rPr>
                   <w:rFonts w:ascii="Arial" w:cs="Arial" w:eastAsia="Arial" w:hAnsi="Arial"/>
@@ -8582,7 +8582,7 @@
                 <w:delText xml:space="preserve">Lesson 3 content (coordinates, calculation of image position</w:delText>
               </w:r>
             </w:del>
-            <w:ins w:id="9058" w:author="Claude (AI) - proposed" w:date="2026-10-15T20:14:04Z">
+            <w:ins w:id="9058" w:author="Claude (AI) - proposed" w:date="2026-10-18T00:27:32Z">
               <w:r>
                 <w:rPr>
                   <w:rFonts w:ascii="Arial" w:cs="Arial" w:eastAsia="Arial" w:hAnsi="Arial"/>
@@ -8732,7 +8732,7 @@
             <w:pPr>
               <w:spacing w:after="20" w:before="0"/>
             </w:pPr>
-            <w:hyperlink w:history="1" r:id="rIdprgfzbko3py4b5cdx0pfe">
+            <w:hyperlink w:history="1" r:id="rIdsc8mj6xyzl9wlvfqpkmz2">
               <w:r>
                 <w:rPr>
                   <w:rFonts w:ascii="Arial" w:cs="Arial" w:eastAsia="Arial" w:hAnsi="Arial"/>
@@ -8765,7 +8765,7 @@
               <w:spacing w:after="10" w:before="0"/>
               <w:ind w:left="120"/>
             </w:pPr>
-            <w:hyperlink w:history="1" r:id="rIdp4ohbnxs20dvwkb47yom8">
+            <w:hyperlink w:history="1" r:id="rIdmyexe9nx4grfp7ub1a2ng">
               <w:r>
                 <w:rPr>
                   <w:rFonts w:ascii="Arial" w:cs="Arial" w:eastAsia="Arial" w:hAnsi="Arial"/>
@@ -8810,7 +8810,7 @@
             <w:pPr>
               <w:spacing w:after="20" w:before="0"/>
             </w:pPr>
-            <w:hyperlink w:history="1" r:id="rIdq7dmbad7puezizeqrykuy">
+            <w:hyperlink w:history="1" r:id="rIdongnn87donegzrvx84amz">
               <w:r>
                 <w:rPr>
                   <w:rFonts w:ascii="Arial" w:cs="Arial" w:eastAsia="Arial" w:hAnsi="Arial"/>
@@ -8859,7 +8859,7 @@
               <w:spacing w:after="10" w:before="0"/>
               <w:ind w:left="120"/>
             </w:pPr>
-            <w:hyperlink w:history="1" r:id="rId64lododrzgzvzsic5wnf0">
+            <w:hyperlink w:history="1" r:id="rIdc0x6ng-xu7__ptr8ai-hl">
               <w:r>
                 <w:rPr>
                   <w:rFonts w:ascii="Arial" w:cs="Arial" w:eastAsia="Arial" w:hAnsi="Arial"/>
@@ -8937,7 +8937,7 @@
               </w:rPr>
               <w:t xml:space="preserve">Say: 'Open your exercise books to your Lesson 1 clock sketch model. Pick up a different colour pen — red, blue, or green — something different from what you used in Lesson 1. You are going to UPGRADE your model using today's evidence. You have 7 minutes. Add four things: (1) label the centre as invariant; (2) draw arcs showing 90° of movement for two points on the hand; (3) add a box with your four properties; (4) sketch the posho mill millstone and label the axle as centre of rotation. Write the sentence at the bottom: What the clock hand and the millstone have in common is ______. Begin.' [Circulate for 7 minutes, checking that arcs are drawn from specific points — not just from the tip of the hand — and that '90°' is labelled on each arc. If a learner has only drawn arcs from the tip, prompt: 'What about a point in the middle of the hand — does it also move 90°?' Wait 12 seconds.] After 7 minutes: 'Two volunteers to show their model and read their sentence.' [Choose one stronger and one mid-range model.] After both share, summarise: 'Every time we add to our model, we are getting closer to answering our driving question: what mathematical rules govern exactly where every point on the hand ends up. Today we know four properties. In Lesson 3 we will </w:t>
             </w:r>
-            <w:del w:id="9059" w:author="Claude (AI) - proposed" w:date="2026-10-15T20:14:04Z">
+            <w:del w:id="9059" w:author="Claude (AI) - proposed" w:date="2026-10-18T00:27:32Z">
               <w:r>
                 <w:rPr>
                   <w:rFonts w:ascii="Arial" w:cs="Arial" w:eastAsia="Arial" w:hAnsi="Arial"/>
@@ -8952,7 +8952,7 @@
                 <w:delText xml:space="preserve">start calculating exact positions</w:delText>
               </w:r>
             </w:del>
-            <w:ins w:id="9060" w:author="Claude (AI) - proposed" w:date="2026-10-15T20:14:04Z">
+            <w:ins w:id="9060" w:author="Claude (AI) - proposed" w:date="2026-10-18T00:27:32Z">
               <w:r>
                 <w:rPr>
                   <w:rFonts w:ascii="Arial" w:cs="Arial" w:eastAsia="Arial" w:hAnsi="Arial"/>
@@ -9511,7 +9511,7 @@
               </w:rPr>
               <w:t xml:space="preserve">Learners physically rotated paper cutouts of triangles and quadrilaterals about a fixed pin through </w:t>
             </w:r>
-            <w:del w:id="9061" w:author="Claude (AI) - proposed" w:date="2026-10-15T20:14:04Z">
+            <w:del w:id="9061" w:author="Claude (AI) - proposed" w:date="2026-10-18T00:27:32Z">
               <w:r>
                 <w:rPr>
                   <w:rFonts w:ascii="Arial" w:cs="Arial" w:eastAsia="Arial" w:hAnsi="Arial"/>
@@ -9526,7 +9526,7 @@
                 <w:delText xml:space="preserve">angles of 90°</w:delText>
               </w:r>
             </w:del>
-            <w:ins w:id="9062" w:author="Claude (AI) - proposed" w:date="2026-10-15T20:14:04Z">
+            <w:ins w:id="9062" w:author="Claude (AI) - proposed" w:date="2026-10-18T00:27:32Z">
               <w:r>
                 <w:rPr>
                   <w:rFonts w:ascii="Arial" w:cs="Arial" w:eastAsia="Arial" w:hAnsi="Arial"/>
@@ -9554,7 +9554,7 @@
               </w:rPr>
               <w:t xml:space="preserve">, 180°</w:t>
             </w:r>
-            <w:del w:id="9063" w:author="Claude (AI) - proposed" w:date="2026-10-15T20:14:04Z">
+            <w:del w:id="9063" w:author="Claude (AI) - proposed" w:date="2026-10-18T00:27:32Z">
               <w:r>
                 <w:rPr>
                   <w:rFonts w:ascii="Arial" w:cs="Arial" w:eastAsia="Arial" w:hAnsi="Arial"/>
@@ -9569,7 +9569,7 @@
                 <w:delText xml:space="preserve">, and 270° in both clockwise and anticlockwise directions</w:delText>
               </w:r>
             </w:del>
-            <w:ins w:id="9064" w:author="Claude (AI) - proposed" w:date="2026-10-15T20:14:04Z">
+            <w:ins w:id="9064" w:author="Claude (AI) - proposed" w:date="2026-10-18T00:27:32Z">
               <w:r>
                 <w:rPr>
                   <w:rFonts w:ascii="Arial" w:cs="Arial" w:eastAsia="Arial" w:hAnsi="Arial"/>
@@ -9733,7 +9733,7 @@
               </w:rPr>
               <w:t xml:space="preserve">Learners updated their cumulative annotated sketch model of the University of Nairobi clock, adding colour-coded arcs showing equal 90° angular displacement from multiple points on the minute hand, labelling the clock centre as 'invariant', recording the four properties in a box, and adding a posho mill millstone sketch with its axle labelled as 'centre of rotation'. Learners also updated the Driving Question Board with evidence notes (green) linking today's findings to prior DQB questions and new wonder notes (orange) pointing toward how exact image coordinates can be </w:t>
             </w:r>
-            <w:del w:id="9065" w:author="Claude (AI) - proposed" w:date="2026-10-15T20:14:04Z">
+            <w:del w:id="9065" w:author="Claude (AI) - proposed" w:date="2026-10-18T00:27:32Z">
               <w:r>
                 <w:rPr>
                   <w:rFonts w:ascii="Arial" w:cs="Arial" w:eastAsia="Arial" w:hAnsi="Arial"/>
@@ -9748,7 +9748,7 @@
                 <w:delText xml:space="preserve">calculated</w:delText>
               </w:r>
             </w:del>
-            <w:ins w:id="9066" w:author="Claude (AI) - proposed" w:date="2026-10-15T20:14:04Z">
+            <w:ins w:id="9066" w:author="Claude (AI) - proposed" w:date="2026-10-18T00:27:32Z">
               <w:r>
                 <w:rPr>
                   <w:rFonts w:ascii="Arial" w:cs="Arial" w:eastAsia="Arial" w:hAnsi="Arial"/>
@@ -9776,7 +9776,7 @@
               </w:rPr>
               <w:t xml:space="preserve"> — the focus of </w:t>
             </w:r>
-            <w:del w:id="9067" w:author="Claude (AI) - proposed" w:date="2026-10-15T20:14:04Z">
+            <w:del w:id="9067" w:author="Claude (AI) - proposed" w:date="2026-10-18T00:27:32Z">
               <w:r>
                 <w:rPr>
                   <w:rFonts w:ascii="Arial" w:cs="Arial" w:eastAsia="Arial" w:hAnsi="Arial"/>
@@ -9791,7 +9791,7 @@
                 <w:delText xml:space="preserve">Lesson 3</w:delText>
               </w:r>
             </w:del>
-            <w:ins w:id="9068" w:author="Claude (AI) - proposed" w:date="2026-10-15T20:14:04Z">
+            <w:ins w:id="9068" w:author="Claude (AI) - proposed" w:date="2026-10-18T00:27:32Z">
               <w:r>
                 <w:rPr>
                   <w:rFonts w:ascii="Arial" w:cs="Arial" w:eastAsia="Arial" w:hAnsi="Arial"/>
@@ -9839,7 +9839,7 @@
         </w:rPr>
         <w:t xml:space="preserve">© 2026 SeaVuria and ARES. Aligned with KICD objectives. Developed by SeaVuria; technical implementation by ARES (with AI assistance from Claude). Licensed under </w:t>
       </w:r>
-      <w:hyperlink w:history="1" r:id="rId6bb_0oc9l9vb72ucn1w6t">
+      <w:hyperlink w:history="1" r:id="rId10kayb7edug3puidcv2pc">
         <w:r>
           <w:rPr>
             <w:rFonts w:ascii="Arial" w:cs="Arial" w:eastAsia="Arial" w:hAnsi="Arial"/>
@@ -9860,7 +9860,7 @@
         </w:rPr>
         <w:t xml:space="preserve"> (</w:t>
       </w:r>
-      <w:hyperlink w:history="1" r:id="rIdjjmmpnizk8_g1bnibqfs8">
+      <w:hyperlink w:history="1" r:id="rIdltsixsx8onhlas80gh8uu">
         <w:r>
           <w:rPr>
             <w:rFonts w:ascii="Arial" w:cs="Arial" w:eastAsia="Arial" w:hAnsi="Arial"/>
@@ -10692,7 +10692,7 @@
               </w:rPr>
               <w:t xml:space="preserve">This lesson is the first full construction lesson in the rotation sequence. Building directly on the four properties co-constructed in Lesson 2, learners move from understanding what rotation does to knowing precisely how to produce it on paper. Each learner uses a geometrical set — ruler, compass, and protractor — to construct the image of a given triangle or quadrilateral under a specified rotation, working through a collaboratively developed four-step method: (1) mark the centre of rotation; (2) draw a ray from the centre through each vertex; (3) use the compass to mark the image vertex at the same distance from the centre along a new ray; (4) measure the given angle at the centre using the protractor to position that new ray correctly.</w:t>
             </w:r>
-            <w:ins w:id="9069" w:author="Claude (AI) - proposed" w:date="2026-10-15T20:14:04Z">
+            <w:ins w:id="9069" w:author="Claude (AI) - proposed" w:date="2026-10-18T00:27:32Z">
               <w:r>
                 <w:rPr>
                   <w:rFonts w:ascii="Arial" w:cs="Arial" w:eastAsia="Arial" w:hAnsi="Arial"/>
@@ -11075,7 +11075,7 @@
             <w:pPr>
               <w:spacing w:after="20" w:before="0"/>
             </w:pPr>
-            <w:hyperlink w:history="1" r:id="rId4yp4bn8cpfvej9nrixxlh">
+            <w:hyperlink w:history="1" r:id="rIdkol4y_wqqdi2w8otj5aw8">
               <w:r>
                 <w:rPr>
                   <w:rFonts w:ascii="Arial" w:cs="Arial" w:eastAsia="Arial" w:hAnsi="Arial"/>
@@ -11108,7 +11108,7 @@
               <w:spacing w:after="10" w:before="0"/>
               <w:ind w:left="120"/>
             </w:pPr>
-            <w:hyperlink w:history="1" r:id="rIdqoiphhhfoyjj-vxpptqpr">
+            <w:hyperlink w:history="1" r:id="rId6ymovep0gtyhilxhxo8vt">
               <w:r>
                 <w:rPr>
                   <w:rFonts w:ascii="Arial" w:cs="Arial" w:eastAsia="Arial" w:hAnsi="Arial"/>
@@ -11153,7 +11153,7 @@
             <w:pPr>
               <w:spacing w:after="20" w:before="0"/>
             </w:pPr>
-            <w:hyperlink w:history="1" r:id="rIdiccdfxqnypmcve3snoyvs">
+            <w:hyperlink w:history="1" r:id="rIdia3tt6awe_whrm6qe_3dt">
               <w:r>
                 <w:rPr>
                   <w:rFonts w:ascii="Arial" w:cs="Arial" w:eastAsia="Arial" w:hAnsi="Arial"/>
@@ -11186,7 +11186,7 @@
               <w:spacing w:after="10" w:before="0"/>
               <w:ind w:left="120"/>
             </w:pPr>
-            <w:hyperlink w:history="1" r:id="rIdpz5zv7wxrbrnjpv0w_zlq">
+            <w:hyperlink w:history="1" r:id="rId_afm4lxjjqixjsmavrkfh">
               <w:r>
                 <w:rPr>
                   <w:rFonts w:ascii="Arial" w:cs="Arial" w:eastAsia="Arial" w:hAnsi="Arial"/>
@@ -11264,7 +11264,7 @@
               </w:rPr>
               <w:t xml:space="preserve">Distribute the prediction sheets face-down. Say: 'Before you turn the sheet over, I want you to picture the clock at the University of Nairobi's Administration Block. Imagine the minute hand sweeping 90° </w:t>
             </w:r>
-            <w:del w:id="9070" w:author="Claude (AI) - proposed" w:date="2026-10-15T20:14:04Z">
+            <w:del w:id="9070" w:author="Claude (AI) - proposed" w:date="2026-10-18T00:27:32Z">
               <w:r>
                 <w:rPr>
                   <w:rFonts w:ascii="Arial" w:cs="Arial" w:eastAsia="Arial" w:hAnsi="Arial"/>
@@ -11279,7 +11279,7 @@
                 <w:delText xml:space="preserve">—</w:delText>
               </w:r>
             </w:del>
-            <w:ins w:id="9071" w:author="Claude (AI) - proposed" w:date="2026-10-15T20:14:04Z">
+            <w:ins w:id="9071" w:author="Claude (AI) - proposed" w:date="2026-10-18T00:27:32Z">
               <w:r>
                 <w:rPr>
                   <w:rFonts w:ascii="Arial" w:cs="Arial" w:eastAsia="Arial" w:hAnsi="Arial"/>
@@ -11307,7 +11307,7 @@
               </w:rPr>
               <w:t xml:space="preserve"> from 12 to 9</w:t>
             </w:r>
-            <w:del w:id="9072" w:author="Claude (AI) - proposed" w:date="2026-10-15T20:14:04Z">
+            <w:del w:id="9072" w:author="Claude (AI) - proposed" w:date="2026-10-18T00:27:32Z">
               <w:r>
                 <w:rPr>
                   <w:rFonts w:ascii="Arial" w:cs="Arial" w:eastAsia="Arial" w:hAnsi="Arial"/>
@@ -11322,7 +11322,7 @@
                 <w:delText xml:space="preserve">. Now turn</w:delText>
               </w:r>
             </w:del>
-            <w:ins w:id="9073" w:author="Claude (AI) - proposed" w:date="2026-10-15T20:14:04Z">
+            <w:ins w:id="9073" w:author="Claude (AI) - proposed" w:date="2026-10-18T00:27:32Z">
               <w:r>
                 <w:rPr>
                   <w:rFonts w:ascii="Arial" w:cs="Arial" w:eastAsia="Arial" w:hAnsi="Arial"/>
@@ -11472,7 +11472,7 @@
             <w:pPr>
               <w:spacing w:after="20" w:before="0"/>
             </w:pPr>
-            <w:hyperlink w:history="1" r:id="rIdxzcryfnda8bu7ozszm3sv">
+            <w:hyperlink w:history="1" r:id="rId-zazh2sads4zml62b_dcg">
               <w:r>
                 <w:rPr>
                   <w:rFonts w:ascii="Arial" w:cs="Arial" w:eastAsia="Arial" w:hAnsi="Arial"/>
@@ -11505,7 +11505,7 @@
               <w:spacing w:after="10" w:before="0"/>
               <w:ind w:left="120"/>
             </w:pPr>
-            <w:hyperlink w:history="1" r:id="rIdskgbsaddaijnrgs65jpy4">
+            <w:hyperlink w:history="1" r:id="rIdkbqmgwzu0nqcwl8urd2lj">
               <w:r>
                 <w:rPr>
                   <w:rFonts w:ascii="Arial" w:cs="Arial" w:eastAsia="Arial" w:hAnsi="Arial"/>
@@ -11550,7 +11550,7 @@
             <w:pPr>
               <w:spacing w:after="20" w:before="0"/>
             </w:pPr>
-            <w:hyperlink w:history="1" r:id="rIdq9pnh2hlv-bsy4xzjg7ow">
+            <w:hyperlink w:history="1" r:id="rIdouvsyghxmkfcyeygrjf_z">
               <w:r>
                 <w:rPr>
                   <w:rFonts w:ascii="Arial" w:cs="Arial" w:eastAsia="Arial" w:hAnsi="Arial"/>
@@ -11583,7 +11583,7 @@
               <w:spacing w:after="10" w:before="0"/>
               <w:ind w:left="120"/>
             </w:pPr>
-            <w:hyperlink w:history="1" r:id="rIdpxbc9csjqiom0alfutyj2">
+            <w:hyperlink w:history="1" r:id="rIdol6giagi3tlbdjtidjxdm">
               <w:r>
                 <w:rPr>
                   <w:rFonts w:ascii="Arial" w:cs="Arial" w:eastAsia="Arial" w:hAnsi="Arial"/>
@@ -11781,7 +11781,7 @@
               </w:rPr>
               <w:t xml:space="preserve">STEP 3 — Measure the distance: 'Open your compass to the distance OA. This distance is the length of our clock hand from axle to tip — it stays the same after rotation. </w:t>
             </w:r>
-            <w:del w:id="9074" w:author="Claude (AI) - proposed" w:date="2026-10-15T20:14:04Z">
+            <w:del w:id="9074" w:author="Claude (AI) - proposed" w:date="2026-10-18T00:27:32Z">
               <w:r>
                 <w:rPr>
                   <w:rFonts w:ascii="Arial" w:cs="Arial" w:eastAsia="Arial" w:hAnsi="Arial"/>
@@ -11796,7 +11796,7 @@
                 <w:delText xml:space="preserve">Mark a small arc on a new ray</w:delText>
               </w:r>
             </w:del>
-            <w:ins w:id="9075" w:author="Claude (AI) - proposed" w:date="2026-10-15T20:14:04Z">
+            <w:ins w:id="9075" w:author="Claude (AI) - proposed" w:date="2026-10-18T00:27:32Z">
               <w:r>
                 <w:rPr>
                   <w:rFonts w:ascii="Arial" w:cs="Arial" w:eastAsia="Arial" w:hAnsi="Arial"/>
@@ -11824,7 +11824,7 @@
               </w:rPr>
               <w:t xml:space="preserve">. You will </w:t>
             </w:r>
-            <w:del w:id="9076" w:author="Claude (AI) - proposed" w:date="2026-10-15T20:14:04Z">
+            <w:del w:id="9076" w:author="Claude (AI) - proposed" w:date="2026-10-18T00:27:32Z">
               <w:r>
                 <w:rPr>
                   <w:rFonts w:ascii="Arial" w:cs="Arial" w:eastAsia="Arial" w:hAnsi="Arial"/>
@@ -11839,7 +11839,7 @@
                 <w:delText xml:space="preserve">come back to this arc</w:delText>
               </w:r>
             </w:del>
-            <w:ins w:id="9077" w:author="Claude (AI) - proposed" w:date="2026-10-15T20:14:04Z">
+            <w:ins w:id="9077" w:author="Claude (AI) - proposed" w:date="2026-10-18T00:27:32Z">
               <w:r>
                 <w:rPr>
                   <w:rFonts w:ascii="Arial" w:cs="Arial" w:eastAsia="Arial" w:hAnsi="Arial"/>
@@ -11947,7 +11947,7 @@
               </w:rPr>
               <w:t xml:space="preserve">Anchor chart is left on the board for the rest of the lesson</w:t>
             </w:r>
-            <w:ins w:id="9078" w:author="Claude (AI) - proposed" w:date="2026-10-15T20:14:04Z">
+            <w:ins w:id="9078" w:author="Claude (AI) - proposed" w:date="2026-10-18T00:27:32Z">
               <w:r>
                 <w:rPr>
                   <w:rFonts w:ascii="Arial" w:cs="Arial" w:eastAsia="Arial" w:hAnsi="Arial"/>
@@ -11975,7 +11975,7 @@
               </w:rPr>
               <w:t xml:space="preserve">. Say: 'Now try this alone: quadrilateral PQRS, centre O inside the shape, rotate 180° clockwise. Use the same four steps.' Allow </w:t>
             </w:r>
-            <w:del w:id="9079" w:author="Claude (AI) - proposed" w:date="2026-10-15T20:14:04Z">
+            <w:del w:id="9079" w:author="Claude (AI) - proposed" w:date="2026-10-18T00:27:32Z">
               <w:r>
                 <w:rPr>
                   <w:rFonts w:ascii="Arial" w:cs="Arial" w:eastAsia="Arial" w:hAnsi="Arial"/>
@@ -11990,7 +11990,7 @@
                 <w:delText xml:space="preserve">5</w:delText>
               </w:r>
             </w:del>
-            <w:ins w:id="9080" w:author="Claude (AI) - proposed" w:date="2026-10-15T20:14:04Z">
+            <w:ins w:id="9080" w:author="Claude (AI) - proposed" w:date="2026-10-18T00:27:32Z">
               <w:r>
                 <w:rPr>
                   <w:rFonts w:ascii="Arial" w:cs="Arial" w:eastAsia="Arial" w:hAnsi="Arial"/>
@@ -12140,7 +12140,7 @@
             <w:pPr>
               <w:spacing w:after="20" w:before="0"/>
             </w:pPr>
-            <w:hyperlink w:history="1" r:id="rIdofb0jvftfr86het9xkidy">
+            <w:hyperlink w:history="1" r:id="rIdzkqane133lv-drpmyierw">
               <w:r>
                 <w:rPr>
                   <w:rFonts w:ascii="Arial" w:cs="Arial" w:eastAsia="Arial" w:hAnsi="Arial"/>
@@ -12189,7 +12189,7 @@
               <w:spacing w:after="10" w:before="0"/>
               <w:ind w:left="120"/>
             </w:pPr>
-            <w:hyperlink w:history="1" r:id="rIddohlp_yt_o9xhfe4idfk1">
+            <w:hyperlink w:history="1" r:id="rIdhrc_7xj3valcj_30a126p">
               <w:r>
                 <w:rPr>
                   <w:rFonts w:ascii="Arial" w:cs="Arial" w:eastAsia="Arial" w:hAnsi="Arial"/>
@@ -12234,7 +12234,7 @@
             <w:pPr>
               <w:spacing w:after="20" w:before="0"/>
             </w:pPr>
-            <w:hyperlink w:history="1" r:id="rIdwqffk6iatqm_lmsszapag">
+            <w:hyperlink w:history="1" r:id="rIdnd29mmn1aizh9lcmd43mr">
               <w:r>
                 <w:rPr>
                   <w:rFonts w:ascii="Arial" w:cs="Arial" w:eastAsia="Arial" w:hAnsi="Arial"/>
@@ -12283,7 +12283,7 @@
               <w:spacing w:after="10" w:before="0"/>
               <w:ind w:left="120"/>
             </w:pPr>
-            <w:hyperlink w:history="1" r:id="rIdfyan09mnlwbdqxxhuvphu">
+            <w:hyperlink w:history="1" r:id="rIdx-gsqtegg392jrzw1yf-y">
               <w:r>
                 <w:rPr>
                   <w:rFonts w:ascii="Arial" w:cs="Arial" w:eastAsia="Arial" w:hAnsi="Arial"/>
@@ -12328,7 +12328,7 @@
               </w:rPr>
               <w:t xml:space="preserve">Learners work in pairs to complete </w:t>
             </w:r>
-            <w:del w:id="9081" w:author="Claude (AI) - proposed" w:date="2026-10-15T20:14:04Z">
+            <w:del w:id="9081" w:author="Claude (AI) - proposed" w:date="2026-10-18T00:27:32Z">
               <w:r>
                 <w:rPr>
                   <w:rFonts w:ascii="Arial" w:cs="Arial" w:eastAsia="Arial" w:hAnsi="Arial"/>
@@ -12343,7 +12343,7 @@
                 <w:delText xml:space="preserve">three</w:delText>
               </w:r>
             </w:del>
-            <w:ins w:id="9082" w:author="Claude (AI) - proposed" w:date="2026-10-15T20:14:04Z">
+            <w:ins w:id="9082" w:author="Claude (AI) - proposed" w:date="2026-10-18T00:27:32Z">
               <w:r>
                 <w:rPr>
                   <w:rFonts w:ascii="Arial" w:cs="Arial" w:eastAsia="Arial" w:hAnsi="Arial"/>
@@ -12371,7 +12371,7 @@
               </w:rPr>
               <w:t xml:space="preserve"> targeted practice constructions on plain paper, each with a different centre position</w:t>
             </w:r>
-            <w:ins w:id="9083" w:author="Claude (AI) - proposed" w:date="2026-10-15T20:14:04Z">
+            <w:ins w:id="9083" w:author="Claude (AI) - proposed" w:date="2026-10-18T00:27:32Z">
               <w:r>
                 <w:rPr>
                   <w:rFonts w:ascii="Arial" w:cs="Arial" w:eastAsia="Arial" w:hAnsi="Arial"/>
@@ -12399,7 +12399,7 @@
               </w:rPr>
               <w:t xml:space="preserve">: Example A — equilateral triangle, centre outside</w:t>
             </w:r>
-            <w:ins w:id="9084" w:author="Claude (AI) - proposed" w:date="2026-10-15T20:14:04Z">
+            <w:ins w:id="9084" w:author="Claude (AI) - proposed" w:date="2026-10-18T00:27:32Z">
               <w:r>
                 <w:rPr>
                   <w:rFonts w:ascii="Arial" w:cs="Arial" w:eastAsia="Arial" w:hAnsi="Arial"/>
@@ -12427,7 +12427,7 @@
               </w:rPr>
               <w:t xml:space="preserve"> (like the satellite dish rotating on the rooftop of a building on University Way, Nairobi); Example B — rectangle, centre </w:t>
             </w:r>
-            <w:del w:id="9085" w:author="Claude (AI) - proposed" w:date="2026-10-15T20:14:04Z">
+            <w:del w:id="9085" w:author="Claude (AI) - proposed" w:date="2026-10-18T00:27:32Z">
               <w:r>
                 <w:rPr>
                   <w:rFonts w:ascii="Arial" w:cs="Arial" w:eastAsia="Arial" w:hAnsi="Arial"/>
@@ -12442,7 +12442,7 @@
                 <w:delText xml:space="preserve">on one side</w:delText>
               </w:r>
             </w:del>
-            <w:ins w:id="9086" w:author="Claude (AI) - proposed" w:date="2026-10-15T20:14:04Z">
+            <w:ins w:id="9086" w:author="Claude (AI) - proposed" w:date="2026-10-18T00:27:32Z">
               <w:r>
                 <w:rPr>
                   <w:rFonts w:ascii="Arial" w:cs="Arial" w:eastAsia="Arial" w:hAnsi="Arial"/>
@@ -12470,7 +12470,7 @@
               </w:rPr>
               <w:t xml:space="preserve"> of the shape</w:t>
             </w:r>
-            <w:ins w:id="9087" w:author="Claude (AI) - proposed" w:date="2026-10-15T20:14:04Z">
+            <w:ins w:id="9087" w:author="Claude (AI) - proposed" w:date="2026-10-18T00:27:32Z">
               <w:r>
                 <w:rPr>
                   <w:rFonts w:ascii="Arial" w:cs="Arial" w:eastAsia="Arial" w:hAnsi="Arial"/>
@@ -12498,7 +12498,7 @@
               </w:rPr>
               <w:t xml:space="preserve"> (like a door rotating on its hinges at the school entrance)</w:t>
             </w:r>
-            <w:del w:id="9088" w:author="Claude (AI) - proposed" w:date="2026-10-15T20:14:04Z">
+            <w:del w:id="9088" w:author="Claude (AI) - proposed" w:date="2026-10-18T00:27:32Z">
               <w:r>
                 <w:rPr>
                   <w:rFonts w:ascii="Arial" w:cs="Arial" w:eastAsia="Arial" w:hAnsi="Arial"/>
@@ -12513,7 +12513,7 @@
                 <w:delText xml:space="preserve">; Example C — irregular quadrilateral, centre inside the shape (like the rotating blades of a maize-grinding posho mill in Kericho). For each, they rotate through 90°, 180°, or 270° as specified</w:delText>
               </w:r>
             </w:del>
-            <w:ins w:id="9089" w:author="Claude (AI) - proposed" w:date="2026-10-15T20:14:04Z">
+            <w:ins w:id="9089" w:author="Claude (AI) - proposed" w:date="2026-10-18T00:27:32Z">
               <w:r>
                 <w:rPr>
                   <w:rFonts w:ascii="Arial" w:cs="Arial" w:eastAsia="Arial" w:hAnsi="Arial"/>
@@ -12574,7 +12574,7 @@
               </w:rPr>
               <w:t xml:space="preserve">Distribute the </w:t>
             </w:r>
-            <w:del w:id="9090" w:author="Claude (AI) - proposed" w:date="2026-10-15T20:14:04Z">
+            <w:del w:id="9090" w:author="Claude (AI) - proposed" w:date="2026-10-18T00:27:32Z">
               <w:r>
                 <w:rPr>
                   <w:rFonts w:ascii="Arial" w:cs="Arial" w:eastAsia="Arial" w:hAnsi="Arial"/>
@@ -12589,7 +12589,7 @@
                 <w:delText xml:space="preserve">three</w:delText>
               </w:r>
             </w:del>
-            <w:ins w:id="9091" w:author="Claude (AI) - proposed" w:date="2026-10-15T20:14:04Z">
+            <w:ins w:id="9091" w:author="Claude (AI) - proposed" w:date="2026-10-18T00:27:32Z">
               <w:r>
                 <w:rPr>
                   <w:rFonts w:ascii="Arial" w:cs="Arial" w:eastAsia="Arial" w:hAnsi="Arial"/>
@@ -12657,7 +12657,7 @@
               </w:rPr>
               <w:t xml:space="preserve">After </w:t>
             </w:r>
-            <w:del w:id="9092" w:author="Claude (AI) - proposed" w:date="2026-10-15T20:14:04Z">
+            <w:del w:id="9092" w:author="Claude (AI) - proposed" w:date="2026-10-18T00:27:32Z">
               <w:r>
                 <w:rPr>
                   <w:rFonts w:ascii="Arial" w:cs="Arial" w:eastAsia="Arial" w:hAnsi="Arial"/>
@@ -12672,7 +12672,7 @@
                 <w:delText xml:space="preserve">8</w:delText>
               </w:r>
             </w:del>
-            <w:ins w:id="9093" w:author="Claude (AI) - proposed" w:date="2026-10-15T20:14:04Z">
+            <w:ins w:id="9093" w:author="Claude (AI) - proposed" w:date="2026-10-18T00:27:32Z">
               <w:r>
                 <w:rPr>
                   <w:rFonts w:ascii="Arial" w:cs="Arial" w:eastAsia="Arial" w:hAnsi="Arial"/>
@@ -12700,7 +12700,7 @@
               </w:rPr>
               <w:t xml:space="preserve"> minutes of pair work, stop the class. Cold-call 3 pairs — one per centre position: 'Zawadi and Mwenda — you had the centre outside. Hold up your construction. Class, does the image size match the object? How do you know?' Wait 12 seconds. 'Aisha and Silas — centre on the boundary. What happened to the vertex that was right on the centre?' (Expected: it did not move — it is invariant.) Wait 10 seconds. 'Baraka and Njeri — </w:t>
             </w:r>
-            <w:del w:id="9094" w:author="Claude (AI) - proposed" w:date="2026-10-15T20:14:04Z">
+            <w:del w:id="9094" w:author="Claude (AI) - proposed" w:date="2026-10-18T00:27:32Z">
               <w:r>
                 <w:rPr>
                   <w:rFonts w:ascii="Arial" w:cs="Arial" w:eastAsia="Arial" w:hAnsi="Arial"/>
@@ -12715,7 +12715,7 @@
                 <w:delText xml:space="preserve">centre</w:delText>
               </w:r>
             </w:del>
-            <w:ins w:id="9095" w:author="Claude (AI) - proposed" w:date="2026-10-15T20:14:04Z">
+            <w:ins w:id="9095" w:author="Claude (AI) - proposed" w:date="2026-10-18T00:27:32Z">
               <w:r>
                 <w:rPr>
                   <w:rFonts w:ascii="Arial" w:cs="Arial" w:eastAsia="Arial" w:hAnsi="Arial"/>
@@ -12823,7 +12823,7 @@
               </w:rPr>
               <w:t xml:space="preserve">Connect explicitly to the phenomenon: 'Every single step of our construction — the compass arc, the protractor angle, the fixed pin — is exactly what the clock at the University of Nairobi does every minute. The compass pin is the clock's centre. The arc is the path of any point on the hand. The angle is the minute hand's sweep. We have just described the clock's mathematics precisely enough to reproduce it on paper.</w:t>
             </w:r>
-            <w:ins w:id="9096" w:author="Claude (AI) - proposed" w:date="2026-10-15T20:14:04Z">
+            <w:ins w:id="9096" w:author="Claude (AI) - proposed" w:date="2026-10-18T00:27:32Z">
               <w:r>
                 <w:rPr>
                   <w:rFonts w:ascii="Arial" w:cs="Arial" w:eastAsia="Arial" w:hAnsi="Arial"/>
@@ -12917,7 +12917,7 @@
               </w:rPr>
               <w:t xml:space="preserve">Collect the three constructions at the end of the pair activity. Check: (1) for Example B (centre on boundary), the vertex sitting on the centre must be unmoved in the image — this is a direct application of the invariant centre property; (2) for Example </w:t>
             </w:r>
-            <w:del w:id="9097" w:author="Claude (AI) - proposed" w:date="2026-10-15T20:14:04Z">
+            <w:del w:id="9097" w:author="Claude (AI) - proposed" w:date="2026-10-18T00:27:32Z">
               <w:r>
                 <w:rPr>
                   <w:rFonts w:ascii="Arial" w:cs="Arial" w:eastAsia="Arial" w:hAnsi="Arial"/>
@@ -12932,7 +12932,7 @@
                 <w:delText xml:space="preserve">C</w:delText>
               </w:r>
             </w:del>
-            <w:ins w:id="9098" w:author="Claude (AI) - proposed" w:date="2026-10-15T20:14:04Z">
+            <w:ins w:id="9098" w:author="Claude (AI) - proposed" w:date="2026-10-18T00:27:32Z">
               <w:r>
                 <w:rPr>
                   <w:rFonts w:ascii="Arial" w:cs="Arial" w:eastAsia="Arial" w:hAnsi="Arial"/>
@@ -12960,7 +12960,7 @@
               </w:rPr>
               <w:t xml:space="preserve"> (270°</w:t>
             </w:r>
-            <w:ins w:id="9099" w:author="Claude (AI) - proposed" w:date="2026-10-15T20:14:04Z">
+            <w:ins w:id="9099" w:author="Claude (AI) - proposed" w:date="2026-10-18T00:27:32Z">
               <w:r>
                 <w:rPr>
                   <w:rFonts w:ascii="Arial" w:cs="Arial" w:eastAsia="Arial" w:hAnsi="Arial"/>
@@ -13044,7 +13044,7 @@
             <w:pPr>
               <w:spacing w:after="20" w:before="0"/>
             </w:pPr>
-            <w:hyperlink w:history="1" r:id="rIdskm6t1tlru24vfjzb_ndv">
+            <w:hyperlink w:history="1" r:id="rIduo6mb-_bp0_yruohbxkuw">
               <w:r>
                 <w:rPr>
                   <w:rFonts w:ascii="Arial" w:cs="Arial" w:eastAsia="Arial" w:hAnsi="Arial"/>
@@ -13093,7 +13093,7 @@
               <w:spacing w:after="10" w:before="0"/>
               <w:ind w:left="120"/>
             </w:pPr>
-            <w:hyperlink w:history="1" r:id="rIdojdmunazx5td3eqli-h5u">
+            <w:hyperlink w:history="1" r:id="rIdwkdrqjttd2gxgtdbumbjm">
               <w:r>
                 <w:rPr>
                   <w:rFonts w:ascii="Arial" w:cs="Arial" w:eastAsia="Arial" w:hAnsi="Arial"/>
@@ -13138,7 +13138,7 @@
             <w:pPr>
               <w:spacing w:after="20" w:before="0"/>
             </w:pPr>
-            <w:hyperlink w:history="1" r:id="rIde3jm5i4_9o3ctfqwgxyye">
+            <w:hyperlink w:history="1" r:id="rId6nbweetndekg0yt8k4iac">
               <w:r>
                 <w:rPr>
                   <w:rFonts w:ascii="Arial" w:cs="Arial" w:eastAsia="Arial" w:hAnsi="Arial"/>
@@ -13187,7 +13187,7 @@
               <w:spacing w:after="10" w:before="0"/>
               <w:ind w:left="120"/>
             </w:pPr>
-            <w:hyperlink w:history="1" r:id="rIdrp3ncnd3jmzh63ytjuara">
+            <w:hyperlink w:history="1" r:id="rIdu3x1wfyopx4futr3x7qdo">
               <w:r>
                 <w:rPr>
                   <w:rFonts w:ascii="Arial" w:cs="Arial" w:eastAsia="Arial" w:hAnsi="Arial"/>
@@ -13467,7 +13467,7 @@
             <w:pPr>
               <w:spacing w:after="20" w:before="0"/>
             </w:pPr>
-            <w:hyperlink w:history="1" r:id="rIdsgqaazevfjdwsa3naxgkh">
+            <w:hyperlink w:history="1" r:id="rIdwdlpywavsaydgx4gjtxi1">
               <w:r>
                 <w:rPr>
                   <w:rFonts w:ascii="Arial" w:cs="Arial" w:eastAsia="Arial" w:hAnsi="Arial"/>
@@ -13516,7 +13516,7 @@
               <w:spacing w:after="10" w:before="0"/>
               <w:ind w:left="120"/>
             </w:pPr>
-            <w:hyperlink w:history="1" r:id="rIdsdfteuqf4filnjlq8rp9e">
+            <w:hyperlink w:history="1" r:id="rIdgwua7g_nrwdxa4fk0jmv9">
               <w:r>
                 <w:rPr>
                   <w:rFonts w:ascii="Arial" w:cs="Arial" w:eastAsia="Arial" w:hAnsi="Arial"/>
@@ -13561,7 +13561,7 @@
             <w:pPr>
               <w:spacing w:after="20" w:before="0"/>
             </w:pPr>
-            <w:hyperlink w:history="1" r:id="rIdbxak52gj0e7nnj730mm8f">
+            <w:hyperlink w:history="1" r:id="rIdxtz85jebbrmj6zyznfkrs">
               <w:r>
                 <w:rPr>
                   <w:rFonts w:ascii="Arial" w:cs="Arial" w:eastAsia="Arial" w:hAnsi="Arial"/>
@@ -13610,7 +13610,7 @@
               <w:spacing w:after="10" w:before="0"/>
               <w:ind w:left="120"/>
             </w:pPr>
-            <w:hyperlink w:history="1" r:id="rIdl78jepyjbvvtx8vhlh-3f">
+            <w:hyperlink w:history="1" r:id="rIdltnuq0-9hqndqq7asyacn">
               <w:r>
                 <w:rPr>
                   <w:rFonts w:ascii="Arial" w:cs="Arial" w:eastAsia="Arial" w:hAnsi="Arial"/>
@@ -13655,7 +13655,7 @@
               </w:rPr>
               <w:t xml:space="preserve">Each learner retrieves their cumulative rotation model — the annotated diagram of the University of Nairobi clock face that has been built across Lessons 1 and 2. They now add a new layer: using a compass and protractor directly on their model diagram, they construct the exact position of the clock's minute hand at 12:15 (90° clockwise from 12:00) and</w:t>
             </w:r>
-            <w:ins w:id="9100" w:author="Claude (AI) - proposed" w:date="2026-10-15T20:14:04Z">
+            <w:ins w:id="9100" w:author="Claude (AI) - proposed" w:date="2026-10-18T00:27:32Z">
               <w:r>
                 <w:rPr>
                   <w:rFonts w:ascii="Arial" w:cs="Arial" w:eastAsia="Arial" w:hAnsi="Arial"/>
@@ -13716,7 +13716,7 @@
               </w:rPr>
               <w:t xml:space="preserve">Say: 'Take out your clock model from Lessons 1 and 2. You have drawn the clock and labelled its properties. Now you are going to use today's construction skill directly on that model.' Distribute compasses and protractors. Allow </w:t>
             </w:r>
-            <w:del w:id="9101" w:author="Claude (AI) - proposed" w:date="2026-10-15T20:14:04Z">
+            <w:del w:id="9101" w:author="Claude (AI) - proposed" w:date="2026-10-18T00:27:32Z">
               <w:r>
                 <w:rPr>
                   <w:rFonts w:ascii="Arial" w:cs="Arial" w:eastAsia="Arial" w:hAnsi="Arial"/>
@@ -13731,7 +13731,7 @@
                 <w:delText xml:space="preserve">5 minutes for individual construction on the model</w:delText>
               </w:r>
             </w:del>
-            <w:ins w:id="9102" w:author="Claude (AI) - proposed" w:date="2026-10-15T20:14:04Z">
+            <w:ins w:id="9102" w:author="Claude (AI) - proposed" w:date="2026-10-18T00:27:32Z">
               <w:r>
                 <w:rPr>
                   <w:rFonts w:ascii="Arial" w:cs="Arial" w:eastAsia="Arial" w:hAnsi="Arial"/>
@@ -13905,7 +13905,7 @@
               </w:rPr>
               <w:t xml:space="preserve">Collect model diagrams at the end of the lesson. Assess three things: (1) the constructed hand </w:t>
             </w:r>
-            <w:del w:id="9103" w:author="Claude (AI) - proposed" w:date="2026-10-15T20:14:04Z">
+            <w:del w:id="9103" w:author="Claude (AI) - proposed" w:date="2026-10-18T00:27:32Z">
               <w:r>
                 <w:rPr>
                   <w:rFonts w:ascii="Arial" w:cs="Arial" w:eastAsia="Arial" w:hAnsi="Arial"/>
@@ -13920,7 +13920,7 @@
                 <w:delText xml:space="preserve">positions</w:delText>
               </w:r>
             </w:del>
-            <w:ins w:id="9104" w:author="Claude (AI) - proposed" w:date="2026-10-15T20:14:04Z">
+            <w:ins w:id="9104" w:author="Claude (AI) - proposed" w:date="2026-10-18T00:27:32Z">
               <w:r>
                 <w:rPr>
                   <w:rFonts w:ascii="Arial" w:cs="Arial" w:eastAsia="Arial" w:hAnsi="Arial"/>
@@ -13948,7 +13948,7 @@
               </w:rPr>
               <w:t xml:space="preserve"> at 12:15 </w:t>
             </w:r>
-            <w:ins w:id="9105" w:author="Claude (AI) - proposed" w:date="2026-10-15T20:14:04Z">
+            <w:ins w:id="9105" w:author="Claude (AI) - proposed" w:date="2026-10-18T00:27:32Z">
               <w:r>
                 <w:rPr>
                   <w:rFonts w:ascii="Arial" w:cs="Arial" w:eastAsia="Arial" w:hAnsi="Arial"/>
@@ -13976,7 +13976,7 @@
               </w:rPr>
               <w:t xml:space="preserve">and 12:45 </w:t>
             </w:r>
-            <w:del w:id="9106" w:author="Claude (AI) - proposed" w:date="2026-10-15T20:14:04Z">
+            <w:del w:id="9106" w:author="Claude (AI) - proposed" w:date="2026-10-18T00:27:32Z">
               <w:r>
                 <w:rPr>
                   <w:rFonts w:ascii="Arial" w:cs="Arial" w:eastAsia="Arial" w:hAnsi="Arial"/>
@@ -13991,7 +13991,7 @@
                 <w:delText xml:space="preserve">are</w:delText>
               </w:r>
             </w:del>
-            <w:ins w:id="9107" w:author="Claude (AI) - proposed" w:date="2026-10-15T20:14:04Z">
+            <w:ins w:id="9107" w:author="Claude (AI) - proposed" w:date="2026-10-18T00:27:32Z">
               <w:r>
                 <w:rPr>
                   <w:rFonts w:ascii="Arial" w:cs="Arial" w:eastAsia="Arial" w:hAnsi="Arial"/>
@@ -14400,7 +14400,7 @@
         </w:rPr>
         <w:t xml:space="preserve">© 2026 SeaVuria and ARES. Aligned with KICD objectives. Developed by SeaVuria; technical implementation by ARES (with AI assistance from Claude). Licensed under </w:t>
       </w:r>
-      <w:hyperlink w:history="1" r:id="rIdd66tgkwfo-d33gkigenbh">
+      <w:hyperlink w:history="1" r:id="rIdztxpzolqvzptqk87xzwkg">
         <w:r>
           <w:rPr>
             <w:rFonts w:ascii="Arial" w:cs="Arial" w:eastAsia="Arial" w:hAnsi="Arial"/>
@@ -14421,7 +14421,7 @@
         </w:rPr>
         <w:t xml:space="preserve"> (</w:t>
       </w:r>
-      <w:hyperlink w:history="1" r:id="rIdb9p2r_2sek8jnzg5ufb8r">
+      <w:hyperlink w:history="1" r:id="rIdwi9heqsslmywfmqmoryvr">
         <w:r>
           <w:rPr>
             <w:rFonts w:ascii="Arial" w:cs="Arial" w:eastAsia="Arial" w:hAnsi="Arial"/>
@@ -15313,7 +15313,7 @@
               </w:rPr>
               <w:t xml:space="preserve">Lesson 4 marks the pivotal transition from geometric construction to algebraic rule in the rotation storyline. Having spent Lesson 3 using a compass and protractor to rotate triangles and quadrilaterals on plain paper, learners now bring those same shapes onto a coordinate grid. The move to the Cartesian plane is deliberately motivated by a concrete problem: if a marked spot on a football rolling along the Kasarani Stadium pitch starts at a known grid position, can we calculate — without drawing anything — exactly where that spot will be after the ball rotates 90° or 180°? This question gives the lesson its purpose and keeps it tethered to the anchoring phenomenon of the University of Nairobi clock tower, whose minute-hand tip traces a perfect arc whose endpoints can equally be described as coordinate pairs.\n\nThe lesson is structured around a guided pattern-spotting investigation. Working in pairs</w:t>
             </w:r>
-            <w:ins w:id="9108" w:author="Claude (AI) - proposed" w:date="2026-10-15T20:14:04Z">
+            <w:ins w:id="9108" w:author="Claude (AI) - proposed" w:date="2026-10-18T00:27:32Z">
               <w:r>
                 <w:rPr>
                   <w:rFonts w:ascii="Arial" w:cs="Arial" w:eastAsia="Arial" w:hAnsi="Arial"/>
@@ -15341,7 +15341,7 @@
               </w:rPr>
               <w:t xml:space="preserve">, learners rotate a simple triangle about the origin through 90° anticlockwise, 90° clockwise, and 180°, each time recording the before-and-after coordinates of every vertex in a table. The teacher then leads a whole-class comparison of the tables, prompting learners to articulate what operation was performed on x and on y in each case. From this inductive process the four key rules emerge as learner-generated discoveries rather than teacher-delivered facts, making them far more memorable. The rules are then tested against a rotation about a non-origin centre — a point representing the axle of the Kasarani football — using the translate-apply-translate-back strategy.\n\nThroughout the lesson the teacher uses deliberate wait time (</w:t>
             </w:r>
-            <w:del w:id="9109" w:author="Claude (AI) - proposed" w:date="2026-10-15T20:14:04Z">
+            <w:del w:id="9109" w:author="Claude (AI) - proposed" w:date="2026-10-18T00:27:32Z">
               <w:r>
                 <w:rPr>
                   <w:rFonts w:ascii="Arial" w:cs="Arial" w:eastAsia="Arial" w:hAnsi="Arial"/>
@@ -15356,7 +15356,7 @@
                 <w:delText xml:space="preserve">minimum </w:delText>
               </w:r>
             </w:del>
-            <w:ins w:id="9110" w:author="Claude (AI) - proposed" w:date="2026-10-15T20:14:04Z">
+            <w:ins w:id="9110" w:author="Claude (AI) - proposed" w:date="2026-10-18T00:27:32Z">
               <w:r>
                 <w:rPr>
                   <w:rFonts w:ascii="Arial" w:cs="Arial" w:eastAsia="Arial" w:hAnsi="Arial"/>
@@ -15384,7 +15384,7 @@
               </w:rPr>
               <w:t xml:space="preserve">15 seconds after each higher-order question), cold-calls </w:t>
             </w:r>
-            <w:del w:id="9111" w:author="Claude (AI) - proposed" w:date="2026-10-15T20:14:04Z">
+            <w:del w:id="9111" w:author="Claude (AI) - proposed" w:date="2026-10-18T00:27:32Z">
               <w:r>
                 <w:rPr>
                   <w:rFonts w:ascii="Arial" w:cs="Arial" w:eastAsia="Arial" w:hAnsi="Arial"/>
@@ -15399,7 +15399,7 @@
                 <w:delText xml:space="preserve">at least</w:delText>
               </w:r>
             </w:del>
-            <w:ins w:id="9112" w:author="Claude (AI) - proposed" w:date="2026-10-15T20:14:04Z">
+            <w:ins w:id="9112" w:author="Claude (AI) - proposed" w:date="2026-10-18T00:27:32Z">
               <w:r>
                 <w:rPr>
                   <w:rFonts w:ascii="Arial" w:cs="Arial" w:eastAsia="Arial" w:hAnsi="Arial"/>
@@ -15427,7 +15427,7 @@
               </w:rPr>
               <w:t xml:space="preserve"> three different students per phase, and circulates to check coordinate tables before the class discussion</w:t>
             </w:r>
-            <w:ins w:id="9113" w:author="Claude (AI) - proposed" w:date="2026-10-15T20:14:04Z">
+            <w:ins w:id="9113" w:author="Claude (AI) - proposed" w:date="2026-10-18T00:27:32Z">
               <w:r>
                 <w:rPr>
                   <w:rFonts w:ascii="Arial" w:cs="Arial" w:eastAsia="Arial" w:hAnsi="Arial"/>
@@ -15743,7 +15743,7 @@
             <w:pPr>
               <w:spacing w:after="20" w:before="0"/>
             </w:pPr>
-            <w:hyperlink w:history="1" r:id="rId3xaesyiytkf_tbwaus6qj">
+            <w:hyperlink w:history="1" r:id="rIdzkquc8eropz2j7anopc5v">
               <w:r>
                 <w:rPr>
                   <w:rFonts w:ascii="Arial" w:cs="Arial" w:eastAsia="Arial" w:hAnsi="Arial"/>
@@ -15792,7 +15792,7 @@
               <w:spacing w:after="10" w:before="0"/>
               <w:ind w:left="120"/>
             </w:pPr>
-            <w:hyperlink w:history="1" r:id="rIdias9ptc-hvcvu0je9xy3_">
+            <w:hyperlink w:history="1" r:id="rIdduxrdbs2dnpq-cmvo2iwv">
               <w:r>
                 <w:rPr>
                   <w:rFonts w:ascii="Arial" w:cs="Arial" w:eastAsia="Arial" w:hAnsi="Arial"/>
@@ -15837,7 +15837,7 @@
             <w:pPr>
               <w:spacing w:after="20" w:before="0"/>
             </w:pPr>
-            <w:hyperlink w:history="1" r:id="rId08xz7ooykl9mbnnpe9isc">
+            <w:hyperlink w:history="1" r:id="rIds4xzvizto91hdalmehgba">
               <w:r>
                 <w:rPr>
                   <w:rFonts w:ascii="Arial" w:cs="Arial" w:eastAsia="Arial" w:hAnsi="Arial"/>
@@ -15870,7 +15870,7 @@
               <w:spacing w:after="10" w:before="0"/>
               <w:ind w:left="120"/>
             </w:pPr>
-            <w:hyperlink w:history="1" r:id="rIdgw219mjsoslqiuq4wk9bj">
+            <w:hyperlink w:history="1" r:id="rIdlgp6gy7djiv3jfgr0_try">
               <w:r>
                 <w:rPr>
                   <w:rFonts w:ascii="Arial" w:cs="Arial" w:eastAsia="Arial" w:hAnsi="Arial"/>
@@ -16070,7 +16070,7 @@
             <w:pPr>
               <w:spacing w:after="20" w:before="0"/>
             </w:pPr>
-            <w:hyperlink w:history="1" r:id="rIdiksgjiaqdxk9ldqd47cgm">
+            <w:hyperlink w:history="1" r:id="rIdcglveobnbejxrly9am4bt">
               <w:r>
                 <w:rPr>
                   <w:rFonts w:ascii="Arial" w:cs="Arial" w:eastAsia="Arial" w:hAnsi="Arial"/>
@@ -16119,7 +16119,7 @@
               <w:spacing w:after="10" w:before="0"/>
               <w:ind w:left="120"/>
             </w:pPr>
-            <w:hyperlink w:history="1" r:id="rIdc7wjzfv3apkwjgo3lq5ar">
+            <w:hyperlink w:history="1" r:id="rIddechlvfxg538weflptaxi">
               <w:r>
                 <w:rPr>
                   <w:rFonts w:ascii="Arial" w:cs="Arial" w:eastAsia="Arial" w:hAnsi="Arial"/>
@@ -16164,7 +16164,7 @@
             <w:pPr>
               <w:spacing w:after="20" w:before="0"/>
             </w:pPr>
-            <w:hyperlink w:history="1" r:id="rIdvupzldem37weegzu-a_7x">
+            <w:hyperlink w:history="1" r:id="rId3egqqc8qyr8co_kafzgxw">
               <w:r>
                 <w:rPr>
                   <w:rFonts w:ascii="Arial" w:cs="Arial" w:eastAsia="Arial" w:hAnsi="Arial"/>
@@ -16197,7 +16197,7 @@
               <w:spacing w:after="10" w:before="0"/>
               <w:ind w:left="120"/>
             </w:pPr>
-            <w:hyperlink w:history="1" r:id="rIdu3lltc0_9vqgcamjbiol3">
+            <w:hyperlink w:history="1" r:id="rId-x6rwjwrybottxafa_0-e">
               <w:r>
                 <w:rPr>
                   <w:rFonts w:ascii="Arial" w:cs="Arial" w:eastAsia="Arial" w:hAnsi="Arial"/>
@@ -16242,7 +16242,7 @@
               </w:rPr>
               <w:t xml:space="preserve">Learners work in pairs using their geometrical sets. </w:t>
             </w:r>
-            <w:del w:id="9114" w:author="Claude (AI) - proposed" w:date="2026-10-15T20:14:04Z">
+            <w:del w:id="9114" w:author="Claude (AI) - proposed" w:date="2026-10-18T00:27:32Z">
               <w:r>
                 <w:rPr>
                   <w:rFonts w:ascii="Arial" w:cs="Arial" w:eastAsia="Arial" w:hAnsi="Arial"/>
@@ -16257,7 +16257,7 @@
                 <w:delText xml:space="preserve">They rotate triangle ABC about the origin through</w:delText>
               </w:r>
             </w:del>
-            <w:ins w:id="9115" w:author="Claude (AI) - proposed" w:date="2026-10-15T20:14:04Z">
+            <w:ins w:id="9115" w:author="Claude (AI) - proposed" w:date="2026-10-18T00:27:32Z">
               <w:r>
                 <w:rPr>
                   <w:rFonts w:ascii="Arial" w:cs="Arial" w:eastAsia="Arial" w:hAnsi="Arial"/>
@@ -16285,7 +16285,7 @@
               </w:rPr>
               <w:t xml:space="preserve"> (a) 90° anticlockwise, (b) 90° clockwise</w:t>
             </w:r>
-            <w:del w:id="9116" w:author="Claude (AI) - proposed" w:date="2026-10-15T20:14:04Z">
+            <w:del w:id="9116" w:author="Claude (AI) - proposed" w:date="2026-10-18T00:27:32Z">
               <w:r>
                 <w:rPr>
                   <w:rFonts w:ascii="Arial" w:cs="Arial" w:eastAsia="Arial" w:hAnsi="Arial"/>
@@ -16300,7 +16300,7 @@
                 <w:delText xml:space="preserve">, and</w:delText>
               </w:r>
             </w:del>
-            <w:ins w:id="9117" w:author="Claude (AI) - proposed" w:date="2026-10-15T20:14:04Z">
+            <w:ins w:id="9117" w:author="Claude (AI) - proposed" w:date="2026-10-18T00:27:32Z">
               <w:r>
                 <w:rPr>
                   <w:rFonts w:ascii="Arial" w:cs="Arial" w:eastAsia="Arial" w:hAnsi="Arial"/>
@@ -16328,7 +16328,7 @@
               </w:rPr>
               <w:t xml:space="preserve"> (c) 180°</w:t>
             </w:r>
-            <w:del w:id="9118" w:author="Claude (AI) - proposed" w:date="2026-10-15T20:14:04Z">
+            <w:del w:id="9118" w:author="Claude (AI) - proposed" w:date="2026-10-18T00:27:32Z">
               <w:r>
                 <w:rPr>
                   <w:rFonts w:ascii="Arial" w:cs="Arial" w:eastAsia="Arial" w:hAnsi="Arial"/>
@@ -16343,7 +16343,7 @@
                 <w:delText xml:space="preserve">, constructing each</w:delText>
               </w:r>
             </w:del>
-            <w:ins w:id="9119" w:author="Claude (AI) - proposed" w:date="2026-10-15T20:14:04Z">
+            <w:ins w:id="9119" w:author="Claude (AI) - proposed" w:date="2026-10-18T00:27:32Z">
               <w:r>
                 <w:rPr>
                   <w:rFonts w:ascii="Arial" w:cs="Arial" w:eastAsia="Arial" w:hAnsi="Arial"/>
@@ -16371,7 +16371,7 @@
               </w:rPr>
               <w:t xml:space="preserve"> image using the four-step method from Lesson 3</w:t>
             </w:r>
-            <w:ins w:id="9120" w:author="Claude (AI) - proposed" w:date="2026-10-15T20:14:04Z">
+            <w:ins w:id="9120" w:author="Claude (AI) - proposed" w:date="2026-10-18T00:27:32Z">
               <w:r>
                 <w:rPr>
                   <w:rFonts w:ascii="Arial" w:cs="Arial" w:eastAsia="Arial" w:hAnsi="Arial"/>
@@ -16432,7 +16432,7 @@
               </w:rPr>
               <w:t xml:space="preserve">Distribute the pre-drawn table (or instruct learners to draw it). Say: 'Use the exact four-step method we used in Lesson 3 — rays from the centre, compass arc to preserve distance, protractor to measure the angle. I will give you </w:t>
             </w:r>
-            <w:del w:id="9121" w:author="Claude (AI) - proposed" w:date="2026-10-15T20:14:04Z">
+            <w:del w:id="9121" w:author="Claude (AI) - proposed" w:date="2026-10-18T00:27:32Z">
               <w:r>
                 <w:rPr>
                   <w:rFonts w:ascii="Arial" w:cs="Arial" w:eastAsia="Arial" w:hAnsi="Arial"/>
@@ -16447,7 +16447,7 @@
                 <w:delText xml:space="preserve">8 minutes</w:delText>
               </w:r>
             </w:del>
-            <w:ins w:id="9122" w:author="Claude (AI) - proposed" w:date="2026-10-15T20:14:04Z">
+            <w:ins w:id="9122" w:author="Claude (AI) - proposed" w:date="2026-10-18T00:27:32Z">
               <w:r>
                 <w:rPr>
                   <w:rFonts w:ascii="Arial" w:cs="Arial" w:eastAsia="Arial" w:hAnsi="Arial"/>
@@ -16597,7 +16597,7 @@
             <w:pPr>
               <w:spacing w:after="20" w:before="0"/>
             </w:pPr>
-            <w:hyperlink w:history="1" r:id="rIdvfbj6chfetu6w9v7muxpn">
+            <w:hyperlink w:history="1" r:id="rIdbjlk6p8ediafhvug9-ijr">
               <w:r>
                 <w:rPr>
                   <w:rFonts w:ascii="Arial" w:cs="Arial" w:eastAsia="Arial" w:hAnsi="Arial"/>
@@ -16646,7 +16646,7 @@
               <w:spacing w:after="10" w:before="0"/>
               <w:ind w:left="120"/>
             </w:pPr>
-            <w:hyperlink w:history="1" r:id="rIdllpfgczvqkmoejrkrpfzz">
+            <w:hyperlink w:history="1" r:id="rIdtqem89ra38ggdgpr-thij">
               <w:r>
                 <w:rPr>
                   <w:rFonts w:ascii="Arial" w:cs="Arial" w:eastAsia="Arial" w:hAnsi="Arial"/>
@@ -16691,7 +16691,7 @@
             <w:pPr>
               <w:spacing w:after="20" w:before="0"/>
             </w:pPr>
-            <w:hyperlink w:history="1" r:id="rIdvpjyhdibc9w-w-qp2dio9">
+            <w:hyperlink w:history="1" r:id="rId_m89fo6hn_qhug2uzfc-8">
               <w:r>
                 <w:rPr>
                   <w:rFonts w:ascii="Arial" w:cs="Arial" w:eastAsia="Arial" w:hAnsi="Arial"/>
@@ -16724,7 +16724,7 @@
               <w:spacing w:after="10" w:before="0"/>
               <w:ind w:left="120"/>
             </w:pPr>
-            <w:hyperlink w:history="1" r:id="rIdcombhbtqbkfdklodsezf9">
+            <w:hyperlink w:history="1" r:id="rIdse2npbzybtibmjqe574oe">
               <w:r>
                 <w:rPr>
                   <w:rFonts w:ascii="Arial" w:cs="Arial" w:eastAsia="Arial" w:hAnsi="Arial"/>
@@ -16802,7 +16802,7 @@
               </w:rPr>
               <w:t xml:space="preserve">Begin by pointing to the 'Patterns We Noticed' list on the board. Say: 'Let us now be mathematicians and turn these patterns into rules. I will ask three people to suggest the rule for 90° anticlockwise.' Wait 10 seconds. Cold-call three students. After each suggestion, test it publicly: 'Let us check: if we apply this rule to A(1, 1), do we get the image A′ we constructed?' Once the correct rule (x, y) → (−y, x) is confirmed, write it prominently: 90° ACW about origin: (x, y) → (−y, x). Repeat this process for 90° CW — (x, y) → (y, −x) — and for 180° — (x, y) → (−x, −y). After writing all three rules, say: 'Notice that 270° anticlockwise gives the same image as 90° clockwise. Can anyone explain why in one sentence?' Wait 15 seconds. Cold-call 2 students. Then say: 'Now apply your rules. Problem 1 — P(3, −2), rotate 90° anticlockwise. Work it out in your books. No grids. Just the rule. You have 90 seconds.' After 90 seconds cold-call one student to give the answer aloud and explain the substitution step by step. For the Kasarani problem, say: 'The marked spot on the ball is at Q(2, 5). The axle of the ball is the origin. The ball rolls forward, rotating 90° clockwise. Where is the mark now? Then it continues and rotates a further 180°. Where does the mark end up? Two steps — work them out.' </w:t>
             </w:r>
-            <w:ins w:id="9123" w:author="Claude (AI) - proposed" w:date="2026-10-15T20:14:04Z">
+            <w:ins w:id="9123" w:author="Claude (AI) - proposed" w:date="2026-10-18T00:27:32Z">
               <w:r>
                 <w:rPr>
                   <w:rFonts w:ascii="Arial" w:cs="Arial" w:eastAsia="Arial" w:hAnsi="Arial"/>
@@ -16830,7 +16830,7 @@
               </w:rPr>
               <w:t xml:space="preserve">Circulate and check working. For the non-origin centre problem, say: 'Our rules only work when the centre of rotation is the origin. But what if the centre is C(2, 1)? Discuss with your partner for </w:t>
             </w:r>
-            <w:del w:id="9124" w:author="Claude (AI) - proposed" w:date="2026-10-15T20:14:04Z">
+            <w:del w:id="9124" w:author="Claude (AI) - proposed" w:date="2026-10-18T00:27:32Z">
               <w:r>
                 <w:rPr>
                   <w:rFonts w:ascii="Arial" w:cs="Arial" w:eastAsia="Arial" w:hAnsi="Arial"/>
@@ -16845,7 +16845,7 @@
                 <w:delText xml:space="preserve">2 minutes</w:delText>
               </w:r>
             </w:del>
-            <w:ins w:id="9125" w:author="Claude (AI) - proposed" w:date="2026-10-15T20:14:04Z">
+            <w:ins w:id="9125" w:author="Claude (AI) - proposed" w:date="2026-10-18T00:27:32Z">
               <w:r>
                 <w:rPr>
                   <w:rFonts w:ascii="Arial" w:cs="Arial" w:eastAsia="Arial" w:hAnsi="Arial"/>
@@ -16873,7 +16873,7 @@
               </w:rPr>
               <w:t xml:space="preserve">: how could you shift the problem so that C becomes the origin?' After </w:t>
             </w:r>
-            <w:del w:id="9126" w:author="Claude (AI) - proposed" w:date="2026-10-15T20:14:04Z">
+            <w:del w:id="9126" w:author="Claude (AI) - proposed" w:date="2026-10-18T00:27:32Z">
               <w:r>
                 <w:rPr>
                   <w:rFonts w:ascii="Arial" w:cs="Arial" w:eastAsia="Arial" w:hAnsi="Arial"/>
@@ -16888,7 +16888,7 @@
                 <w:delText xml:space="preserve">2 minutes</w:delText>
               </w:r>
             </w:del>
-            <w:ins w:id="9127" w:author="Claude (AI) - proposed" w:date="2026-10-15T20:14:04Z">
+            <w:ins w:id="9127" w:author="Claude (AI) - proposed" w:date="2026-10-18T00:27:32Z">
               <w:r>
                 <w:rPr>
                   <w:rFonts w:ascii="Arial" w:cs="Arial" w:eastAsia="Arial" w:hAnsi="Arial"/>
@@ -17038,7 +17038,7 @@
             <w:pPr>
               <w:spacing w:after="20" w:before="0"/>
             </w:pPr>
-            <w:hyperlink w:history="1" r:id="rIdwcu389sh9br0unr9hcgky">
+            <w:hyperlink w:history="1" r:id="rIdhmiqe-23r1rpegxplzz6l">
               <w:r>
                 <w:rPr>
                   <w:rFonts w:ascii="Arial" w:cs="Arial" w:eastAsia="Arial" w:hAnsi="Arial"/>
@@ -17087,7 +17087,7 @@
               <w:spacing w:after="10" w:before="0"/>
               <w:ind w:left="120"/>
             </w:pPr>
-            <w:hyperlink w:history="1" r:id="rIdh3wtu5xf3nfr_wovsscha">
+            <w:hyperlink w:history="1" r:id="rIdtooqciyg2xfplq50meyaj">
               <w:r>
                 <w:rPr>
                   <w:rFonts w:ascii="Arial" w:cs="Arial" w:eastAsia="Arial" w:hAnsi="Arial"/>
@@ -17132,7 +17132,7 @@
             <w:pPr>
               <w:spacing w:after="20" w:before="0"/>
             </w:pPr>
-            <w:hyperlink w:history="1" r:id="rIdmedwh9ebgadrt6uunerkq">
+            <w:hyperlink w:history="1" r:id="rIdrlf5o-d83_eihljm_s_t2">
               <w:r>
                 <w:rPr>
                   <w:rFonts w:ascii="Arial" w:cs="Arial" w:eastAsia="Arial" w:hAnsi="Arial"/>
@@ -17165,7 +17165,7 @@
               <w:spacing w:after="10" w:before="0"/>
               <w:ind w:left="120"/>
             </w:pPr>
-            <w:hyperlink w:history="1" r:id="rId75fm7gqg-h6sxaialmzbg">
+            <w:hyperlink w:history="1" r:id="rIdehhh0txf6kjgvm_3rke2l">
               <w:r>
                 <w:rPr>
                   <w:rFonts w:ascii="Arial" w:cs="Arial" w:eastAsia="Arial" w:hAnsi="Arial"/>
@@ -17365,7 +17365,7 @@
             <w:pPr>
               <w:spacing w:after="20" w:before="0"/>
             </w:pPr>
-            <w:hyperlink w:history="1" r:id="rIdfhi-n8uacdnadj9yvsz9h">
+            <w:hyperlink w:history="1" r:id="rIdy4p1ik7qt6fgehxon_e3g">
               <w:r>
                 <w:rPr>
                   <w:rFonts w:ascii="Arial" w:cs="Arial" w:eastAsia="Arial" w:hAnsi="Arial"/>
@@ -17414,7 +17414,7 @@
               <w:spacing w:after="10" w:before="0"/>
               <w:ind w:left="120"/>
             </w:pPr>
-            <w:hyperlink w:history="1" r:id="rId4csjyzl2sqz9uv6vl_7pr">
+            <w:hyperlink w:history="1" r:id="rIdc8iknkxeocjcbyv2xtqu8">
               <w:r>
                 <w:rPr>
                   <w:rFonts w:ascii="Arial" w:cs="Arial" w:eastAsia="Arial" w:hAnsi="Arial"/>
@@ -17459,7 +17459,7 @@
             <w:pPr>
               <w:spacing w:after="20" w:before="0"/>
             </w:pPr>
-            <w:hyperlink w:history="1" r:id="rId-vvid_5vqynlxfmcbpizd">
+            <w:hyperlink w:history="1" r:id="rIdooza_7sftujmpd3inimmw">
               <w:r>
                 <w:rPr>
                   <w:rFonts w:ascii="Arial" w:cs="Arial" w:eastAsia="Arial" w:hAnsi="Arial"/>
@@ -17508,7 +17508,7 @@
               <w:spacing w:after="10" w:before="0"/>
               <w:ind w:left="120"/>
             </w:pPr>
-            <w:hyperlink w:history="1" r:id="rIdxmt1hmw-xkpivpl-x8iuf">
+            <w:hyperlink w:history="1" r:id="rIdtqzgt3x1r3ec_bjsgunxp">
               <w:r>
                 <w:rPr>
                   <w:rFonts w:ascii="Arial" w:cs="Arial" w:eastAsia="Arial" w:hAnsi="Arial"/>
@@ -17553,7 +17553,7 @@
               </w:rPr>
               <w:t xml:space="preserve">Each learner opens their cumulative 'Rotation Model' booklet (a folded A4 sheet maintained across all 8 lessons) and adds a new panel for Lesson 4. In the panel they must include: (a) </w:t>
             </w:r>
-            <w:del w:id="9128" w:author="Claude (AI) - proposed" w:date="2026-10-15T20:14:04Z">
+            <w:del w:id="9128" w:author="Claude (AI) - proposed" w:date="2026-10-18T00:27:32Z">
               <w:r>
                 <w:rPr>
                   <w:rFonts w:ascii="Arial" w:cs="Arial" w:eastAsia="Arial" w:hAnsi="Arial"/>
@@ -17568,7 +17568,7 @@
                 <w:delText xml:space="preserve">a labelled</w:delText>
               </w:r>
             </w:del>
-            <w:ins w:id="9129" w:author="Claude (AI) - proposed" w:date="2026-10-15T20:14:04Z">
+            <w:ins w:id="9129" w:author="Claude (AI) - proposed" w:date="2026-10-18T00:27:32Z">
               <w:r>
                 <w:rPr>
                   <w:rFonts w:ascii="Arial" w:cs="Arial" w:eastAsia="Arial" w:hAnsi="Arial"/>
@@ -17596,7 +17596,7 @@
               </w:rPr>
               <w:t xml:space="preserve"> Cartesian grid showing triangle ABC and </w:t>
             </w:r>
-            <w:del w:id="9130" w:author="Claude (AI) - proposed" w:date="2026-10-15T20:14:04Z">
+            <w:del w:id="9130" w:author="Claude (AI) - proposed" w:date="2026-10-18T00:27:32Z">
               <w:r>
                 <w:rPr>
                   <w:rFonts w:ascii="Arial" w:cs="Arial" w:eastAsia="Arial" w:hAnsi="Arial"/>
@@ -17611,7 +17611,7 @@
                 <w:delText xml:space="preserve">all</w:delText>
               </w:r>
             </w:del>
-            <w:ins w:id="9131" w:author="Claude (AI) - proposed" w:date="2026-10-15T20:14:04Z">
+            <w:ins w:id="9131" w:author="Claude (AI) - proposed" w:date="2026-10-18T00:27:32Z">
               <w:r>
                 <w:rPr>
                   <w:rFonts w:ascii="Arial" w:cs="Arial" w:eastAsia="Arial" w:hAnsi="Arial"/>
@@ -17639,7 +17639,7 @@
               </w:rPr>
               <w:t xml:space="preserve"> three rotated images (90° ACW, 90° CW, 180°), </w:t>
             </w:r>
-            <w:del w:id="9132" w:author="Claude (AI) - proposed" w:date="2026-10-15T20:14:04Z">
+            <w:del w:id="9132" w:author="Claude (AI) - proposed" w:date="2026-10-18T00:27:32Z">
               <w:r>
                 <w:rPr>
                   <w:rFonts w:ascii="Arial" w:cs="Arial" w:eastAsia="Arial" w:hAnsi="Arial"/>
@@ -17654,7 +17654,7 @@
                 <w:delText xml:space="preserve">colour-coded</w:delText>
               </w:r>
             </w:del>
-            <w:ins w:id="9133" w:author="Claude (AI) - proposed" w:date="2026-10-15T20:14:04Z">
+            <w:ins w:id="9133" w:author="Claude (AI) - proposed" w:date="2026-10-18T00:27:32Z">
               <w:r>
                 <w:rPr>
                   <w:rFonts w:ascii="Arial" w:cs="Arial" w:eastAsia="Arial" w:hAnsi="Arial"/>
@@ -18162,7 +18162,7 @@
         </w:rPr>
         <w:t xml:space="preserve">© 2026 SeaVuria and ARES. Aligned with KICD objectives. Developed by SeaVuria; technical implementation by ARES (with AI assistance from Claude). Licensed under </w:t>
       </w:r>
-      <w:hyperlink w:history="1" r:id="rIdt3_bokwoludc2nffzm_lw">
+      <w:hyperlink w:history="1" r:id="rIdpx476izbvo95rfzfywnbk">
         <w:r>
           <w:rPr>
             <w:rFonts w:ascii="Arial" w:cs="Arial" w:eastAsia="Arial" w:hAnsi="Arial"/>
@@ -18183,7 +18183,7 @@
         </w:rPr>
         <w:t xml:space="preserve"> (</w:t>
       </w:r>
-      <w:hyperlink w:history="1" r:id="rIddzgdlcojr_n2kgci1uz9p">
+      <w:hyperlink w:history="1" r:id="rIda5cyvll5uwaabu7dqyvla">
         <w:r>
           <w:rPr>
             <w:rFonts w:ascii="Arial" w:cs="Arial" w:eastAsia="Arial" w:hAnsi="Arial"/>
@@ -19223,7 +19223,7 @@
             <w:pPr>
               <w:spacing w:after="20" w:before="0"/>
             </w:pPr>
-            <w:hyperlink w:history="1" r:id="rIdtyph8vs0mguryukt76uab">
+            <w:hyperlink w:history="1" r:id="rIdoou9a8k7vn1knvhbuhe8c">
               <w:r>
                 <w:rPr>
                   <w:rFonts w:ascii="Arial" w:cs="Arial" w:eastAsia="Arial" w:hAnsi="Arial"/>
@@ -19256,7 +19256,7 @@
               <w:spacing w:after="10" w:before="0"/>
               <w:ind w:left="120"/>
             </w:pPr>
-            <w:hyperlink w:history="1" r:id="rIdbb6dflvdpl9jc7-6tj5gc">
+            <w:hyperlink w:history="1" r:id="rIdv9o4qmw4qzomku4pvsape">
               <w:r>
                 <w:rPr>
                   <w:rFonts w:ascii="Arial" w:cs="Arial" w:eastAsia="Arial" w:hAnsi="Arial"/>
@@ -19301,7 +19301,7 @@
             <w:pPr>
               <w:spacing w:after="20" w:before="0"/>
             </w:pPr>
-            <w:hyperlink w:history="1" r:id="rIdpw5ziujltsirorazrcdzm">
+            <w:hyperlink w:history="1" r:id="rIdaz7ahony_1xedtjkgmwuv">
               <w:r>
                 <w:rPr>
                   <w:rFonts w:ascii="Arial" w:cs="Arial" w:eastAsia="Arial" w:hAnsi="Arial"/>
@@ -19334,7 +19334,7 @@
               <w:spacing w:after="10" w:before="0"/>
               <w:ind w:left="120"/>
             </w:pPr>
-            <w:hyperlink w:history="1" r:id="rIdlnw8yd_xzhgjmwszbieww">
+            <w:hyperlink w:history="1" r:id="rIdsi9vua_nlv54rbf-bou40">
               <w:r>
                 <w:rPr>
                   <w:rFonts w:ascii="Arial" w:cs="Arial" w:eastAsia="Arial" w:hAnsi="Arial"/>
@@ -19534,7 +19534,7 @@
             <w:pPr>
               <w:spacing w:after="20" w:before="0"/>
             </w:pPr>
-            <w:hyperlink w:history="1" r:id="rIdik8akg2burhvmm2sdn1xs">
+            <w:hyperlink w:history="1" r:id="rIdzsgpkdfspyclihoggi09b">
               <w:r>
                 <w:rPr>
                   <w:rFonts w:ascii="Arial" w:cs="Arial" w:eastAsia="Arial" w:hAnsi="Arial"/>
@@ -19567,7 +19567,7 @@
               <w:spacing w:after="10" w:before="0"/>
               <w:ind w:left="120"/>
             </w:pPr>
-            <w:hyperlink w:history="1" r:id="rIdafa3um2ursu6oqqz3ltgs">
+            <w:hyperlink w:history="1" r:id="rIdzo1lyrydiblzdsw2uasf1">
               <w:r>
                 <w:rPr>
                   <w:rFonts w:ascii="Arial" w:cs="Arial" w:eastAsia="Arial" w:hAnsi="Arial"/>
@@ -19612,7 +19612,7 @@
             <w:pPr>
               <w:spacing w:after="20" w:before="0"/>
             </w:pPr>
-            <w:hyperlink w:history="1" r:id="rId-0igttsuicq3v0jbiwi5v">
+            <w:hyperlink w:history="1" r:id="rIdne9u7o7r319se1ru_mpug">
               <w:r>
                 <w:rPr>
                   <w:rFonts w:ascii="Arial" w:cs="Arial" w:eastAsia="Arial" w:hAnsi="Arial"/>
@@ -19645,7 +19645,7 @@
               <w:spacing w:after="10" w:before="0"/>
               <w:ind w:left="120"/>
             </w:pPr>
-            <w:hyperlink w:history="1" r:id="rIdjvdxkqcpi7j-bnw24pd9k">
+            <w:hyperlink w:history="1" r:id="rIdueeeu8mq-be5c-kpfkvcy">
               <w:r>
                 <w:rPr>
                   <w:rFonts w:ascii="Arial" w:cs="Arial" w:eastAsia="Arial" w:hAnsi="Arial"/>
@@ -19723,7 +19723,7 @@
               </w:rPr>
               <w:t xml:space="preserve">Distribute materials as groups settle.</w:t>
             </w:r>
-            <w:ins w:id="9134" w:author="Claude (AI) - proposed" w:date="2026-10-15T20:14:04Z">
+            <w:ins w:id="9134" w:author="Claude (AI) - proposed" w:date="2026-10-18T00:27:32Z">
               <w:r>
                 <w:rPr>
                   <w:rFonts w:ascii="Arial" w:cs="Arial" w:eastAsia="Arial" w:hAnsi="Arial"/>
@@ -19873,7 +19873,7 @@
             <w:pPr>
               <w:spacing w:after="20" w:before="0"/>
             </w:pPr>
-            <w:hyperlink w:history="1" r:id="rId4ti8jtncwovkltivxuyc4">
+            <w:hyperlink w:history="1" r:id="rIdnqvvscdvme9lvmgivkxgw">
               <w:r>
                 <w:rPr>
                   <w:rFonts w:ascii="Arial" w:cs="Arial" w:eastAsia="Arial" w:hAnsi="Arial"/>
@@ -19906,7 +19906,7 @@
               <w:spacing w:after="10" w:before="0"/>
               <w:ind w:left="120"/>
             </w:pPr>
-            <w:hyperlink w:history="1" r:id="rIds7e_pp2upwjf4fpvfzjes">
+            <w:hyperlink w:history="1" r:id="rId69hh63zpoygsaoidg8rfj">
               <w:r>
                 <w:rPr>
                   <w:rFonts w:ascii="Arial" w:cs="Arial" w:eastAsia="Arial" w:hAnsi="Arial"/>
@@ -19951,7 +19951,7 @@
             <w:pPr>
               <w:spacing w:after="20" w:before="0"/>
             </w:pPr>
-            <w:hyperlink w:history="1" r:id="rIdkth5otlkm7szvcsmc-ors">
+            <w:hyperlink w:history="1" r:id="rIdx3qd4cuhxobdprrzbecxh">
               <w:r>
                 <w:rPr>
                   <w:rFonts w:ascii="Arial" w:cs="Arial" w:eastAsia="Arial" w:hAnsi="Arial"/>
@@ -20000,7 +20000,7 @@
               <w:spacing w:after="10" w:before="0"/>
               <w:ind w:left="120"/>
             </w:pPr>
-            <w:hyperlink w:history="1" r:id="rIdj3-zeemglrmtdzjnfjkv_">
+            <w:hyperlink w:history="1" r:id="rIdg4fe8zz5hlnxbzbubvuyp">
               <w:r>
                 <w:rPr>
                   <w:rFonts w:ascii="Arial" w:cs="Arial" w:eastAsia="Arial" w:hAnsi="Arial"/>
@@ -20200,7 +20200,7 @@
             <w:pPr>
               <w:spacing w:after="20" w:before="0"/>
             </w:pPr>
-            <w:hyperlink w:history="1" r:id="rIdvde-rogicg7iakpohwvsn">
+            <w:hyperlink w:history="1" r:id="rIdkmzsl3bmg-h-o4xyt8k5d">
               <w:r>
                 <w:rPr>
                   <w:rFonts w:ascii="Arial" w:cs="Arial" w:eastAsia="Arial" w:hAnsi="Arial"/>
@@ -20233,7 +20233,7 @@
               <w:spacing w:after="10" w:before="0"/>
               <w:ind w:left="120"/>
             </w:pPr>
-            <w:hyperlink w:history="1" r:id="rIdg1w2u3xoqnxtycbstibt3">
+            <w:hyperlink w:history="1" r:id="rIdbkriu-i2xuh8qzfq7slhe">
               <w:r>
                 <w:rPr>
                   <w:rFonts w:ascii="Arial" w:cs="Arial" w:eastAsia="Arial" w:hAnsi="Arial"/>
@@ -20278,7 +20278,7 @@
             <w:pPr>
               <w:spacing w:after="20" w:before="0"/>
             </w:pPr>
-            <w:hyperlink w:history="1" r:id="rIdvld85wlpnuddrcamao4ha">
+            <w:hyperlink w:history="1" r:id="rIdoni-h2ma8he0k4riis1sl">
               <w:r>
                 <w:rPr>
                   <w:rFonts w:ascii="Arial" w:cs="Arial" w:eastAsia="Arial" w:hAnsi="Arial"/>
@@ -20327,7 +20327,7 @@
               <w:spacing w:after="10" w:before="0"/>
               <w:ind w:left="120"/>
             </w:pPr>
-            <w:hyperlink w:history="1" r:id="rIdiqqwosi4zxr7vij638fid">
+            <w:hyperlink w:history="1" r:id="rIdupwaxp8tp5jukklhyumh9">
               <w:r>
                 <w:rPr>
                   <w:rFonts w:ascii="Arial" w:cs="Arial" w:eastAsia="Arial" w:hAnsi="Arial"/>
@@ -20527,7 +20527,7 @@
             <w:pPr>
               <w:spacing w:after="20" w:before="0"/>
             </w:pPr>
-            <w:hyperlink w:history="1" r:id="rIde-cjvqb7lrv_o8jicdt4l">
+            <w:hyperlink w:history="1" r:id="rId6nqhglkjfgar4jywsflh6">
               <w:r>
                 <w:rPr>
                   <w:rFonts w:ascii="Arial" w:cs="Arial" w:eastAsia="Arial" w:hAnsi="Arial"/>
@@ -20576,7 +20576,7 @@
               <w:spacing w:after="10" w:before="0"/>
               <w:ind w:left="120"/>
             </w:pPr>
-            <w:hyperlink w:history="1" r:id="rIdatyool2kmqreeztslwnbd">
+            <w:hyperlink w:history="1" r:id="rIdeufoborgi-b8n4ahuuyo7">
               <w:r>
                 <w:rPr>
                   <w:rFonts w:ascii="Arial" w:cs="Arial" w:eastAsia="Arial" w:hAnsi="Arial"/>
@@ -20621,7 +20621,7 @@
             <w:pPr>
               <w:spacing w:after="20" w:before="0"/>
             </w:pPr>
-            <w:hyperlink w:history="1" r:id="rIdowjmu5bbnwtmr01-sw8zy">
+            <w:hyperlink w:history="1" r:id="rIdgxlt97v_ldzlr2sfsydjw">
               <w:r>
                 <w:rPr>
                   <w:rFonts w:ascii="Arial" w:cs="Arial" w:eastAsia="Arial" w:hAnsi="Arial"/>
@@ -20670,7 +20670,7 @@
               <w:spacing w:after="10" w:before="0"/>
               <w:ind w:left="120"/>
             </w:pPr>
-            <w:hyperlink w:history="1" r:id="rIdlhavsmlgd_nkrjeya_7sa">
+            <w:hyperlink w:history="1" r:id="rId0eqbnxeoq5koxiwc6nz1u">
               <w:r>
                 <w:rPr>
                   <w:rFonts w:ascii="Arial" w:cs="Arial" w:eastAsia="Arial" w:hAnsi="Arial"/>
@@ -21195,7 +21195,7 @@
         </w:rPr>
         <w:t xml:space="preserve">© 2026 SeaVuria and ARES. Aligned with KICD objectives. Developed by SeaVuria; technical implementation by ARES (with AI assistance from Claude). Licensed under </w:t>
       </w:r>
-      <w:hyperlink w:history="1" r:id="rIdjozrcedy1ywa7byxnb4uo">
+      <w:hyperlink w:history="1" r:id="rIdvu8ebyp13g_plwcjnmpvy">
         <w:r>
           <w:rPr>
             <w:rFonts w:ascii="Arial" w:cs="Arial" w:eastAsia="Arial" w:hAnsi="Arial"/>
@@ -21216,7 +21216,7 @@
         </w:rPr>
         <w:t xml:space="preserve"> (</w:t>
       </w:r>
-      <w:hyperlink w:history="1" r:id="rIdsgkdhu-n4fubabh-10yy9">
+      <w:hyperlink w:history="1" r:id="rIdkfhlgv3llcrj5wiukdbav">
         <w:r>
           <w:rPr>
             <w:rFonts w:ascii="Arial" w:cs="Arial" w:eastAsia="Arial" w:hAnsi="Arial"/>
@@ -21669,7 +21669,7 @@
               </w:rPr>
               <w:t xml:space="preserve">Learners will appreciate: (a) the elegance and prevalence of rotational symmetry in Kenyan cultural artefacts such as the </w:t>
             </w:r>
-            <w:del w:id="9135" w:author="Claude (AI) - proposed" w:date="2026-10-15T20:14:04Z">
+            <w:del w:id="9135" w:author="Claude (AI) - proposed" w:date="2026-10-18T00:27:32Z">
               <w:r>
                 <w:rPr>
                   <w:rFonts w:ascii="Arial" w:cs="Arial" w:eastAsia="Arial" w:hAnsi="Arial"/>
@@ -21684,7 +21684,7 @@
                 <w:delText xml:space="preserve">Maasai</w:delText>
               </w:r>
             </w:del>
-            <w:ins w:id="9136" w:author="Claude (AI) - proposed" w:date="2026-10-15T20:14:04Z">
+            <w:ins w:id="9136" w:author="Claude (AI) - proposed" w:date="2026-10-18T00:27:32Z">
               <w:r>
                 <w:rPr>
                   <w:rFonts w:ascii="Arial" w:cs="Arial" w:eastAsia="Arial" w:hAnsi="Arial"/>
@@ -21916,7 +21916,7 @@
               </w:rPr>
               <w:t xml:space="preserve">Scissors used for paper cutouts must be handled with care and stored point-down in a container when not in use. Solid models (especially cones and pyramids) may have sharp apexes — learners should handle them gently. </w:t>
             </w:r>
-            <w:ins w:id="9137" w:author="Claude (AI) - proposed" w:date="2026-10-15T20:14:04Z">
+            <w:ins w:id="9137" w:author="Claude (AI) - proposed" w:date="2026-10-18T00:27:32Z">
               <w:r>
                 <w:rPr>
                   <w:rFonts w:ascii="Arial" w:cs="Arial" w:eastAsia="Arial" w:hAnsi="Arial"/>
@@ -22039,7 +22039,7 @@
               </w:rPr>
               <w:t xml:space="preserve">Learners work in small groups using paper cutouts of regular polygons (equilateral triangle, square, regular hexagon) to discover rotational symmetry by physically rotating each cutout about a pin-held centre point and counting how many times it maps onto its outline in one full 360° turn. They then examine or handle models of 3-D solids — a square pyramid, triangular prism, cone, and tetrahedron — and identify the axis and order of rotational symmetry for each. All findings are entered into a class summary table on the Driving Question Board (DQB). Throughout, the teacher anchors every finding back to the Nairobi clock tower phenomenon: the minute hand sweeps a full 360° and the clock face itself exhibits rotational symmetry. The lesson explicitly connects to the </w:t>
             </w:r>
-            <w:del w:id="9138" w:author="Claude (AI) - proposed" w:date="2026-10-15T20:14:04Z">
+            <w:del w:id="9138" w:author="Claude (AI) - proposed" w:date="2026-10-18T00:27:32Z">
               <w:r>
                 <w:rPr>
                   <w:rFonts w:ascii="Arial" w:cs="Arial" w:eastAsia="Arial" w:hAnsi="Arial"/>
@@ -22054,7 +22054,7 @@
                 <w:delText xml:space="preserve">Maasai</w:delText>
               </w:r>
             </w:del>
-            <w:ins w:id="9139" w:author="Claude (AI) - proposed" w:date="2026-10-15T20:14:04Z">
+            <w:ins w:id="9139" w:author="Claude (AI) - proposed" w:date="2026-10-18T00:27:32Z">
               <w:r>
                 <w:rPr>
                   <w:rFonts w:ascii="Arial" w:cs="Arial" w:eastAsia="Arial" w:hAnsi="Arial"/>
@@ -22370,7 +22370,7 @@
             <w:pPr>
               <w:spacing w:after="20" w:before="0"/>
             </w:pPr>
-            <w:hyperlink w:history="1" r:id="rIdesbce2wuthf137540ow5a">
+            <w:hyperlink w:history="1" r:id="rIdl8lzshqs9t-udw6aixypq">
               <w:r>
                 <w:rPr>
                   <w:rFonts w:ascii="Arial" w:cs="Arial" w:eastAsia="Arial" w:hAnsi="Arial"/>
@@ -22403,7 +22403,7 @@
               <w:spacing w:after="10" w:before="0"/>
               <w:ind w:left="120"/>
             </w:pPr>
-            <w:hyperlink w:history="1" r:id="rIdcy6us4mp60kkzs-ojthm1">
+            <w:hyperlink w:history="1" r:id="rIdwtvjn8gulxszslawmh_ep">
               <w:r>
                 <w:rPr>
                   <w:rFonts w:ascii="Arial" w:cs="Arial" w:eastAsia="Arial" w:hAnsi="Arial"/>
@@ -22448,7 +22448,7 @@
             <w:pPr>
               <w:spacing w:after="20" w:before="0"/>
             </w:pPr>
-            <w:hyperlink w:history="1" r:id="rIds5jsll8uns4iitp-zduls">
+            <w:hyperlink w:history="1" r:id="rIdxnbbbyr7db6wobjsmx55m">
               <w:r>
                 <w:rPr>
                   <w:rFonts w:ascii="Arial" w:cs="Arial" w:eastAsia="Arial" w:hAnsi="Arial"/>
@@ -22481,7 +22481,7 @@
               <w:spacing w:after="10" w:before="0"/>
               <w:ind w:left="120"/>
             </w:pPr>
-            <w:hyperlink w:history="1" r:id="rIdbvotnad7uz7ohbts1vans">
+            <w:hyperlink w:history="1" r:id="rIdpv_2b1uvcnsowciikwjnm">
               <w:r>
                 <w:rPr>
                   <w:rFonts w:ascii="Arial" w:cs="Arial" w:eastAsia="Arial" w:hAnsi="Arial"/>
@@ -22526,7 +22526,7 @@
               </w:rPr>
               <w:t xml:space="preserve">Learners are shown three images on the board side by side: (1) a photograph of the Nairobi University clock face, (2) a photograph of a </w:t>
             </w:r>
-            <w:del w:id="9140" w:author="Claude (AI) - proposed" w:date="2026-10-15T20:14:04Z">
+            <w:del w:id="9140" w:author="Claude (AI) - proposed" w:date="2026-10-18T00:27:32Z">
               <w:r>
                 <w:rPr>
                   <w:rFonts w:ascii="Arial" w:cs="Arial" w:eastAsia="Arial" w:hAnsi="Arial"/>
@@ -22541,7 +22541,7 @@
                 <w:delText xml:space="preserve">Maasai</w:delText>
               </w:r>
             </w:del>
-            <w:ins w:id="9141" w:author="Claude (AI) - proposed" w:date="2026-10-15T20:14:04Z">
+            <w:ins w:id="9141" w:author="Claude (AI) - proposed" w:date="2026-10-18T00:27:32Z">
               <w:r>
                 <w:rPr>
                   <w:rFonts w:ascii="Arial" w:cs="Arial" w:eastAsia="Arial" w:hAnsi="Arial"/>
@@ -22724,7 +22724,7 @@
             <w:pPr>
               <w:spacing w:after="20" w:before="0"/>
             </w:pPr>
-            <w:hyperlink w:history="1" r:id="rId7etllbrellhabho2fm8p0">
+            <w:hyperlink w:history="1" r:id="rIdu62v4rdnhnp37pwu1qx92">
               <w:r>
                 <w:rPr>
                   <w:rFonts w:ascii="Arial" w:cs="Arial" w:eastAsia="Arial" w:hAnsi="Arial"/>
@@ -22757,7 +22757,7 @@
               <w:spacing w:after="10" w:before="0"/>
               <w:ind w:left="120"/>
             </w:pPr>
-            <w:hyperlink w:history="1" r:id="rIddoy3ujtoh_n1gsqltwpyn">
+            <w:hyperlink w:history="1" r:id="rIdobga1ec0wnmhsjnsoerul">
               <w:r>
                 <w:rPr>
                   <w:rFonts w:ascii="Arial" w:cs="Arial" w:eastAsia="Arial" w:hAnsi="Arial"/>
@@ -22802,7 +22802,7 @@
             <w:pPr>
               <w:spacing w:after="20" w:before="0"/>
             </w:pPr>
-            <w:hyperlink w:history="1" r:id="rIdxnlcql2qk9nwthaetlmfu">
+            <w:hyperlink w:history="1" r:id="rId0pgeregjjzoleifsdbni3">
               <w:r>
                 <w:rPr>
                   <w:rFonts w:ascii="Arial" w:cs="Arial" w:eastAsia="Arial" w:hAnsi="Arial"/>
@@ -22835,7 +22835,7 @@
               <w:spacing w:after="10" w:before="0"/>
               <w:ind w:left="120"/>
             </w:pPr>
-            <w:hyperlink w:history="1" r:id="rIdmnhhg14zarmslippwtoll">
+            <w:hyperlink w:history="1" r:id="rIddnyhot7dpwkh68ax4cnvt">
               <w:r>
                 <w:rPr>
                   <w:rFonts w:ascii="Arial" w:cs="Arial" w:eastAsia="Arial" w:hAnsi="Arial"/>
@@ -22880,7 +22880,7 @@
               </w:rPr>
               <w:t xml:space="preserve">Groups of 3–4 learners each receive: one A4 sheet with printed outlines of an equilateral triangle, a square, and a regular hexagon (large enough to cut out, minimum 8 cm side); scissors; a blank A4 sheet; a sharp pencil; and a pin or drawing pin. Step 1 (8 min): Each group cuts out the three polygons. They place the equilateral triangle cutout on top of its printed outline on the blank sheet and push the pin through the centre point (teacher has pre-marked the centres)</w:t>
             </w:r>
-            <w:ins w:id="9142" w:author="Claude (AI) - proposed" w:date="2026-10-15T20:14:04Z">
+            <w:ins w:id="9142" w:author="Claude (AI) - proposed" w:date="2026-10-18T00:27:32Z">
               <w:r>
                 <w:rPr>
                   <w:rFonts w:ascii="Arial" w:cs="Arial" w:eastAsia="Arial" w:hAnsi="Arial"/>
@@ -22941,7 +22941,7 @@
               </w:rPr>
               <w:t xml:space="preserve">Distribute materials before the bell (pre-cut centre marks on polygon outlines save time). Circulate continuously during Step 1. At the 4-minute mark, stop the class for 30 seconds and say: 'Make sure the PIN is exactly at the centre I have marked — if it is off-centre, your count will be wrong. Check now.' At the 8-minute mark, cold-call one group: 'Group 3 — what order did you get for the equilateral triangle? How many degrees between each identical position?' (Wait 10 seconds.) During Step 2, prompt groups handling the cone: 'Is every position around the vertical axis identical for a cone? What does that tell you about its order?' (Wait 15 seconds before accepting answers.) </w:t>
             </w:r>
-            <w:ins w:id="9143" w:author="Claude (AI) - proposed" w:date="2026-10-15T20:14:04Z">
+            <w:ins w:id="9143" w:author="Claude (AI) - proposed" w:date="2026-10-18T00:27:32Z">
               <w:r>
                 <w:rPr>
                   <w:rFonts w:ascii="Arial" w:cs="Arial" w:eastAsia="Arial" w:hAnsi="Arial"/>
@@ -23091,7 +23091,7 @@
             <w:pPr>
               <w:spacing w:after="20" w:before="0"/>
             </w:pPr>
-            <w:hyperlink w:history="1" r:id="rIdjm4j768u0udbinfycrjuq">
+            <w:hyperlink w:history="1" r:id="rId2apvf7_3l4_-wbava9iyf">
               <w:r>
                 <w:rPr>
                   <w:rFonts w:ascii="Arial" w:cs="Arial" w:eastAsia="Arial" w:hAnsi="Arial"/>
@@ -23140,7 +23140,7 @@
               <w:spacing w:after="10" w:before="0"/>
               <w:ind w:left="120"/>
             </w:pPr>
-            <w:hyperlink w:history="1" r:id="rIdb1emnqgccczozodfglczj">
+            <w:hyperlink w:history="1" r:id="rIdy1xc3mclehlovazlh9gyg">
               <w:r>
                 <w:rPr>
                   <w:rFonts w:ascii="Arial" w:cs="Arial" w:eastAsia="Arial" w:hAnsi="Arial"/>
@@ -23185,7 +23185,7 @@
             <w:pPr>
               <w:spacing w:after="20" w:before="0"/>
             </w:pPr>
-            <w:hyperlink w:history="1" r:id="rId_g76k3meagcy1t_zldvxg">
+            <w:hyperlink w:history="1" r:id="rId6bhvbl0lvxkbta9zqgwl5">
               <w:r>
                 <w:rPr>
                   <w:rFonts w:ascii="Arial" w:cs="Arial" w:eastAsia="Arial" w:hAnsi="Arial"/>
@@ -23234,7 +23234,7 @@
               <w:spacing w:after="10" w:before="0"/>
               <w:ind w:left="120"/>
             </w:pPr>
-            <w:hyperlink w:history="1" r:id="rIds-zghlttwj1jck3t_qfry">
+            <w:hyperlink w:history="1" r:id="rIdl5lxqziuab9zonjyabtfs">
               <w:r>
                 <w:rPr>
                   <w:rFonts w:ascii="Arial" w:cs="Arial" w:eastAsia="Arial" w:hAnsi="Arial"/>
@@ -23279,7 +23279,7 @@
               </w:rPr>
               <w:t xml:space="preserve">The teacher leads a whole-class structured discussion to formalise the concept. Learners copy a definition into their notes: 'A plane figure has rotational symmetry of order n about a centre point C if rotating it by (360°/n) maps it exactly onto itself. Every shape has at least order 1.' Learners then individually complete three short written tasks in their exercise books: Task A — 'A regular pentagon: predict its order without cutting a cutout. Justify your answer using the formula angle = 360°/n.' Task B — 'A Rift Valley windmill has 3 identical blades equally spaced. State its order of rotational symmetry and the angle between each coincident position.' Task C — 'The axis of a triangular prism </w:t>
             </w:r>
-            <w:ins w:id="9144" w:author="Claude (AI) - proposed" w:date="2026-10-15T20:14:04Z">
+            <w:ins w:id="9144" w:author="Claude (AI) - proposed" w:date="2026-10-18T00:27:32Z">
               <w:r>
                 <w:rPr>
                   <w:rFonts w:ascii="Arial" w:cs="Arial" w:eastAsia="Arial" w:hAnsi="Arial"/>
@@ -23340,7 +23340,7 @@
               </w:rPr>
               <w:t xml:space="preserve">Write the formal definition on the board and read it aloud</w:t>
             </w:r>
-            <w:ins w:id="9145" w:author="Claude (AI) - proposed" w:date="2026-10-15T20:14:04Z">
+            <w:ins w:id="9145" w:author="Claude (AI) - proposed" w:date="2026-10-18T00:27:32Z">
               <w:r>
                 <w:rPr>
                   <w:rFonts w:ascii="Arial" w:cs="Arial" w:eastAsia="Arial" w:hAnsi="Arial"/>
@@ -23368,7 +23368,7 @@
               </w:rPr>
               <w:t xml:space="preserve">. Emphasise: 'The key phrase is MAPS EXACTLY ONTO ITSELF — not just looks similar, but every point coincides.' Write the formula on the board: ORDER n = 360° ÷ (smallest angle of rotation that maps the shape onto itself). Then say: 'Work on Tasks A, B and C silently for 6 minutes.' Set a visible timer. After 6 minutes: 'Compare with your partner — 2 minutes.' Then cold-call: for Task A, call on a learner who was hesitant in Phase 1: 'What order did you get for the regular pentagon, and what angle?' (Wait 10 seconds. Expected: order 5, angle 72°.) For Task B, call on a different learner: 'What does the windmill order tell us — could you predict where the blade will be after the wind turns it by 120°?' (Wait 12 seconds.) For Task C, call on a third learner: 'What is the order for the triangular prism about that axis — and why does it match the triangle cutout order from our experiment?' (Wait 10 seconds.) Explicitly connect back to the phenomenon: 'Return to the Nairobi clock. If the clock face had only 3 markings equally spaced — like a windmill — what would its order be? What about 12 </w:t>
             </w:r>
-            <w:del w:id="9146" w:author="Claude (AI) - proposed" w:date="2026-10-15T20:14:04Z">
+            <w:del w:id="9146" w:author="Claude (AI) - proposed" w:date="2026-10-18T00:27:32Z">
               <w:r>
                 <w:rPr>
                   <w:rFonts w:ascii="Arial" w:cs="Arial" w:eastAsia="Arial" w:hAnsi="Arial"/>
@@ -23383,7 +23383,7 @@
                 <w:delText xml:space="preserve">markings</w:delText>
               </w:r>
             </w:del>
-            <w:ins w:id="9147" w:author="Claude (AI) - proposed" w:date="2026-10-15T20:14:04Z">
+            <w:ins w:id="9147" w:author="Claude (AI) - proposed" w:date="2026-10-18T00:27:32Z">
               <w:r>
                 <w:rPr>
                   <w:rFonts w:ascii="Arial" w:cs="Arial" w:eastAsia="Arial" w:hAnsi="Arial"/>
@@ -23411,7 +23411,7 @@
               </w:rPr>
               <w:t xml:space="preserve"> like a real clock face</w:t>
             </w:r>
-            <w:ins w:id="9148" w:author="Claude (AI) - proposed" w:date="2026-10-15T20:14:04Z">
+            <w:ins w:id="9148" w:author="Claude (AI) - proposed" w:date="2026-10-18T00:27:32Z">
               <w:r>
                 <w:rPr>
                   <w:rFonts w:ascii="Arial" w:cs="Arial" w:eastAsia="Arial" w:hAnsi="Arial"/>
@@ -23561,7 +23561,7 @@
             <w:pPr>
               <w:spacing w:after="20" w:before="0"/>
             </w:pPr>
-            <w:hyperlink w:history="1" r:id="rIdzdoggd1gwfxjttm_ivanw">
+            <w:hyperlink w:history="1" r:id="rIdr46_efpspc1vfl_xmlfen">
               <w:r>
                 <w:rPr>
                   <w:rFonts w:ascii="Arial" w:cs="Arial" w:eastAsia="Arial" w:hAnsi="Arial"/>
@@ -23610,7 +23610,7 @@
               <w:spacing w:after="10" w:before="0"/>
               <w:ind w:left="120"/>
             </w:pPr>
-            <w:hyperlink w:history="1" r:id="rIdleckd586pcnjffp_hw6rx">
+            <w:hyperlink w:history="1" r:id="rId83omwf6fvsc3nqpkxzull">
               <w:r>
                 <w:rPr>
                   <w:rFonts w:ascii="Arial" w:cs="Arial" w:eastAsia="Arial" w:hAnsi="Arial"/>
@@ -23655,7 +23655,7 @@
             <w:pPr>
               <w:spacing w:after="20" w:before="0"/>
             </w:pPr>
-            <w:hyperlink w:history="1" r:id="rIdzb120lej-utkimb0w4imi">
+            <w:hyperlink w:history="1" r:id="rIdlkkr77zddgdjxl6m5zcpc">
               <w:r>
                 <w:rPr>
                   <w:rFonts w:ascii="Arial" w:cs="Arial" w:eastAsia="Arial" w:hAnsi="Arial"/>
@@ -23704,7 +23704,7 @@
               <w:spacing w:after="10" w:before="0"/>
               <w:ind w:left="120"/>
             </w:pPr>
-            <w:hyperlink w:history="1" r:id="rId2zz9d__fsa9nyshhdpp3q">
+            <w:hyperlink w:history="1" r:id="rIduc-nafmarp-knrmlpn2k5">
               <w:r>
                 <w:rPr>
                   <w:rFonts w:ascii="Arial" w:cs="Arial" w:eastAsia="Arial" w:hAnsi="Arial"/>
@@ -23782,7 +23782,7 @@
               </w:rPr>
               <w:t xml:space="preserve">Point to the DQB and say: 'Let us update our board. We started this unit asking how the Nairobi clock hand works mathematically. What can we now say that we could NOT say before today?' Allow 2 minutes of pair discussion. Then cold-call one pair per group (aim for 4–5 contributions). As each contribution is stated, the teacher writes it in the WHAT WE NOW KNOW column using the learner's own words, then adds a brief mathematical annotation. Example: a learner says 'the hexagon fits into itself six times' — teacher writes this, then annotates: 'Order 6; angle = 360°÷6 = 60°.' For the NEW QUESTIONS column, prompt: 'Has anyone wondered — if we rotate a shape and it maps onto itself, is that shape congruent to its rotated image? We will explore that in Lesson 7.' Add this as a teacher-seeded question. Close by pointing to the clock: 'The </w:t>
             </w:r>
-            <w:del w:id="9149" w:author="Claude (AI) - proposed" w:date="2026-10-15T20:14:04Z">
+            <w:del w:id="9149" w:author="Claude (AI) - proposed" w:date="2026-10-18T00:27:32Z">
               <w:r>
                 <w:rPr>
                   <w:rFonts w:ascii="Arial" w:cs="Arial" w:eastAsia="Arial" w:hAnsi="Arial"/>
@@ -23810,7 +23810,7 @@
               </w:rPr>
               <w:t xml:space="preserve">12 hour-marks </w:t>
             </w:r>
-            <w:del w:id="9150" w:author="Claude (AI) - proposed" w:date="2026-10-15T20:14:04Z">
+            <w:del w:id="9150" w:author="Claude (AI) - proposed" w:date="2026-10-18T00:27:32Z">
               <w:r>
                 <w:rPr>
                   <w:rFonts w:ascii="Arial" w:cs="Arial" w:eastAsia="Arial" w:hAnsi="Arial"/>
@@ -23825,7 +23825,7 @@
                 <w:delText xml:space="preserve">has</w:delText>
               </w:r>
             </w:del>
-            <w:ins w:id="9151" w:author="Claude (AI) - proposed" w:date="2026-10-15T20:14:04Z">
+            <w:ins w:id="9151" w:author="Claude (AI) - proposed" w:date="2026-10-18T00:27:32Z">
               <w:r>
                 <w:rPr>
                   <w:rFonts w:ascii="Arial" w:cs="Arial" w:eastAsia="Arial" w:hAnsi="Arial"/>
@@ -23975,7 +23975,7 @@
             <w:pPr>
               <w:spacing w:after="20" w:before="0"/>
             </w:pPr>
-            <w:hyperlink w:history="1" r:id="rIdihbdjgf0iywiw8xpgmzow">
+            <w:hyperlink w:history="1" r:id="rIdabpd01o6gjowgc_b2j51i">
               <w:r>
                 <w:rPr>
                   <w:rFonts w:ascii="Arial" w:cs="Arial" w:eastAsia="Arial" w:hAnsi="Arial"/>
@@ -24024,7 +24024,7 @@
               <w:spacing w:after="10" w:before="0"/>
               <w:ind w:left="120"/>
             </w:pPr>
-            <w:hyperlink w:history="1" r:id="rIdwvvesrbnxndaxetxd6xb2">
+            <w:hyperlink w:history="1" r:id="rIdlcnc0g3igj-82bjyqv_ec">
               <w:r>
                 <w:rPr>
                   <w:rFonts w:ascii="Arial" w:cs="Arial" w:eastAsia="Arial" w:hAnsi="Arial"/>
@@ -24069,7 +24069,7 @@
             <w:pPr>
               <w:spacing w:after="20" w:before="0"/>
             </w:pPr>
-            <w:hyperlink w:history="1" r:id="rId-ojtawvitvt5jvwjjvfup">
+            <w:hyperlink w:history="1" r:id="rIdnoswxv4w3lfy8oewplnr2">
               <w:r>
                 <w:rPr>
                   <w:rFonts w:ascii="Arial" w:cs="Arial" w:eastAsia="Arial" w:hAnsi="Arial"/>
@@ -24118,7 +24118,7 @@
               <w:spacing w:after="10" w:before="0"/>
               <w:ind w:left="120"/>
             </w:pPr>
-            <w:hyperlink w:history="1" r:id="rIdv-0pzryc9mnc9muxylvqo">
+            <w:hyperlink w:history="1" r:id="rIdstaopay-_f0mkimitegkx">
               <w:r>
                 <w:rPr>
                   <w:rFonts w:ascii="Arial" w:cs="Arial" w:eastAsia="Arial" w:hAnsi="Arial"/>
@@ -24163,7 +24163,7 @@
               </w:rPr>
               <w:t xml:space="preserve">Each learner opens their cumulative rotation model (begun in Lesson 1 and revised in each subsequent lesson). This model is a annotated diagram showing the Nairobi clock hand on a coordinate grid, with accumulated annotations from previous lessons (centre of rotation, angle of rotation, direction, invariant distances). Today, learners add a new layer: they draw the regular hexagon (like a kiondo basket cross-section) centred at the origin of the same coordinate grid, label its six vertices, and annotate: (a) the order of rotational symmetry (6); (b) the angle between each coincident position (60°); (c) an arrow showing the 60° rotation that maps vertex A to vertex B. Below the grid, learners write one sentence connecting today's finding to the clock: 'The </w:t>
             </w:r>
-            <w:ins w:id="9152" w:author="Claude (AI) - proposed" w:date="2026-10-15T20:14:04Z">
+            <w:ins w:id="9152" w:author="Claude (AI) - proposed" w:date="2026-10-18T00:27:32Z">
               <w:r>
                 <w:rPr>
                   <w:rFonts w:ascii="Arial" w:cs="Arial" w:eastAsia="Arial" w:hAnsi="Arial"/>
@@ -24191,7 +24191,7 @@
               </w:rPr>
               <w:t xml:space="preserve">Nairobi clock face </w:t>
             </w:r>
-            <w:del w:id="9153" w:author="Claude (AI) - proposed" w:date="2026-10-15T20:14:04Z">
+            <w:del w:id="9153" w:author="Claude (AI) - proposed" w:date="2026-10-18T00:27:32Z">
               <w:r>
                 <w:rPr>
                   <w:rFonts w:ascii="Arial" w:cs="Arial" w:eastAsia="Arial" w:hAnsi="Arial"/>
@@ -24206,7 +24206,7 @@
                 <w:delText xml:space="preserve">with 12 hour-marks has</w:delText>
               </w:r>
             </w:del>
-            <w:ins w:id="9154" w:author="Claude (AI) - proposed" w:date="2026-10-15T20:14:04Z">
+            <w:ins w:id="9154" w:author="Claude (AI) - proposed" w:date="2026-10-18T00:27:32Z">
               <w:r>
                 <w:rPr>
                   <w:rFonts w:ascii="Arial" w:cs="Arial" w:eastAsia="Arial" w:hAnsi="Arial"/>
@@ -24626,7 +24626,7 @@
               </w:rPr>
               <w:t xml:space="preserve">A plane figure has rotational symmetry of order n if it maps onto itself exactly n times in a full 360° rotation about its centre. The smallest angle of rotation that achieves this is 360°/n. The equilateral triangle has order 3 (angle 120°), the square has order 4 (angle 90°), and the regular hexagon has order 6 (angle 60°) — matching the hexagonal weave pattern of a </w:t>
             </w:r>
-            <w:del w:id="9155" w:author="Claude (AI) - proposed" w:date="2026-10-15T20:14:04Z">
+            <w:del w:id="9155" w:author="Claude (AI) - proposed" w:date="2026-10-18T00:27:32Z">
               <w:r>
                 <w:rPr>
                   <w:rFonts w:ascii="Arial" w:cs="Arial" w:eastAsia="Arial" w:hAnsi="Arial"/>
@@ -24641,7 +24641,7 @@
                 <w:delText xml:space="preserve">Maasai</w:delText>
               </w:r>
             </w:del>
-            <w:ins w:id="9156" w:author="Claude (AI) - proposed" w:date="2026-10-15T20:14:04Z">
+            <w:ins w:id="9156" w:author="Claude (AI) - proposed" w:date="2026-10-18T00:27:32Z">
               <w:r>
                 <w:rPr>
                   <w:rFonts w:ascii="Arial" w:cs="Arial" w:eastAsia="Arial" w:hAnsi="Arial"/>
@@ -24669,7 +24669,7 @@
               </w:rPr>
               <w:t xml:space="preserve"> kiondo basket. Three-dimensional solids have an axis of rotational symmetry; </w:t>
             </w:r>
-            <w:del w:id="9157" w:author="Claude (AI) - proposed" w:date="2026-10-15T20:14:04Z">
+            <w:del w:id="9157" w:author="Claude (AI) - proposed" w:date="2026-10-18T00:27:32Z">
               <w:r>
                 <w:rPr>
                   <w:rFonts w:ascii="Arial" w:cs="Arial" w:eastAsia="Arial" w:hAnsi="Arial"/>
@@ -24684,7 +24684,7 @@
                 <w:delText xml:space="preserve">the triangular prism</w:delText>
               </w:r>
             </w:del>
-            <w:ins w:id="9158" w:author="Claude (AI) - proposed" w:date="2026-10-15T20:14:04Z">
+            <w:ins w:id="9158" w:author="Claude (AI) - proposed" w:date="2026-10-18T00:27:32Z">
               <w:r>
                 <w:rPr>
                   <w:rFonts w:ascii="Arial" w:cs="Arial" w:eastAsia="Arial" w:hAnsi="Arial"/>
@@ -24712,7 +24712,7 @@
               </w:rPr>
               <w:t xml:space="preserve"> has order 3 about its longitudinal axis, the square pyramid has order 4 about its vertical axis, the cone has infinite order about its vertical axis, and the </w:t>
             </w:r>
-            <w:ins w:id="9159" w:author="Claude (AI) - proposed" w:date="2026-10-15T20:14:04Z">
+            <w:ins w:id="9159" w:author="Claude (AI) - proposed" w:date="2026-10-18T00:27:32Z">
               <w:r>
                 <w:rPr>
                   <w:rFonts w:ascii="Arial" w:cs="Arial" w:eastAsia="Arial" w:hAnsi="Arial"/>
@@ -24808,7 +24808,7 @@
               </w:rPr>
               <w:t xml:space="preserve">The order of rotational symmetry reveals how many times a shape reproduces its own appearance during one complete rotation about a fixed centre or axis — exactly as the minute hand of the Nairobi University clock returns to an equivalent position. A regular polygon with n sides has rotational symmetry of order n because rotating it by 360°/n maps every vertex to the next identical vertex position. This is a direct consequence of the equal side lengths and equal interior angles that define a regular polygon. The same principle applies to the cross-sectional face of a prism: a triangular prism's order-3 symmetry about its axis is determined by the equilateral triangle at each end. The kiondo basket's hexagonal pattern (order 6) and the Rift Valley windmill's three-blade arrangement (order 3) are real-world applications of this mathematical rule, and the </w:t>
             </w:r>
-            <w:del w:id="9160" w:author="Claude (AI) - proposed" w:date="2026-10-15T20:14:04Z">
+            <w:del w:id="9160" w:author="Claude (AI) - proposed" w:date="2026-10-18T00:27:32Z">
               <w:r>
                 <w:rPr>
                   <w:rFonts w:ascii="Arial" w:cs="Arial" w:eastAsia="Arial" w:hAnsi="Arial"/>
@@ -24823,7 +24823,7 @@
                 <w:delText xml:space="preserve">full 12-mark</w:delText>
               </w:r>
             </w:del>
-            <w:ins w:id="9161" w:author="Claude (AI) - proposed" w:date="2026-10-15T20:14:04Z">
+            <w:ins w:id="9161" w:author="Claude (AI) - proposed" w:date="2026-10-18T00:27:32Z">
               <w:r>
                 <w:rPr>
                   <w:rFonts w:ascii="Arial" w:cs="Arial" w:eastAsia="Arial" w:hAnsi="Arial"/>
@@ -24851,7 +24851,7 @@
               </w:rPr>
               <w:t xml:space="preserve"> Nairobi clock face </w:t>
             </w:r>
-            <w:del w:id="9162" w:author="Claude (AI) - proposed" w:date="2026-10-15T20:14:04Z">
+            <w:del w:id="9162" w:author="Claude (AI) - proposed" w:date="2026-10-18T00:27:32Z">
               <w:r>
                 <w:rPr>
                   <w:rFonts w:ascii="Arial" w:cs="Arial" w:eastAsia="Arial" w:hAnsi="Arial"/>
@@ -24866,7 +24866,7 @@
                 <w:delText xml:space="preserve">is</w:delText>
               </w:r>
             </w:del>
-            <w:ins w:id="9163" w:author="Claude (AI) - proposed" w:date="2026-10-15T20:14:04Z">
+            <w:ins w:id="9163" w:author="Claude (AI) - proposed" w:date="2026-10-18T00:27:32Z">
               <w:r>
                 <w:rPr>
                   <w:rFonts w:ascii="Arial" w:cs="Arial" w:eastAsia="Arial" w:hAnsi="Arial"/>
@@ -24914,7 +24914,7 @@
         </w:rPr>
         <w:t xml:space="preserve">© 2026 SeaVuria and ARES. Aligned with KICD objectives. Developed by SeaVuria; technical implementation by ARES (with AI assistance from Claude). Licensed under </w:t>
       </w:r>
-      <w:hyperlink w:history="1" r:id="rIdlpbsqjrn_ltwgp9uq_ebc">
+      <w:hyperlink w:history="1" r:id="rId9gsjeyykykd3dcsq49ibo">
         <w:r>
           <w:rPr>
             <w:rFonts w:ascii="Arial" w:cs="Arial" w:eastAsia="Arial" w:hAnsi="Arial"/>
@@ -24935,7 +24935,7 @@
         </w:rPr>
         <w:t xml:space="preserve"> (</w:t>
       </w:r>
-      <w:hyperlink w:history="1" r:id="rId268ndun3znsll79lmjjrb">
+      <w:hyperlink w:history="1" r:id="rId0qwjpbuuww4mkh2rrc5to">
         <w:r>
           <w:rPr>
             <w:rFonts w:ascii="Arial" w:cs="Arial" w:eastAsia="Arial" w:hAnsi="Arial"/>
@@ -25239,7 +25239,7 @@
               <w:spacing w:after="40" w:before="0"/>
               <w:jc w:val="left"/>
             </w:pPr>
-            <w:del w:id="9164" w:author="Claude (AI) - proposed" w:date="2026-10-15T20:14:04Z">
+            <w:del w:id="9164" w:author="Claude (AI) - proposed" w:date="2026-10-18T00:27:32Z">
               <w:r>
                 <w:rPr>
                   <w:rFonts w:ascii="Arial" w:cs="Arial" w:eastAsia="Arial" w:hAnsi="Arial"/>
@@ -25254,7 +25254,7 @@
                 <w:delText xml:space="preserve">Learners will identify and distinguish between direct congruence (produced by translation) and opposite congruence (produced by rotation and reflection), and explain why a rotated image cannot be superimposed on its object without lifting it from the plane.</w:delText>
               </w:r>
             </w:del>
-            <w:ins w:id="9165" w:author="Claude (AI) - proposed" w:date="2026-10-15T20:14:04Z">
+            <w:ins w:id="9165" w:author="Claude (AI) - proposed" w:date="2026-10-18T00:27:32Z">
               <w:r>
                 <w:rPr>
                   <w:rFonts w:ascii="Arial" w:cs="Arial" w:eastAsia="Arial" w:hAnsi="Arial"/>
@@ -25704,7 +25704,7 @@
               </w:rPr>
               <w:t xml:space="preserve">Lesson 7 is the EXPLAIN phase of the evidence-gathering sequence. Learners bring forward the object-and-image cutout pairs they produced during rotation activities in Lessons 3</w:t>
             </w:r>
-            <w:del w:id="9166" w:author="Claude (AI) - proposed" w:date="2026-10-15T20:14:04Z">
+            <w:del w:id="9166" w:author="Claude (AI) - proposed" w:date="2026-10-18T00:27:32Z">
               <w:r>
                 <w:rPr>
                   <w:rFonts w:ascii="Arial" w:cs="Arial" w:eastAsia="Arial" w:hAnsi="Arial"/>
@@ -25719,7 +25719,7 @@
                 <w:delText xml:space="preserve">–</w:delText>
               </w:r>
             </w:del>
-            <w:ins w:id="9167" w:author="Claude (AI) - proposed" w:date="2026-10-15T20:14:04Z">
+            <w:ins w:id="9167" w:author="Claude (AI) - proposed" w:date="2026-10-18T00:27:32Z">
               <w:r>
                 <w:rPr>
                   <w:rFonts w:ascii="Arial" w:cs="Arial" w:eastAsia="Arial" w:hAnsi="Arial"/>
@@ -25747,7 +25747,7 @@
               </w:rPr>
               <w:t xml:space="preserve">5. Through a structured sorting activity they physically </w:t>
             </w:r>
-            <w:del w:id="9168" w:author="Claude (AI) - proposed" w:date="2026-10-15T20:14:04Z">
+            <w:del w:id="9168" w:author="Claude (AI) - proposed" w:date="2026-10-18T00:27:32Z">
               <w:r>
                 <w:rPr>
                   <w:rFonts w:ascii="Arial" w:cs="Arial" w:eastAsia="Arial" w:hAnsi="Arial"/>
@@ -25762,7 +25762,7 @@
                 <w:delText xml:space="preserve">attempt to superimpose each image on its object — sliding, flipping, and lifting — to discover that rotated images require lifting from the plane to match their objects, classifying them as oppositely congruent. They compare this with translation pairs (directly congruent — no lifting needed) and reflection pairs (also oppositely congruent — lifting needed</w:delText>
               </w:r>
             </w:del>
-            <w:ins w:id="9169" w:author="Claude (AI) - proposed" w:date="2026-10-15T20:14:04Z">
+            <w:ins w:id="9169" w:author="Claude (AI) - proposed" w:date="2026-10-18T00:27:32Z">
               <w:r>
                 <w:rPr>
                   <w:rFonts w:ascii="Arial" w:cs="Arial" w:eastAsia="Arial" w:hAnsi="Arial"/>
@@ -25790,7 +25790,7 @@
               </w:rPr>
               <w:t xml:space="preserve">). A three-column sorting chart on the board consolidates understanding. The lesson closes by returning to the Nairobi clock: the minute hand at 12:15 and at 12:45 is congruent to the hand at 12:00 </w:t>
             </w:r>
-            <w:del w:id="9170" w:author="Claude (AI) - proposed" w:date="2026-10-15T20:14:04Z">
+            <w:del w:id="9170" w:author="Claude (AI) - proposed" w:date="2026-10-18T00:27:32Z">
               <w:r>
                 <w:rPr>
                   <w:rFonts w:ascii="Arial" w:cs="Arial" w:eastAsia="Arial" w:hAnsi="Arial"/>
@@ -25805,7 +25805,7 @@
                 <w:delText xml:space="preserve">— but are they</w:delText>
               </w:r>
             </w:del>
-            <w:ins w:id="9171" w:author="Claude (AI) - proposed" w:date="2026-10-15T20:14:04Z">
+            <w:ins w:id="9171" w:author="Claude (AI) - proposed" w:date="2026-10-18T00:27:32Z">
               <w:r>
                 <w:rPr>
                   <w:rFonts w:ascii="Arial" w:cs="Arial" w:eastAsia="Arial" w:hAnsi="Arial"/>
@@ -26121,7 +26121,7 @@
             <w:pPr>
               <w:spacing w:after="20" w:before="0"/>
             </w:pPr>
-            <w:hyperlink w:history="1" r:id="rIdntpca8upeaxm_cfhbxs70">
+            <w:hyperlink w:history="1" r:id="rId8sncli0sjc14pjqnhlpdm">
               <w:r>
                 <w:rPr>
                   <w:rFonts w:ascii="Arial" w:cs="Arial" w:eastAsia="Arial" w:hAnsi="Arial"/>
@@ -26154,7 +26154,7 @@
               <w:spacing w:after="10" w:before="0"/>
               <w:ind w:left="120"/>
             </w:pPr>
-            <w:hyperlink w:history="1" r:id="rIdx8tfjencit8slz3sofpnc">
+            <w:hyperlink w:history="1" r:id="rIdsyzhwog7xrfohyj9jxk_p">
               <w:r>
                 <w:rPr>
                   <w:rFonts w:ascii="Arial" w:cs="Arial" w:eastAsia="Arial" w:hAnsi="Arial"/>
@@ -26199,7 +26199,7 @@
             <w:pPr>
               <w:spacing w:after="20" w:before="0"/>
             </w:pPr>
-            <w:hyperlink w:history="1" r:id="rIdg1lqq08dlmvilcnmw6dow">
+            <w:hyperlink w:history="1" r:id="rIdifn7fgz7wceju67jrc2hw">
               <w:r>
                 <w:rPr>
                   <w:rFonts w:ascii="Arial" w:cs="Arial" w:eastAsia="Arial" w:hAnsi="Arial"/>
@@ -26232,7 +26232,7 @@
               <w:spacing w:after="10" w:before="0"/>
               <w:ind w:left="120"/>
             </w:pPr>
-            <w:hyperlink w:history="1" r:id="rIdte-sp9k7s9pjh5jhheoqb">
+            <w:hyperlink w:history="1" r:id="rId-wyyx4p99ymho6bxptftr">
               <w:r>
                 <w:rPr>
                   <w:rFonts w:ascii="Arial" w:cs="Arial" w:eastAsia="Arial" w:hAnsi="Arial"/>
@@ -26277,7 +26277,7 @@
               </w:rPr>
               <w:t xml:space="preserve">Learners are shown two large printed outlines of the University of Nairobi clock's minute hand: one pointing to 12 (straight up) and one pointing to 3 (pointing right). The teacher places both cut-outs on the board and asks: 'These two hands are congruent — I promise you. But I want you to predict, before we test anything: if I </w:t>
             </w:r>
-            <w:del w:id="9172" w:author="Claude (AI) - proposed" w:date="2026-10-15T20:14:04Z">
+            <w:del w:id="9172" w:author="Claude (AI) - proposed" w:date="2026-10-18T00:27:32Z">
               <w:r>
                 <w:rPr>
                   <w:rFonts w:ascii="Arial" w:cs="Arial" w:eastAsia="Arial" w:hAnsi="Arial"/>
@@ -26292,7 +26292,7 @@
                 <w:delText xml:space="preserve">pick up</w:delText>
               </w:r>
             </w:del>
-            <w:ins w:id="9173" w:author="Claude (AI) - proposed" w:date="2026-10-15T20:14:04Z">
+            <w:ins w:id="9173" w:author="Claude (AI) - proposed" w:date="2026-10-18T00:27:32Z">
               <w:r>
                 <w:rPr>
                   <w:rFonts w:ascii="Arial" w:cs="Arial" w:eastAsia="Arial" w:hAnsi="Arial"/>
@@ -26320,7 +26320,7 @@
               </w:rPr>
               <w:t xml:space="preserve"> the 3 o'clock hand </w:t>
             </w:r>
-            <w:del w:id="9174" w:author="Claude (AI) - proposed" w:date="2026-10-15T20:14:04Z">
+            <w:del w:id="9174" w:author="Claude (AI) - proposed" w:date="2026-10-18T00:27:32Z">
               <w:r>
                 <w:rPr>
                   <w:rFonts w:ascii="Arial" w:cs="Arial" w:eastAsia="Arial" w:hAnsi="Arial"/>
@@ -26335,7 +26335,7 @@
                 <w:delText xml:space="preserve">and try to slide it, without flipping it,</w:delText>
               </w:r>
             </w:del>
-            <w:ins w:id="9175" w:author="Claude (AI) - proposed" w:date="2026-10-15T20:14:04Z">
+            <w:ins w:id="9175" w:author="Claude (AI) - proposed" w:date="2026-10-18T00:27:32Z">
               <w:r>
                 <w:rPr>
                   <w:rFonts w:ascii="Arial" w:cs="Arial" w:eastAsia="Arial" w:hAnsi="Arial"/>
@@ -26363,7 +26363,7 @@
               </w:rPr>
               <w:t xml:space="preserve"> onto the 12 o'clock hand</w:t>
             </w:r>
-            <w:del w:id="9176" w:author="Claude (AI) - proposed" w:date="2026-10-15T20:14:04Z">
+            <w:del w:id="9176" w:author="Claude (AI) - proposed" w:date="2026-10-18T00:27:32Z">
               <w:r>
                 <w:rPr>
                   <w:rFonts w:ascii="Arial" w:cs="Arial" w:eastAsia="Arial" w:hAnsi="Arial"/>
@@ -26378,7 +26378,7 @@
                 <w:delText xml:space="preserve"> —</w:delText>
               </w:r>
             </w:del>
-            <w:ins w:id="9177" w:author="Claude (AI) - proposed" w:date="2026-10-15T20:14:04Z">
+            <w:ins w:id="9177" w:author="Claude (AI) - proposed" w:date="2026-10-18T00:27:32Z">
               <w:r>
                 <w:rPr>
                   <w:rFonts w:ascii="Arial" w:cs="Arial" w:eastAsia="Arial" w:hAnsi="Arial"/>
@@ -26561,7 +26561,7 @@
             <w:pPr>
               <w:spacing w:after="20" w:before="0"/>
             </w:pPr>
-            <w:hyperlink w:history="1" r:id="rIdnpz7ks1t74vtx-zk72dpa">
+            <w:hyperlink w:history="1" r:id="rIdt5do95mmgmqu4k3nfgycj">
               <w:r>
                 <w:rPr>
                   <w:rFonts w:ascii="Arial" w:cs="Arial" w:eastAsia="Arial" w:hAnsi="Arial"/>
@@ -26594,7 +26594,7 @@
               <w:spacing w:after="10" w:before="0"/>
               <w:ind w:left="120"/>
             </w:pPr>
-            <w:hyperlink w:history="1" r:id="rIdll2w--k1s63znrzme4wkb">
+            <w:hyperlink w:history="1" r:id="rId-gywsstcfdlmruinndnul">
               <w:r>
                 <w:rPr>
                   <w:rFonts w:ascii="Arial" w:cs="Arial" w:eastAsia="Arial" w:hAnsi="Arial"/>
@@ -26639,7 +26639,7 @@
             <w:pPr>
               <w:spacing w:after="20" w:before="0"/>
             </w:pPr>
-            <w:hyperlink w:history="1" r:id="rIdj_67xmjuu9fzfuwlhehcm">
+            <w:hyperlink w:history="1" r:id="rIdnl5i8_pp-8fsanlxesb8d">
               <w:r>
                 <w:rPr>
                   <w:rFonts w:ascii="Arial" w:cs="Arial" w:eastAsia="Arial" w:hAnsi="Arial"/>
@@ -26672,7 +26672,7 @@
               <w:spacing w:after="10" w:before="0"/>
               <w:ind w:left="120"/>
             </w:pPr>
-            <w:hyperlink w:history="1" r:id="rIdhtxjthvh1ho2chmvp_vhq">
+            <w:hyperlink w:history="1" r:id="rIdvairv-1dqokqayvuervwd">
               <w:r>
                 <w:rPr>
                   <w:rFonts w:ascii="Arial" w:cs="Arial" w:eastAsia="Arial" w:hAnsi="Arial"/>
@@ -26717,7 +26717,7 @@
               </w:rPr>
               <w:t xml:space="preserve">Groups of 3 receive an envelope containing four pairs of paper cutouts labelled with letters: Pair A (</w:t>
             </w:r>
-            <w:ins w:id="9178" w:author="Claude (AI) - proposed" w:date="2026-10-15T20:14:04Z">
+            <w:ins w:id="9178" w:author="Claude (AI) - proposed" w:date="2026-10-18T00:27:32Z">
               <w:r>
                 <w:rPr>
                   <w:rFonts w:ascii="Arial" w:cs="Arial" w:eastAsia="Arial" w:hAnsi="Arial"/>
@@ -26745,7 +26745,7 @@
               </w:rPr>
               <w:t xml:space="preserve">triangle and its translation image from earlier sub-strand work), Pair B (</w:t>
             </w:r>
-            <w:ins w:id="9179" w:author="Claude (AI) - proposed" w:date="2026-10-15T20:14:04Z">
+            <w:ins w:id="9179" w:author="Claude (AI) - proposed" w:date="2026-10-18T00:27:32Z">
               <w:r>
                 <w:rPr>
                   <w:rFonts w:ascii="Arial" w:cs="Arial" w:eastAsia="Arial" w:hAnsi="Arial"/>
@@ -26773,7 +26773,7 @@
               </w:rPr>
               <w:t xml:space="preserve">triangle and its rotation image from Lesson 4), Pair C (</w:t>
             </w:r>
-            <w:ins w:id="9180" w:author="Claude (AI) - proposed" w:date="2026-10-15T20:14:04Z">
+            <w:ins w:id="9180" w:author="Claude (AI) - proposed" w:date="2026-10-18T00:27:32Z">
               <w:r>
                 <w:rPr>
                   <w:rFonts w:ascii="Arial" w:cs="Arial" w:eastAsia="Arial" w:hAnsi="Arial"/>
@@ -26801,7 +26801,7 @@
               </w:rPr>
               <w:t xml:space="preserve">quadrilateral and its reflection image from earlier sub-strand revision), and Pair D (the two clock-hand outlines from the predict phase)</w:t>
             </w:r>
-            <w:ins w:id="9181" w:author="Claude (AI) - proposed" w:date="2026-10-15T20:14:04Z">
+            <w:ins w:id="9181" w:author="Claude (AI) - proposed" w:date="2026-10-18T00:27:32Z">
               <w:r>
                 <w:rPr>
                   <w:rFonts w:ascii="Arial" w:cs="Arial" w:eastAsia="Arial" w:hAnsi="Arial"/>
@@ -26829,7 +26829,7 @@
               </w:rPr>
               <w:t xml:space="preserve">. For each pair, groups must attempt three actions in order and record results on a structured observation table: (1) SLIDE only — </w:t>
             </w:r>
-            <w:ins w:id="9182" w:author="Claude (AI) - proposed" w:date="2026-10-15T20:14:04Z">
+            <w:ins w:id="9182" w:author="Claude (AI) - proposed" w:date="2026-10-18T00:27:32Z">
               <w:r>
                 <w:rPr>
                   <w:rFonts w:ascii="Arial" w:cs="Arial" w:eastAsia="Arial" w:hAnsi="Arial"/>
@@ -26857,7 +26857,7 @@
               </w:rPr>
               <w:t xml:space="preserve">can you make the image land exactly on the object by sliding alone? (2) </w:t>
             </w:r>
-            <w:del w:id="9183" w:author="Claude (AI) - proposed" w:date="2026-10-15T20:14:04Z">
+            <w:del w:id="9183" w:author="Claude (AI) - proposed" w:date="2026-10-18T00:27:32Z">
               <w:r>
                 <w:rPr>
                   <w:rFonts w:ascii="Arial" w:cs="Arial" w:eastAsia="Arial" w:hAnsi="Arial"/>
@@ -26872,7 +26872,7 @@
                 <w:delText xml:space="preserve">FLIP then slide — does flipping (turning the cutout over) and then sliding</w:delText>
               </w:r>
             </w:del>
-            <w:ins w:id="9184" w:author="Claude (AI) - proposed" w:date="2026-10-15T20:14:04Z">
+            <w:ins w:id="9184" w:author="Claude (AI) - proposed" w:date="2026-10-18T00:27:32Z">
               <w:r>
                 <w:rPr>
                   <w:rFonts w:ascii="Arial" w:cs="Arial" w:eastAsia="Arial" w:hAnsi="Arial"/>
@@ -26900,7 +26900,7 @@
               </w:rPr>
               <w:t xml:space="preserve"> make them match? (3) </w:t>
             </w:r>
-            <w:del w:id="9185" w:author="Claude (AI) - proposed" w:date="2026-10-15T20:14:04Z">
+            <w:del w:id="9185" w:author="Claude (AI) - proposed" w:date="2026-10-18T00:27:32Z">
               <w:r>
                 <w:rPr>
                   <w:rFonts w:ascii="Arial" w:cs="Arial" w:eastAsia="Arial" w:hAnsi="Arial"/>
@@ -26915,7 +26915,7 @@
                 <w:delText xml:space="preserve">LIFT</w:delText>
               </w:r>
             </w:del>
-            <w:ins w:id="9186" w:author="Claude (AI) - proposed" w:date="2026-10-15T20:14:04Z">
+            <w:ins w:id="9186" w:author="Claude (AI) - proposed" w:date="2026-10-18T00:27:32Z">
               <w:r>
                 <w:rPr>
                   <w:rFonts w:ascii="Arial" w:cs="Arial" w:eastAsia="Arial" w:hAnsi="Arial"/>
@@ -26943,7 +26943,7 @@
               </w:rPr>
               <w:t xml:space="preserve"> — do you need to </w:t>
             </w:r>
-            <w:del w:id="9187" w:author="Claude (AI) - proposed" w:date="2026-10-15T20:14:04Z">
+            <w:del w:id="9187" w:author="Claude (AI) - proposed" w:date="2026-10-18T00:27:32Z">
               <w:r>
                 <w:rPr>
                   <w:rFonts w:ascii="Arial" w:cs="Arial" w:eastAsia="Arial" w:hAnsi="Arial"/>
@@ -26958,7 +26958,7 @@
                 <w:delText xml:space="preserve">pick the cutout completely up off the table</w:delText>
               </w:r>
             </w:del>
-            <w:ins w:id="9188" w:author="Claude (AI) - proposed" w:date="2026-10-15T20:14:04Z">
+            <w:ins w:id="9188" w:author="Claude (AI) - proposed" w:date="2026-10-18T00:27:32Z">
               <w:r>
                 <w:rPr>
                   <w:rFonts w:ascii="Arial" w:cs="Arial" w:eastAsia="Arial" w:hAnsi="Arial"/>
@@ -26986,7 +26986,7 @@
               </w:rPr>
               <w:t xml:space="preserve"> to make them match? Groups record YES/NO for each action per pair, then write one sentence describing </w:t>
             </w:r>
-            <w:del w:id="9189" w:author="Claude (AI) - proposed" w:date="2026-10-15T20:14:04Z">
+            <w:del w:id="9189" w:author="Claude (AI) - proposed" w:date="2026-10-18T00:27:32Z">
               <w:r>
                 <w:rPr>
                   <w:rFonts w:ascii="Arial" w:cs="Arial" w:eastAsia="Arial" w:hAnsi="Arial"/>
@@ -27001,7 +27001,7 @@
                 <w:delText xml:space="preserve">what they notice about which transformations required lifting</w:delText>
               </w:r>
             </w:del>
-            <w:ins w:id="9190" w:author="Claude (AI) - proposed" w:date="2026-10-15T20:14:04Z">
+            <w:ins w:id="9190" w:author="Claude (AI) - proposed" w:date="2026-10-18T00:27:32Z">
               <w:r>
                 <w:rPr>
                   <w:rFonts w:ascii="Arial" w:cs="Arial" w:eastAsia="Arial" w:hAnsi="Arial"/>
@@ -27062,7 +27062,7 @@
               </w:rPr>
               <w:t xml:space="preserve">Distribute envelopes and the printed observation table.</w:t>
             </w:r>
-            <w:ins w:id="9191" w:author="Claude (AI) - proposed" w:date="2026-10-15T20:14:04Z">
+            <w:ins w:id="9191" w:author="Claude (AI) - proposed" w:date="2026-10-18T00:27:32Z">
               <w:r>
                 <w:rPr>
                   <w:rFonts w:ascii="Arial" w:cs="Arial" w:eastAsia="Arial" w:hAnsi="Arial"/>
@@ -27090,7 +27090,7 @@
               </w:rPr>
               <w:t xml:space="preserve"> Say: 'You have exactly 12 minutes. Do the three actions in order — slide</w:t>
             </w:r>
-            <w:del w:id="9192" w:author="Claude (AI) - proposed" w:date="2026-10-15T20:14:04Z">
+            <w:del w:id="9192" w:author="Claude (AI) - proposed" w:date="2026-10-18T00:27:32Z">
               <w:r>
                 <w:rPr>
                   <w:rFonts w:ascii="Arial" w:cs="Arial" w:eastAsia="Arial" w:hAnsi="Arial"/>
@@ -27105,7 +27105,7 @@
                 <w:delText xml:space="preserve">, flip-then-slide, lift</w:delText>
               </w:r>
             </w:del>
-            <w:ins w:id="9193" w:author="Claude (AI) - proposed" w:date="2026-10-15T20:14:04Z">
+            <w:ins w:id="9193" w:author="Claude (AI) - proposed" w:date="2026-10-18T00:27:32Z">
               <w:r>
                 <w:rPr>
                   <w:rFonts w:ascii="Arial" w:cs="Arial" w:eastAsia="Arial" w:hAnsi="Arial"/>
@@ -27166,7 +27166,7 @@
               </w:rPr>
               <w:t xml:space="preserve">Manipulative-based evidence gathering (physical superimposition test): The three-step protocol (slide → </w:t>
             </w:r>
-            <w:del w:id="9194" w:author="Claude (AI) - proposed" w:date="2026-10-15T20:14:04Z">
+            <w:del w:id="9194" w:author="Claude (AI) - proposed" w:date="2026-10-18T00:27:32Z">
               <w:r>
                 <w:rPr>
                   <w:rFonts w:ascii="Arial" w:cs="Arial" w:eastAsia="Arial" w:hAnsi="Arial"/>
@@ -27181,7 +27181,7 @@
                 <w:delText xml:space="preserve">flip-then-slide → lift</w:delText>
               </w:r>
             </w:del>
-            <w:ins w:id="9195" w:author="Claude (AI) - proposed" w:date="2026-10-15T20:14:04Z">
+            <w:ins w:id="9195" w:author="Claude (AI) - proposed" w:date="2026-10-18T00:27:32Z">
               <w:r>
                 <w:rPr>
                   <w:rFonts w:ascii="Arial" w:cs="Arial" w:eastAsia="Arial" w:hAnsi="Arial"/>
@@ -27242,7 +27242,7 @@
               </w:rPr>
               <w:t xml:space="preserve">Observable indicator: Completed observation table with YES/NO entries for all 12 cells (4 pairs × 3 actions). Listen for groups that correctly identify that Pair A (translation) can be matched by sliding alone, </w:t>
             </w:r>
-            <w:del w:id="9196" w:author="Claude (AI) - proposed" w:date="2026-10-15T20:14:04Z">
+            <w:del w:id="9196" w:author="Claude (AI) - proposed" w:date="2026-10-18T00:27:32Z">
               <w:r>
                 <w:rPr>
                   <w:rFonts w:ascii="Arial" w:cs="Arial" w:eastAsia="Arial" w:hAnsi="Arial"/>
@@ -27257,7 +27257,7 @@
                 <w:delText xml:space="preserve">while Pairs B and C (rotation and reflection) require lifting. If groups claim</w:delText>
               </w:r>
             </w:del>
-            <w:ins w:id="9197" w:author="Claude (AI) - proposed" w:date="2026-10-15T20:14:04Z">
+            <w:ins w:id="9197" w:author="Claude (AI) - proposed" w:date="2026-10-18T00:27:32Z">
               <w:r>
                 <w:rPr>
                   <w:rFonts w:ascii="Arial" w:cs="Arial" w:eastAsia="Arial" w:hAnsi="Arial"/>
@@ -27285,7 +27285,7 @@
               </w:rPr>
               <w:t xml:space="preserve"> Pair B can be matched by sliding</w:t>
             </w:r>
-            <w:ins w:id="9198" w:author="Claude (AI) - proposed" w:date="2026-10-15T20:14:04Z">
+            <w:ins w:id="9198" w:author="Claude (AI) - proposed" w:date="2026-10-18T00:27:32Z">
               <w:r>
                 <w:rPr>
                   <w:rFonts w:ascii="Arial" w:cs="Arial" w:eastAsia="Arial" w:hAnsi="Arial"/>
@@ -27313,7 +27313,7 @@
               </w:rPr>
               <w:t xml:space="preserve">, prompt: 'Show me — keep the cutout flat </w:t>
             </w:r>
-            <w:del w:id="9199" w:author="Claude (AI) - proposed" w:date="2026-10-15T20:14:04Z">
+            <w:del w:id="9199" w:author="Claude (AI) - proposed" w:date="2026-10-18T00:27:32Z">
               <w:r>
                 <w:rPr>
                   <w:rFonts w:ascii="Arial" w:cs="Arial" w:eastAsia="Arial" w:hAnsi="Arial"/>
@@ -27328,7 +27328,7 @@
                 <w:delText xml:space="preserve">on the table and try.' This exposes the misconception kinesthetically.</w:delText>
               </w:r>
             </w:del>
-            <w:ins w:id="9200" w:author="Claude (AI) - proposed" w:date="2026-10-15T20:14:04Z">
+            <w:ins w:id="9200" w:author="Claude (AI) - proposed" w:date="2026-10-18T00:27:32Z">
               <w:r>
                 <w:rPr>
                   <w:rFonts w:ascii="Arial" w:cs="Arial" w:eastAsia="Arial" w:hAnsi="Arial"/>
@@ -27399,7 +27399,7 @@
             <w:pPr>
               <w:spacing w:after="20" w:before="0"/>
             </w:pPr>
-            <w:hyperlink w:history="1" r:id="rIdpyhc6nte-fxsws7rupim9">
+            <w:hyperlink w:history="1" r:id="rIdynbo4k71nmcd4n0ab1tde">
               <w:r>
                 <w:rPr>
                   <w:rFonts w:ascii="Arial" w:cs="Arial" w:eastAsia="Arial" w:hAnsi="Arial"/>
@@ -27448,7 +27448,7 @@
               <w:spacing w:after="10" w:before="0"/>
               <w:ind w:left="120"/>
             </w:pPr>
-            <w:hyperlink w:history="1" r:id="rIdzdh51l89wpfcmx9del-bl">
+            <w:hyperlink w:history="1" r:id="rId2l3n6ji9dzdil51bwhv34">
               <w:r>
                 <w:rPr>
                   <w:rFonts w:ascii="Arial" w:cs="Arial" w:eastAsia="Arial" w:hAnsi="Arial"/>
@@ -27493,7 +27493,7 @@
             <w:pPr>
               <w:spacing w:after="20" w:before="0"/>
             </w:pPr>
-            <w:hyperlink w:history="1" r:id="rId33-wb-tlzpqe8y3xo7-sk">
+            <w:hyperlink w:history="1" r:id="rIdy5ewljepx5hwxrxaarwry">
               <w:r>
                 <w:rPr>
                   <w:rFonts w:ascii="Arial" w:cs="Arial" w:eastAsia="Arial" w:hAnsi="Arial"/>
@@ -27526,7 +27526,7 @@
               <w:spacing w:after="10" w:before="0"/>
               <w:ind w:left="120"/>
             </w:pPr>
-            <w:hyperlink w:history="1" r:id="rIdgqyjjnrngetumqmkavbc6">
+            <w:hyperlink w:history="1" r:id="rIdezai6z4_kl3y3echz7myq">
               <w:r>
                 <w:rPr>
                   <w:rFonts w:ascii="Arial" w:cs="Arial" w:eastAsia="Arial" w:hAnsi="Arial"/>
@@ -27571,7 +27571,7 @@
               </w:rPr>
               <w:t xml:space="preserve">The teacher introduces the formal vocabulary: DIRECT CONGRUENCE (</w:t>
             </w:r>
-            <w:del w:id="9201" w:author="Claude (AI) - proposed" w:date="2026-10-15T20:14:04Z">
+            <w:del w:id="9201" w:author="Claude (AI) - proposed" w:date="2026-10-18T00:27:32Z">
               <w:r>
                 <w:rPr>
                   <w:rFonts w:ascii="Arial" w:cs="Arial" w:eastAsia="Arial" w:hAnsi="Arial"/>
@@ -27586,7 +27586,7 @@
                 <w:delText xml:space="preserve">image matches</w:delText>
               </w:r>
             </w:del>
-            <w:ins w:id="9202" w:author="Claude (AI) - proposed" w:date="2026-10-15T20:14:04Z">
+            <w:ins w:id="9202" w:author="Claude (AI) - proposed" w:date="2026-10-18T00:27:32Z">
               <w:r>
                 <w:rPr>
                   <w:rFonts w:ascii="Arial" w:cs="Arial" w:eastAsia="Arial" w:hAnsi="Arial"/>
@@ -27614,7 +27614,7 @@
               </w:rPr>
               <w:t xml:space="preserve"> object by sliding </w:t>
             </w:r>
-            <w:del w:id="9203" w:author="Claude (AI) - proposed" w:date="2026-10-15T20:14:04Z">
+            <w:del w:id="9203" w:author="Claude (AI) - proposed" w:date="2026-10-18T00:27:32Z">
               <w:r>
                 <w:rPr>
                   <w:rFonts w:ascii="Arial" w:cs="Arial" w:eastAsia="Arial" w:hAnsi="Arial"/>
@@ -27629,7 +27629,7 @@
                 <w:delText xml:space="preserve">alone — no lifting, no flipping</w:delText>
               </w:r>
             </w:del>
-            <w:ins w:id="9204" w:author="Claude (AI) - proposed" w:date="2026-10-15T20:14:04Z">
+            <w:ins w:id="9204" w:author="Claude (AI) - proposed" w:date="2026-10-18T00:27:32Z">
               <w:r>
                 <w:rPr>
                   <w:rFonts w:ascii="Arial" w:cs="Arial" w:eastAsia="Arial" w:hAnsi="Arial"/>
@@ -27657,7 +27657,7 @@
               </w:rPr>
               <w:t xml:space="preserve">) and OPPOSITE CONGRUENCE (</w:t>
             </w:r>
-            <w:del w:id="9205" w:author="Claude (AI) - proposed" w:date="2026-10-15T20:14:04Z">
+            <w:del w:id="9205" w:author="Claude (AI) - proposed" w:date="2026-10-18T00:27:32Z">
               <w:r>
                 <w:rPr>
                   <w:rFonts w:ascii="Arial" w:cs="Arial" w:eastAsia="Arial" w:hAnsi="Arial"/>
@@ -27672,7 +27672,7 @@
                 <w:delText xml:space="preserve">image matches</w:delText>
               </w:r>
             </w:del>
-            <w:ins w:id="9206" w:author="Claude (AI) - proposed" w:date="2026-10-15T20:14:04Z">
+            <w:ins w:id="9206" w:author="Claude (AI) - proposed" w:date="2026-10-18T00:27:32Z">
               <w:r>
                 <w:rPr>
                   <w:rFonts w:ascii="Arial" w:cs="Arial" w:eastAsia="Arial" w:hAnsi="Arial"/>
@@ -27700,7 +27700,7 @@
               </w:rPr>
               <w:t xml:space="preserve"> object only after </w:t>
             </w:r>
-            <w:del w:id="9207" w:author="Claude (AI) - proposed" w:date="2026-10-15T20:14:04Z">
+            <w:del w:id="9207" w:author="Claude (AI) - proposed" w:date="2026-10-18T00:27:32Z">
               <w:r>
                 <w:rPr>
                   <w:rFonts w:ascii="Arial" w:cs="Arial" w:eastAsia="Arial" w:hAnsi="Arial"/>
@@ -27715,7 +27715,7 @@
                 <w:delText xml:space="preserve">lifting it off the plane — flipping it over</w:delText>
               </w:r>
             </w:del>
-            <w:ins w:id="9208" w:author="Claude (AI) - proposed" w:date="2026-10-15T20:14:04Z">
+            <w:ins w:id="9208" w:author="Claude (AI) - proposed" w:date="2026-10-18T00:27:32Z">
               <w:r>
                 <w:rPr>
                   <w:rFonts w:ascii="Arial" w:cs="Arial" w:eastAsia="Arial" w:hAnsi="Arial"/>
@@ -27743,7 +27743,7 @@
               </w:rPr>
               <w:t xml:space="preserve">). Learners copy a three-column summary table into their books: Transformation | Congruence Type | Why </w:t>
             </w:r>
-            <w:del w:id="9209" w:author="Claude (AI) - proposed" w:date="2026-10-15T20:14:04Z">
+            <w:del w:id="9209" w:author="Claude (AI) - proposed" w:date="2026-10-18T00:27:32Z">
               <w:r>
                 <w:rPr>
                   <w:rFonts w:ascii="Arial" w:cs="Arial" w:eastAsia="Arial" w:hAnsi="Arial"/>
@@ -27758,7 +27758,7 @@
                 <w:delText xml:space="preserve">Lifting</w:delText>
               </w:r>
             </w:del>
-            <w:ins w:id="9210" w:author="Claude (AI) - proposed" w:date="2026-10-15T20:14:04Z">
+            <w:ins w:id="9210" w:author="Claude (AI) - proposed" w:date="2026-10-18T00:27:32Z">
               <w:r>
                 <w:rPr>
                   <w:rFonts w:ascii="Arial" w:cs="Arial" w:eastAsia="Arial" w:hAnsi="Arial"/>
@@ -27786,7 +27786,7 @@
               </w:rPr>
               <w:t xml:space="preserve"> Is (or Is Not) Needed. They complete the table for translation, rotation, and reflection using the evidence from Phase 2. Next, learners tackle a worked-example card: a scalene triangle PQR with vertices P(1,2), Q(4,2), R(4,</w:t>
             </w:r>
-            <w:del w:id="9211" w:author="Claude (AI) - proposed" w:date="2026-10-15T20:14:04Z">
+            <w:del w:id="9211" w:author="Claude (AI) - proposed" w:date="2026-10-18T00:27:32Z">
               <w:r>
                 <w:rPr>
                   <w:rFonts w:ascii="Arial" w:cs="Arial" w:eastAsia="Arial" w:hAnsi="Arial"/>
@@ -27801,7 +27801,7 @@
                 <w:delText xml:space="preserve">5</w:delText>
               </w:r>
             </w:del>
-            <w:ins w:id="9212" w:author="Claude (AI) - proposed" w:date="2026-10-15T20:14:04Z">
+            <w:ins w:id="9212" w:author="Claude (AI) - proposed" w:date="2026-10-18T00:27:32Z">
               <w:r>
                 <w:rPr>
                   <w:rFonts w:ascii="Arial" w:cs="Arial" w:eastAsia="Arial" w:hAnsi="Arial"/>
@@ -27829,7 +27829,7 @@
               </w:rPr>
               <w:t xml:space="preserve">) and its rotation image P'(-2,1), Q'(-2,4), R'(-</w:t>
             </w:r>
-            <w:del w:id="9213" w:author="Claude (AI) - proposed" w:date="2026-10-15T20:14:04Z">
+            <w:del w:id="9213" w:author="Claude (AI) - proposed" w:date="2026-10-18T00:27:32Z">
               <w:r>
                 <w:rPr>
                   <w:rFonts w:ascii="Arial" w:cs="Arial" w:eastAsia="Arial" w:hAnsi="Arial"/>
@@ -27844,7 +27844,7 @@
                 <w:delText xml:space="preserve">5</w:delText>
               </w:r>
             </w:del>
-            <w:ins w:id="9214" w:author="Claude (AI) - proposed" w:date="2026-10-15T20:14:04Z">
+            <w:ins w:id="9214" w:author="Claude (AI) - proposed" w:date="2026-10-18T00:27:32Z">
               <w:r>
                 <w:rPr>
                   <w:rFonts w:ascii="Arial" w:cs="Arial" w:eastAsia="Arial" w:hAnsi="Arial"/>
@@ -27872,7 +27872,7 @@
               </w:rPr>
               <w:t xml:space="preserve">,4) under 90° anticlockwise rotation about the origin. They must (a) verify the two triangles are congruent by measuring side lengths, (b) </w:t>
             </w:r>
-            <w:del w:id="9215" w:author="Claude (AI) - proposed" w:date="2026-10-15T20:14:04Z">
+            <w:del w:id="9215" w:author="Claude (AI) - proposed" w:date="2026-10-18T00:27:32Z">
               <w:r>
                 <w:rPr>
                   <w:rFonts w:ascii="Arial" w:cs="Arial" w:eastAsia="Arial" w:hAnsi="Arial"/>
@@ -27887,7 +27887,7 @@
                 <w:delText xml:space="preserve">attempt to describe whether a slide alone could superimpose</w:delText>
               </w:r>
             </w:del>
-            <w:ins w:id="9216" w:author="Claude (AI) - proposed" w:date="2026-10-15T20:14:04Z">
+            <w:ins w:id="9216" w:author="Claude (AI) - proposed" w:date="2026-10-18T00:27:32Z">
               <w:r>
                 <w:rPr>
                   <w:rFonts w:ascii="Arial" w:cs="Arial" w:eastAsia="Arial" w:hAnsi="Arial"/>
@@ -27915,7 +27915,7 @@
               </w:rPr>
               <w:t xml:space="preserve"> P'Q'R' onto PQR, and (c) state the congruence type with justification. A class discussion follows, anchored by the question: '</w:t>
             </w:r>
-            <w:del w:id="9217" w:author="Claude (AI) - proposed" w:date="2026-10-15T20:14:04Z">
+            <w:del w:id="9217" w:author="Claude (AI) - proposed" w:date="2026-10-18T00:27:32Z">
               <w:r>
                 <w:rPr>
                   <w:rFonts w:ascii="Arial" w:cs="Arial" w:eastAsia="Arial" w:hAnsi="Arial"/>
@@ -27930,7 +27930,7 @@
                 <w:delText xml:space="preserve">Why does rotation produce opposite congruence even though it does not involve a mirror</w:delText>
               </w:r>
             </w:del>
-            <w:ins w:id="9218" w:author="Claude (AI) - proposed" w:date="2026-10-15T20:14:04Z">
+            <w:ins w:id="9218" w:author="Claude (AI) - proposed" w:date="2026-10-18T00:27:32Z">
               <w:r>
                 <w:rPr>
                   <w:rFonts w:ascii="Arial" w:cs="Arial" w:eastAsia="Arial" w:hAnsi="Arial"/>
@@ -27991,7 +27991,7 @@
               </w:rPr>
               <w:t xml:space="preserve">Introduce vocabulary with a gesture: hold up a flat hand and slide it</w:t>
             </w:r>
-            <w:del w:id="9219" w:author="Claude (AI) - proposed" w:date="2026-10-15T20:14:04Z">
+            <w:del w:id="9219" w:author="Claude (AI) - proposed" w:date="2026-10-18T00:27:32Z">
               <w:r>
                 <w:rPr>
                   <w:rFonts w:ascii="Arial" w:cs="Arial" w:eastAsia="Arial" w:hAnsi="Arial"/>
@@ -28006,7 +28006,7 @@
                 <w:delText xml:space="preserve"> (direct) vs pick it up,</w:delText>
               </w:r>
             </w:del>
-            <w:ins w:id="9220" w:author="Claude (AI) - proposed" w:date="2026-10-15T20:14:04Z">
+            <w:ins w:id="9220" w:author="Claude (AI) - proposed" w:date="2026-10-18T00:27:32Z">
               <w:r>
                 <w:rPr>
                   <w:rFonts w:ascii="Arial" w:cs="Arial" w:eastAsia="Arial" w:hAnsi="Arial"/>
@@ -28034,7 +28034,7 @@
               </w:rPr>
               <w:t xml:space="preserve"> flip it over</w:t>
             </w:r>
-            <w:del w:id="9221" w:author="Claude (AI) - proposed" w:date="2026-10-15T20:14:04Z">
+            <w:del w:id="9221" w:author="Claude (AI) - proposed" w:date="2026-10-18T00:27:32Z">
               <w:r>
                 <w:rPr>
                   <w:rFonts w:ascii="Arial" w:cs="Arial" w:eastAsia="Arial" w:hAnsi="Arial"/>
@@ -28049,7 +28049,7 @@
                 <w:delText xml:space="preserve">, place it</w:delText>
               </w:r>
             </w:del>
-            <w:ins w:id="9222" w:author="Claude (AI) - proposed" w:date="2026-10-15T20:14:04Z">
+            <w:ins w:id="9222" w:author="Claude (AI) - proposed" w:date="2026-10-18T00:27:32Z">
               <w:r>
                 <w:rPr>
                   <w:rFonts w:ascii="Arial" w:cs="Arial" w:eastAsia="Arial" w:hAnsi="Arial"/>
@@ -28077,7 +28077,7 @@
               </w:rPr>
               <w:t xml:space="preserve"> down (opposite). Write both terms on the board with colour coding — DIRECT in blue, OPPOSITE in red. Say verbatim: 'In your table, I want a mathematical reason in column 3, not just the word yes or no. A reason like: because the </w:t>
             </w:r>
-            <w:del w:id="9223" w:author="Claude (AI) - proposed" w:date="2026-10-15T20:14:04Z">
+            <w:del w:id="9223" w:author="Claude (AI) - proposed" w:date="2026-10-18T00:27:32Z">
               <w:r>
                 <w:rPr>
                   <w:rFonts w:ascii="Arial" w:cs="Arial" w:eastAsia="Arial" w:hAnsi="Arial"/>
@@ -28092,7 +28092,7 @@
                 <w:delText xml:space="preserve">orientation</w:delText>
               </w:r>
             </w:del>
-            <w:ins w:id="9224" w:author="Claude (AI) - proposed" w:date="2026-10-15T20:14:04Z">
+            <w:ins w:id="9224" w:author="Claude (AI) - proposed" w:date="2026-10-18T00:27:32Z">
               <w:r>
                 <w:rPr>
                   <w:rFonts w:ascii="Arial" w:cs="Arial" w:eastAsia="Arial" w:hAnsi="Arial"/>
@@ -28120,7 +28120,7 @@
               </w:rPr>
               <w:t xml:space="preserve"> of the vertices </w:t>
             </w:r>
-            <w:del w:id="9225" w:author="Claude (AI) - proposed" w:date="2026-10-15T20:14:04Z">
+            <w:del w:id="9225" w:author="Claude (AI) - proposed" w:date="2026-10-18T00:27:32Z">
               <w:r>
                 <w:rPr>
                   <w:rFonts w:ascii="Arial" w:cs="Arial" w:eastAsia="Arial" w:hAnsi="Arial"/>
@@ -28135,7 +28135,7 @@
                 <w:delText xml:space="preserve">changes</w:delText>
               </w:r>
             </w:del>
-            <w:ins w:id="9226" w:author="Claude (AI) - proposed" w:date="2026-10-15T20:14:04Z">
+            <w:ins w:id="9226" w:author="Claude (AI) - proposed" w:date="2026-10-18T00:27:32Z">
               <w:r>
                 <w:rPr>
                   <w:rFonts w:ascii="Arial" w:cs="Arial" w:eastAsia="Arial" w:hAnsi="Arial"/>
@@ -28163,7 +28163,7 @@
               </w:rPr>
               <w:t xml:space="preserve">.' Give 8 minutes for the table and worked example. Then cold-call 2 learners for part (a), 2 for part (b), and 1 for part (c) — 5 different learners. After part (c) answer, pose to the class: 'Hands down — think for 12 seconds. </w:t>
             </w:r>
-            <w:del w:id="9227" w:author="Claude (AI) - proposed" w:date="2026-10-15T20:14:04Z">
+            <w:del w:id="9227" w:author="Claude (AI) - proposed" w:date="2026-10-18T00:27:32Z">
               <w:r>
                 <w:rPr>
                   <w:rFonts w:ascii="Arial" w:cs="Arial" w:eastAsia="Arial" w:hAnsi="Arial"/>
@@ -28178,7 +28178,7 @@
                 <w:delText xml:space="preserve">Why does rotation flip orientation even though there is no mirror</w:delText>
               </w:r>
             </w:del>
-            <w:ins w:id="9228" w:author="Claude (AI) - proposed" w:date="2026-10-15T20:14:04Z">
+            <w:ins w:id="9228" w:author="Claude (AI) - proposed" w:date="2026-10-18T00:27:32Z">
               <w:r>
                 <w:rPr>
                   <w:rFonts w:ascii="Arial" w:cs="Arial" w:eastAsia="Arial" w:hAnsi="Arial"/>
@@ -28206,7 +28206,7 @@
               </w:rPr>
               <w:t xml:space="preserve">?' After 12 seconds, take 3 volunteer responses before giving the teacher explanation: rotation </w:t>
             </w:r>
-            <w:del w:id="9229" w:author="Claude (AI) - proposed" w:date="2026-10-15T20:14:04Z">
+            <w:del w:id="9229" w:author="Claude (AI) - proposed" w:date="2026-10-18T00:27:32Z">
               <w:r>
                 <w:rPr>
                   <w:rFonts w:ascii="Arial" w:cs="Arial" w:eastAsia="Arial" w:hAnsi="Arial"/>
@@ -28221,7 +28221,7 @@
                 <w:delText xml:space="preserve">reverses the cyclic order of vertices (clockwise becomes anticlockwise</w:delText>
               </w:r>
             </w:del>
-            <w:ins w:id="9230" w:author="Claude (AI) - proposed" w:date="2026-10-15T20:14:04Z">
+            <w:ins w:id="9230" w:author="Claude (AI) - proposed" w:date="2026-10-18T00:27:32Z">
               <w:r>
                 <w:rPr>
                   <w:rFonts w:ascii="Arial" w:cs="Arial" w:eastAsia="Arial" w:hAnsi="Arial"/>
@@ -28249,7 +28249,7 @@
               </w:rPr>
               <w:t xml:space="preserve">), which is the </w:t>
             </w:r>
-            <w:del w:id="9231" w:author="Claude (AI) - proposed" w:date="2026-10-15T20:14:04Z">
+            <w:del w:id="9231" w:author="Claude (AI) - proposed" w:date="2026-10-18T00:27:32Z">
               <w:r>
                 <w:rPr>
                   <w:rFonts w:ascii="Arial" w:cs="Arial" w:eastAsia="Arial" w:hAnsi="Arial"/>
@@ -28343,7 +28343,7 @@
               </w:rPr>
               <w:t xml:space="preserve">Observable indicator: Column 3 of the table contains a geometric reason (not just 'yes/no'). In the worked example</w:t>
             </w:r>
-            <w:del w:id="9232" w:author="Claude (AI) - proposed" w:date="2026-10-15T20:14:04Z">
+            <w:del w:id="9232" w:author="Claude (AI) - proposed" w:date="2026-10-18T00:27:32Z">
               <w:r>
                 <w:rPr>
                   <w:rFonts w:ascii="Arial" w:cs="Arial" w:eastAsia="Arial" w:hAnsi="Arial"/>
@@ -28358,7 +28358,7 @@
                 <w:delText xml:space="preserve">, learners should state that </w:delText>
               </w:r>
             </w:del>
-            <w:ins w:id="9233" w:author="Claude (AI) - proposed" w:date="2026-10-15T20:14:04Z">
+            <w:ins w:id="9233" w:author="Claude (AI) - proposed" w:date="2026-10-18T00:27:32Z">
               <w:r>
                 <w:rPr>
                   <w:rFonts w:ascii="Arial" w:cs="Arial" w:eastAsia="Arial" w:hAnsi="Arial"/>
@@ -28386,7 +28386,7 @@
               </w:rPr>
               <w:t xml:space="preserve">PQ = P'Q'</w:t>
             </w:r>
-            <w:ins w:id="9234" w:author="Claude (AI) - proposed" w:date="2026-10-15T20:14:04Z">
+            <w:ins w:id="9234" w:author="Claude (AI) - proposed" w:date="2026-10-18T00:27:32Z">
               <w:r>
                 <w:rPr>
                   <w:rFonts w:ascii="Arial" w:cs="Arial" w:eastAsia="Arial" w:hAnsi="Arial"/>
@@ -28414,7 +28414,7 @@
               </w:rPr>
               <w:t xml:space="preserve">, QR = Q'R'</w:t>
             </w:r>
-            <w:ins w:id="9235" w:author="Claude (AI) - proposed" w:date="2026-10-15T20:14:04Z">
+            <w:ins w:id="9235" w:author="Claude (AI) - proposed" w:date="2026-10-18T00:27:32Z">
               <w:r>
                 <w:rPr>
                   <w:rFonts w:ascii="Arial" w:cs="Arial" w:eastAsia="Arial" w:hAnsi="Arial"/>
@@ -28442,7 +28442,7 @@
               </w:rPr>
               <w:t xml:space="preserve">, PR = P'R' </w:t>
             </w:r>
-            <w:del w:id="9236" w:author="Claude (AI) - proposed" w:date="2026-10-15T20:14:04Z">
+            <w:del w:id="9236" w:author="Claude (AI) - proposed" w:date="2026-10-18T00:27:32Z">
               <w:r>
                 <w:rPr>
                   <w:rFonts w:ascii="Arial" w:cs="Arial" w:eastAsia="Arial" w:hAnsi="Arial"/>
@@ -28457,7 +28457,7 @@
                 <w:delText xml:space="preserve">(congruent sides) but that the cyclic order</w:delText>
               </w:r>
             </w:del>
-            <w:ins w:id="9237" w:author="Claude (AI) - proposed" w:date="2026-10-15T20:14:04Z">
+            <w:ins w:id="9237" w:author="Claude (AI) - proposed" w:date="2026-10-18T00:27:32Z">
               <w:r>
                 <w:rPr>
                   <w:rFonts w:ascii="Arial" w:cs="Arial" w:eastAsia="Arial" w:hAnsi="Arial"/>
@@ -28485,7 +28485,7 @@
               </w:rPr>
               <w:t xml:space="preserve"> P→Q→R </w:t>
             </w:r>
-            <w:del w:id="9238" w:author="Claude (AI) - proposed" w:date="2026-10-15T20:14:04Z">
+            <w:del w:id="9238" w:author="Claude (AI) - proposed" w:date="2026-10-18T00:27:32Z">
               <w:r>
                 <w:rPr>
                   <w:rFonts w:ascii="Arial" w:cs="Arial" w:eastAsia="Arial" w:hAnsi="Arial"/>
@@ -28500,7 +28500,7 @@
                 <w:delText xml:space="preserve">is clockwise while</w:delText>
               </w:r>
             </w:del>
-            <w:ins w:id="9239" w:author="Claude (AI) - proposed" w:date="2026-10-15T20:14:04Z">
+            <w:ins w:id="9239" w:author="Claude (AI) - proposed" w:date="2026-10-18T00:27:32Z">
               <w:r>
                 <w:rPr>
                   <w:rFonts w:ascii="Arial" w:cs="Arial" w:eastAsia="Arial" w:hAnsi="Arial"/>
@@ -28528,7 +28528,7 @@
               </w:rPr>
               <w:t xml:space="preserve"> P'→Q'→R' </w:t>
             </w:r>
-            <w:del w:id="9240" w:author="Claude (AI) - proposed" w:date="2026-10-15T20:14:04Z">
+            <w:del w:id="9240" w:author="Claude (AI) - proposed" w:date="2026-10-18T00:27:32Z">
               <w:r>
                 <w:rPr>
                   <w:rFonts w:ascii="Arial" w:cs="Arial" w:eastAsia="Arial" w:hAnsi="Arial"/>
@@ -28543,7 +28543,7 @@
                 <w:delText xml:space="preserve">is anticlockwise, confirming opposite congruence. Misconception</w:delText>
               </w:r>
             </w:del>
-            <w:ins w:id="9241" w:author="Claude (AI) - proposed" w:date="2026-10-15T20:14:04Z">
+            <w:ins w:id="9241" w:author="Claude (AI) - proposed" w:date="2026-10-18T00:27:32Z">
               <w:r>
                 <w:rPr>
                   <w:rFonts w:ascii="Arial" w:cs="Arial" w:eastAsia="Arial" w:hAnsi="Arial"/>
@@ -28571,7 +28571,7 @@
               </w:rPr>
               <w:t xml:space="preserve"> to watch:</w:t>
             </w:r>
-            <w:ins w:id="9242" w:author="Claude (AI) - proposed" w:date="2026-10-15T20:14:04Z">
+            <w:ins w:id="9242" w:author="Claude (AI) - proposed" w:date="2026-10-18T00:27:32Z">
               <w:r>
                 <w:rPr>
                   <w:rFonts w:ascii="Arial" w:cs="Arial" w:eastAsia="Arial" w:hAnsi="Arial"/>
@@ -28599,7 +28599,7 @@
               </w:rPr>
               <w:t xml:space="preserve"> learners who confuse 'opposite congruence' with 'not congruent' — address immediately with: 'Opposite congruence still means same shape, same size. Only </w:t>
             </w:r>
-            <w:del w:id="9243" w:author="Claude (AI) - proposed" w:date="2026-10-15T20:14:04Z">
+            <w:del w:id="9243" w:author="Claude (AI) - proposed" w:date="2026-10-18T00:27:32Z">
               <w:r>
                 <w:rPr>
                   <w:rFonts w:ascii="Arial" w:cs="Arial" w:eastAsia="Arial" w:hAnsi="Arial"/>
@@ -28614,7 +28614,7 @@
                 <w:delText xml:space="preserve">the orientation in the plane differs</w:delText>
               </w:r>
             </w:del>
-            <w:ins w:id="9244" w:author="Claude (AI) - proposed" w:date="2026-10-15T20:14:04Z">
+            <w:ins w:id="9244" w:author="Claude (AI) - proposed" w:date="2026-10-18T00:27:32Z">
               <w:r>
                 <w:rPr>
                   <w:rFonts w:ascii="Arial" w:cs="Arial" w:eastAsia="Arial" w:hAnsi="Arial"/>
@@ -28698,7 +28698,7 @@
             <w:pPr>
               <w:spacing w:after="20" w:before="0"/>
             </w:pPr>
-            <w:hyperlink w:history="1" r:id="rIdauhp1ybj-xw6hdxxrgsao">
+            <w:hyperlink w:history="1" r:id="rIdq3ozvtxwvtvdhhkk34oam">
               <w:r>
                 <w:rPr>
                   <w:rFonts w:ascii="Arial" w:cs="Arial" w:eastAsia="Arial" w:hAnsi="Arial"/>
@@ -28747,7 +28747,7 @@
               <w:spacing w:after="10" w:before="0"/>
               <w:ind w:left="120"/>
             </w:pPr>
-            <w:hyperlink w:history="1" r:id="rIdqktbufzdkgdphxr140yq5">
+            <w:hyperlink w:history="1" r:id="rId208ih_m2v325hlilt2kjl">
               <w:r>
                 <w:rPr>
                   <w:rFonts w:ascii="Arial" w:cs="Arial" w:eastAsia="Arial" w:hAnsi="Arial"/>
@@ -28792,7 +28792,7 @@
             <w:pPr>
               <w:spacing w:after="20" w:before="0"/>
             </w:pPr>
-            <w:hyperlink w:history="1" r:id="rIdhbkg6icuble-grus9sgdn">
+            <w:hyperlink w:history="1" r:id="rIdpfny2nfgoteutjwlq5yco">
               <w:r>
                 <w:rPr>
                   <w:rFonts w:ascii="Arial" w:cs="Arial" w:eastAsia="Arial" w:hAnsi="Arial"/>
@@ -28825,7 +28825,7 @@
               <w:spacing w:after="10" w:before="0"/>
               <w:ind w:left="120"/>
             </w:pPr>
-            <w:hyperlink w:history="1" r:id="rIdjpg639lubigjayoccgetj">
+            <w:hyperlink w:history="1" r:id="rIdmeprhhfepop57ifnqb1gp">
               <w:r>
                 <w:rPr>
                   <w:rFonts w:ascii="Arial" w:cs="Arial" w:eastAsia="Arial" w:hAnsi="Arial"/>
@@ -28870,7 +28870,7 @@
               </w:rPr>
               <w:t xml:space="preserve">Each learner receives two sticky notes. On the YELLOW note they write one thing that surprised them today — something they predicted differently in Phase 1. On the GREEN note they write one updated answer to any question currently on the class Driving Question Board (DQB). The teacher then draws the class's attention to the DQB and asks: 'Earlier in our unit, someone posted the question: Are all rotated images identical to the original shape? Can someone now give a precise, upgraded answer to that?' Learners discuss in pairs for 60 seconds, then one pair shares. The teacher models writing a class-consensus update on the DQB card: 'Yes — rotated images are congruent to their objects (same shape, same size, same distances from centre), </w:t>
             </w:r>
-            <w:del w:id="9245" w:author="Claude (AI) - proposed" w:date="2026-10-15T20:14:04Z">
+            <w:del w:id="9245" w:author="Claude (AI) - proposed" w:date="2026-10-18T00:27:32Z">
               <w:r>
                 <w:rPr>
                   <w:rFonts w:ascii="Arial" w:cs="Arial" w:eastAsia="Arial" w:hAnsi="Arial"/>
@@ -28885,7 +28885,7 @@
                 <w:delText xml:space="preserve">but</w:delText>
               </w:r>
             </w:del>
-            <w:ins w:id="9246" w:author="Claude (AI) - proposed" w:date="2026-10-15T20:14:04Z">
+            <w:ins w:id="9246" w:author="Claude (AI) - proposed" w:date="2026-10-18T00:27:32Z">
               <w:r>
                 <w:rPr>
                   <w:rFonts w:ascii="Arial" w:cs="Arial" w:eastAsia="Arial" w:hAnsi="Arial"/>
@@ -28913,7 +28913,7 @@
               </w:rPr>
               <w:t xml:space="preserve"> the congruence is </w:t>
             </w:r>
-            <w:del w:id="9247" w:author="Claude (AI) - proposed" w:date="2026-10-15T20:14:04Z">
+            <w:del w:id="9247" w:author="Claude (AI) - proposed" w:date="2026-10-18T00:27:32Z">
               <w:r>
                 <w:rPr>
                   <w:rFonts w:ascii="Arial" w:cs="Arial" w:eastAsia="Arial" w:hAnsi="Arial"/>
@@ -28928,7 +28928,7 @@
                 <w:delText xml:space="preserve">OPPOSITE — the cyclic order of vertices reverses</w:delText>
               </w:r>
             </w:del>
-            <w:ins w:id="9248" w:author="Claude (AI) - proposed" w:date="2026-10-15T20:14:04Z">
+            <w:ins w:id="9248" w:author="Claude (AI) - proposed" w:date="2026-10-18T00:27:32Z">
               <w:r>
                 <w:rPr>
                   <w:rFonts w:ascii="Arial" w:cs="Arial" w:eastAsia="Arial" w:hAnsi="Arial"/>
@@ -28956,7 +28956,7 @@
               </w:rPr>
               <w:t xml:space="preserve">, so the image </w:t>
             </w:r>
-            <w:del w:id="9249" w:author="Claude (AI) - proposed" w:date="2026-10-15T20:14:04Z">
+            <w:del w:id="9249" w:author="Claude (AI) - proposed" w:date="2026-10-18T00:27:32Z">
               <w:r>
                 <w:rPr>
                   <w:rFonts w:ascii="Arial" w:cs="Arial" w:eastAsia="Arial" w:hAnsi="Arial"/>
@@ -28971,7 +28971,7 @@
                 <w:delText xml:space="preserve">cannot be superimposed on the object without lifting it from the plane</w:delText>
               </w:r>
             </w:del>
-            <w:ins w:id="9250" w:author="Claude (AI) - proposed" w:date="2026-10-15T20:14:04Z">
+            <w:ins w:id="9250" w:author="Claude (AI) - proposed" w:date="2026-10-18T00:27:32Z">
               <w:r>
                 <w:rPr>
                   <w:rFonts w:ascii="Arial" w:cs="Arial" w:eastAsia="Arial" w:hAnsi="Arial"/>
@@ -29032,7 +29032,7 @@
               </w:rPr>
               <w:t xml:space="preserve">Hand out sticky notes. Say: 'Yellow = your biggest surprise today. Green = your best answer to any DQB question. You have 3 minutes — write independently, no talking.' After 3 minutes, collect sticky notes and read 4–5 yellow notes aloud anonymously: 'Someone wrote: I thought </w:t>
             </w:r>
-            <w:del w:id="9251" w:author="Claude (AI) - proposed" w:date="2026-10-15T20:14:04Z">
+            <w:del w:id="9251" w:author="Claude (AI) - proposed" w:date="2026-10-18T00:27:32Z">
               <w:r>
                 <w:rPr>
                   <w:rFonts w:ascii="Arial" w:cs="Arial" w:eastAsia="Arial" w:hAnsi="Arial"/>
@@ -29047,7 +29047,7 @@
                 <w:delText xml:space="preserve">rotation was the same as translation in terms of congruence type</w:delText>
               </w:r>
             </w:del>
-            <w:ins w:id="9252" w:author="Claude (AI) - proposed" w:date="2026-10-15T20:14:04Z">
+            <w:ins w:id="9252" w:author="Claude (AI) - proposed" w:date="2026-10-18T00:27:32Z">
               <w:r>
                 <w:rPr>
                   <w:rFonts w:ascii="Arial" w:cs="Arial" w:eastAsia="Arial" w:hAnsi="Arial"/>
@@ -29075,7 +29075,7 @@
               </w:rPr>
               <w:t xml:space="preserve">. That is a great surprise to record.' Post selected green notes on the DQB. Then pose the clock question verbatim: 'Minute hand at 12:00 and minute hand at 12:15 — direct or opposite congruence?' Wait 12 seconds. Take 4 responses via cold-call. Confirm: '</w:t>
             </w:r>
-            <w:del w:id="9253" w:author="Claude (AI) - proposed" w:date="2026-10-15T20:14:04Z">
+            <w:del w:id="9253" w:author="Claude (AI) - proposed" w:date="2026-10-18T00:27:32Z">
               <w:r>
                 <w:rPr>
                   <w:rFonts w:ascii="Arial" w:cs="Arial" w:eastAsia="Arial" w:hAnsi="Arial"/>
@@ -29090,7 +29090,7 @@
                 <w:delText xml:space="preserve">Opposite</w:delText>
               </w:r>
             </w:del>
-            <w:ins w:id="9254" w:author="Claude (AI) - proposed" w:date="2026-10-15T20:14:04Z">
+            <w:ins w:id="9254" w:author="Claude (AI) - proposed" w:date="2026-10-18T00:27:32Z">
               <w:r>
                 <w:rPr>
                   <w:rFonts w:ascii="Arial" w:cs="Arial" w:eastAsia="Arial" w:hAnsi="Arial"/>
@@ -29118,7 +29118,7 @@
               </w:rPr>
               <w:t xml:space="preserve"> congruence — the hand has been </w:t>
             </w:r>
-            <w:del w:id="9255" w:author="Claude (AI) - proposed" w:date="2026-10-15T20:14:04Z">
+            <w:del w:id="9255" w:author="Claude (AI) - proposed" w:date="2026-10-18T00:27:32Z">
               <w:r>
                 <w:rPr>
                   <w:rFonts w:ascii="Arial" w:cs="Arial" w:eastAsia="Arial" w:hAnsi="Arial"/>
@@ -29133,7 +29133,7 @@
                 <w:delText xml:space="preserve">rotated, not slid, so its orientation in the plane has changed relative to the original position</w:delText>
               </w:r>
             </w:del>
-            <w:ins w:id="9256" w:author="Claude (AI) - proposed" w:date="2026-10-15T20:14:04Z">
+            <w:ins w:id="9256" w:author="Claude (AI) - proposed" w:date="2026-10-18T00:27:32Z">
               <w:r>
                 <w:rPr>
                   <w:rFonts w:ascii="Arial" w:cs="Arial" w:eastAsia="Arial" w:hAnsi="Arial"/>
@@ -29227,7 +29227,7 @@
               </w:rPr>
               <w:t xml:space="preserve">Observable indicator: Green sticky notes contain specific, accurate DQB updates using the terms 'direct congruence' or 'opposite congruence' correctly. The clock question response should specify '</w:t>
             </w:r>
-            <w:del w:id="9257" w:author="Claude (AI) - proposed" w:date="2026-10-15T20:14:04Z">
+            <w:del w:id="9257" w:author="Claude (AI) - proposed" w:date="2026-10-18T00:27:32Z">
               <w:r>
                 <w:rPr>
                   <w:rFonts w:ascii="Arial" w:cs="Arial" w:eastAsia="Arial" w:hAnsi="Arial"/>
@@ -29242,7 +29242,7 @@
                 <w:delText xml:space="preserve">opposite</w:delText>
               </w:r>
             </w:del>
-            <w:ins w:id="9258" w:author="Claude (AI) - proposed" w:date="2026-10-15T20:14:04Z">
+            <w:ins w:id="9258" w:author="Claude (AI) - proposed" w:date="2026-10-18T00:27:32Z">
               <w:r>
                 <w:rPr>
                   <w:rFonts w:ascii="Arial" w:cs="Arial" w:eastAsia="Arial" w:hAnsi="Arial"/>
@@ -29270,7 +29270,7 @@
               </w:rPr>
               <w:t xml:space="preserve"> congruence' with a </w:t>
             </w:r>
-            <w:del w:id="9259" w:author="Claude (AI) - proposed" w:date="2026-10-15T20:14:04Z">
+            <w:del w:id="9259" w:author="Claude (AI) - proposed" w:date="2026-10-18T00:27:32Z">
               <w:r>
                 <w:rPr>
                   <w:rFonts w:ascii="Arial" w:cs="Arial" w:eastAsia="Arial" w:hAnsi="Arial"/>
@@ -29285,7 +29285,7 @@
                 <w:delText xml:space="preserve">rotation justification</w:delText>
               </w:r>
             </w:del>
-            <w:ins w:id="9260" w:author="Claude (AI) - proposed" w:date="2026-10-15T20:14:04Z">
+            <w:ins w:id="9260" w:author="Claude (AI) - proposed" w:date="2026-10-18T00:27:32Z">
               <w:r>
                 <w:rPr>
                   <w:rFonts w:ascii="Arial" w:cs="Arial" w:eastAsia="Arial" w:hAnsi="Arial"/>
@@ -29369,7 +29369,7 @@
             <w:pPr>
               <w:spacing w:after="20" w:before="0"/>
             </w:pPr>
-            <w:hyperlink w:history="1" r:id="rIdjijekbi51iuw4igcgmfez">
+            <w:hyperlink w:history="1" r:id="rIdc01r0_kr4rg1-ffsnwlsz">
               <w:r>
                 <w:rPr>
                   <w:rFonts w:ascii="Arial" w:cs="Arial" w:eastAsia="Arial" w:hAnsi="Arial"/>
@@ -29418,7 +29418,7 @@
               <w:spacing w:after="10" w:before="0"/>
               <w:ind w:left="120"/>
             </w:pPr>
-            <w:hyperlink w:history="1" r:id="rIdthb3i1h0aisuujzysnaqr">
+            <w:hyperlink w:history="1" r:id="rIdqhuvw7asutocaoi2wpede">
               <w:r>
                 <w:rPr>
                   <w:rFonts w:ascii="Arial" w:cs="Arial" w:eastAsia="Arial" w:hAnsi="Arial"/>
@@ -29463,7 +29463,7 @@
             <w:pPr>
               <w:spacing w:after="20" w:before="0"/>
             </w:pPr>
-            <w:hyperlink w:history="1" r:id="rIdgolgsa9qstuveroymzsrk">
+            <w:hyperlink w:history="1" r:id="rIdo1s2n8uxueoybajb5xb7v">
               <w:r>
                 <w:rPr>
                   <w:rFonts w:ascii="Arial" w:cs="Arial" w:eastAsia="Arial" w:hAnsi="Arial"/>
@@ -29496,7 +29496,7 @@
               <w:spacing w:after="10" w:before="0"/>
               <w:ind w:left="120"/>
             </w:pPr>
-            <w:hyperlink w:history="1" r:id="rIdze5zmtuwx-5nfy8uwqoy7">
+            <w:hyperlink w:history="1" r:id="rId_0gq8l0jfnat82korsm-b">
               <w:r>
                 <w:rPr>
                   <w:rFonts w:ascii="Arial" w:cs="Arial" w:eastAsia="Arial" w:hAnsi="Arial"/>
@@ -29541,7 +29541,7 @@
               </w:rPr>
               <w:t xml:space="preserve">Learners open to their cumulative unit model page (started in Lesson 1). They add a new layer: a 'Congruence Landscape' diagram. This is a branching diagram with 'Congruence' at the top, splitting into 'Direct Congruence' (left branch, coloured blue) and 'Opposite Congruence' (right branch, coloured red). Under Direct Congruence they write: Translation — slide only, no </w:t>
             </w:r>
-            <w:del w:id="9261" w:author="Claude (AI) - proposed" w:date="2026-10-15T20:14:04Z">
+            <w:del w:id="9261" w:author="Claude (AI) - proposed" w:date="2026-10-18T00:27:32Z">
               <w:r>
                 <w:rPr>
                   <w:rFonts w:ascii="Arial" w:cs="Arial" w:eastAsia="Arial" w:hAnsi="Arial"/>
@@ -29556,7 +29556,7 @@
                 <w:delText xml:space="preserve">lifting, no orientation change</w:delText>
               </w:r>
             </w:del>
-            <w:ins w:id="9262" w:author="Claude (AI) - proposed" w:date="2026-10-15T20:14:04Z">
+            <w:ins w:id="9262" w:author="Claude (AI) - proposed" w:date="2026-10-18T00:27:32Z">
               <w:r>
                 <w:rPr>
                   <w:rFonts w:ascii="Arial" w:cs="Arial" w:eastAsia="Arial" w:hAnsi="Arial"/>
@@ -29584,7 +29584,7 @@
               </w:rPr>
               <w:t xml:space="preserve">. Under Opposite Congruence they write: </w:t>
             </w:r>
-            <w:del w:id="9263" w:author="Claude (AI) - proposed" w:date="2026-10-15T20:14:04Z">
+            <w:del w:id="9263" w:author="Claude (AI) - proposed" w:date="2026-10-18T00:27:32Z">
               <w:r>
                 <w:rPr>
                   <w:rFonts w:ascii="Arial" w:cs="Arial" w:eastAsia="Arial" w:hAnsi="Arial"/>
@@ -29599,7 +29599,7 @@
                 <w:delText xml:space="preserve">Rotation — lifting required, cyclic vertex order reverses; and Reflection — lifting</w:delText>
               </w:r>
             </w:del>
-            <w:ins w:id="9264" w:author="Claude (AI) - proposed" w:date="2026-10-15T20:14:04Z">
+            <w:ins w:id="9264" w:author="Claude (AI) - proposed" w:date="2026-10-18T00:27:32Z">
               <w:r>
                 <w:rPr>
                   <w:rFonts w:ascii="Arial" w:cs="Arial" w:eastAsia="Arial" w:hAnsi="Arial"/>
@@ -29627,7 +29627,7 @@
               </w:rPr>
               <w:t xml:space="preserve"> required, mirror </w:t>
             </w:r>
-            <w:del w:id="9265" w:author="Claude (AI) - proposed" w:date="2026-10-15T20:14:04Z">
+            <w:del w:id="9265" w:author="Claude (AI) - proposed" w:date="2026-10-18T00:27:32Z">
               <w:r>
                 <w:rPr>
                   <w:rFonts w:ascii="Arial" w:cs="Arial" w:eastAsia="Arial" w:hAnsi="Arial"/>
@@ -29642,7 +29642,7 @@
                 <w:delText xml:space="preserve">flips orientation</w:delText>
               </w:r>
             </w:del>
-            <w:ins w:id="9266" w:author="Claude (AI) - proposed" w:date="2026-10-15T20:14:04Z">
+            <w:ins w:id="9266" w:author="Claude (AI) - proposed" w:date="2026-10-18T00:27:32Z">
               <w:r>
                 <w:rPr>
                   <w:rFonts w:ascii="Arial" w:cs="Arial" w:eastAsia="Arial" w:hAnsi="Arial"/>
@@ -29670,7 +29670,7 @@
               </w:rPr>
               <w:t xml:space="preserve">. They then add one real-life Kenyan example for each </w:t>
             </w:r>
-            <w:del w:id="9267" w:author="Claude (AI) - proposed" w:date="2026-10-15T20:14:04Z">
+            <w:del w:id="9267" w:author="Claude (AI) - proposed" w:date="2026-10-18T00:27:32Z">
               <w:r>
                 <w:rPr>
                   <w:rFonts w:ascii="Arial" w:cs="Arial" w:eastAsia="Arial" w:hAnsi="Arial"/>
@@ -29685,7 +29685,7 @@
                 <w:delText xml:space="preserve">branch</w:delText>
               </w:r>
             </w:del>
-            <w:ins w:id="9268" w:author="Claude (AI) - proposed" w:date="2026-10-15T20:14:04Z">
+            <w:ins w:id="9268" w:author="Claude (AI) - proposed" w:date="2026-10-18T00:27:32Z">
               <w:r>
                 <w:rPr>
                   <w:rFonts w:ascii="Arial" w:cs="Arial" w:eastAsia="Arial" w:hAnsi="Arial"/>
@@ -29713,7 +29713,7 @@
               </w:rPr>
               <w:t xml:space="preserve">: for translation they write 'A matatu sliding along Thika Superhighway — its shape and orientation remain unchanged'; for rotation they write 'The minute hand of Nairobi University clock — rotating from 12 to 3 </w:t>
             </w:r>
-            <w:del w:id="9269" w:author="Claude (AI) - proposed" w:date="2026-10-15T20:14:04Z">
+            <w:del w:id="9269" w:author="Claude (AI) - proposed" w:date="2026-10-18T00:27:32Z">
               <w:r>
                 <w:rPr>
                   <w:rFonts w:ascii="Arial" w:cs="Arial" w:eastAsia="Arial" w:hAnsi="Arial"/>
@@ -29728,7 +29728,7 @@
                 <w:delText xml:space="preserve">changes orientation (opposite</w:delText>
               </w:r>
             </w:del>
-            <w:ins w:id="9270" w:author="Claude (AI) - proposed" w:date="2026-10-15T20:14:04Z">
+            <w:ins w:id="9270" w:author="Claude (AI) - proposed" w:date="2026-10-18T00:27:32Z">
               <w:r>
                 <w:rPr>
                   <w:rFonts w:ascii="Arial" w:cs="Arial" w:eastAsia="Arial" w:hAnsi="Arial"/>
@@ -29756,7 +29756,7 @@
               </w:rPr>
               <w:t xml:space="preserve"> congruence)'; for reflection they write 'A </w:t>
             </w:r>
-            <w:del w:id="9271" w:author="Claude (AI) - proposed" w:date="2026-10-15T20:14:04Z">
+            <w:del w:id="9271" w:author="Claude (AI) - proposed" w:date="2026-10-18T00:27:32Z">
               <w:r>
                 <w:rPr>
                   <w:rFonts w:ascii="Arial" w:cs="Arial" w:eastAsia="Arial" w:hAnsi="Arial"/>
@@ -29771,7 +29771,7 @@
                 <w:delText xml:space="preserve">dhow</w:delText>
               </w:r>
             </w:del>
-            <w:ins w:id="9272" w:author="Claude (AI) - proposed" w:date="2026-10-15T20:14:04Z">
+            <w:ins w:id="9272" w:author="Claude (AI) - proposed" w:date="2026-10-18T00:27:32Z">
               <w:r>
                 <w:rPr>
                   <w:rFonts w:ascii="Arial" w:cs="Arial" w:eastAsia="Arial" w:hAnsi="Arial"/>
@@ -29799,7 +29799,7 @@
               </w:rPr>
               <w:t xml:space="preserve"> on Lake Victoria reflected in calm water — </w:t>
             </w:r>
-            <w:del w:id="9273" w:author="Claude (AI) - proposed" w:date="2026-10-15T20:14:04Z">
+            <w:del w:id="9273" w:author="Claude (AI) - proposed" w:date="2026-10-18T00:27:32Z">
               <w:r>
                 <w:rPr>
                   <w:rFonts w:ascii="Arial" w:cs="Arial" w:eastAsia="Arial" w:hAnsi="Arial"/>
@@ -29814,7 +29814,7 @@
                 <w:delText xml:space="preserve">mirror image requires lifting to superimpose</w:delText>
               </w:r>
             </w:del>
-            <w:ins w:id="9274" w:author="Claude (AI) - proposed" w:date="2026-10-15T20:14:04Z">
+            <w:ins w:id="9274" w:author="Claude (AI) - proposed" w:date="2026-10-18T00:27:32Z">
               <w:r>
                 <w:rPr>
                   <w:rFonts w:ascii="Arial" w:cs="Arial" w:eastAsia="Arial" w:hAnsi="Arial"/>
@@ -29842,7 +29842,7 @@
               </w:rPr>
               <w:t xml:space="preserve">'. Finally, learners draw an arrow from the 'Rotation' node back to the anchoring phenomenon image at the top of their model page, labelling it: '</w:t>
             </w:r>
-            <w:del w:id="9275" w:author="Claude (AI) - proposed" w:date="2026-10-15T20:14:04Z">
+            <w:del w:id="9275" w:author="Claude (AI) - proposed" w:date="2026-10-18T00:27:32Z">
               <w:r>
                 <w:rPr>
                   <w:rFonts w:ascii="Arial" w:cs="Arial" w:eastAsia="Arial" w:hAnsi="Arial"/>
@@ -29857,7 +29857,7 @@
                 <w:delText xml:space="preserve">Opposite congruence — orientation reverses but shape and size are preserved</w:delText>
               </w:r>
             </w:del>
-            <w:ins w:id="9276" w:author="Claude (AI) - proposed" w:date="2026-10-15T20:14:04Z">
+            <w:ins w:id="9276" w:author="Claude (AI) - proposed" w:date="2026-10-18T00:27:32Z">
               <w:r>
                 <w:rPr>
                   <w:rFonts w:ascii="Arial" w:cs="Arial" w:eastAsia="Arial" w:hAnsi="Arial"/>
@@ -29918,7 +29918,7 @@
               </w:rPr>
               <w:t xml:space="preserve">Project the blank branching diagram on the board. Say: 'Copy this structure first — branches, colours, labels. You have 7 minutes to complete it and add your three Kenyan examples. Your examples must be different from mine.' Circulate and check that </w:t>
             </w:r>
-            <w:del w:id="9277" w:author="Claude (AI) - proposed" w:date="2026-10-15T20:14:04Z">
+            <w:del w:id="9277" w:author="Claude (AI) - proposed" w:date="2026-10-18T00:27:32Z">
               <w:r>
                 <w:rPr>
                   <w:rFonts w:ascii="Arial" w:cs="Arial" w:eastAsia="Arial" w:hAnsi="Arial"/>
@@ -29933,7 +29933,7 @@
                 <w:delText xml:space="preserve">both Rotation and Reflection appear</w:delText>
               </w:r>
             </w:del>
-            <w:ins w:id="9278" w:author="Claude (AI) - proposed" w:date="2026-10-15T20:14:04Z">
+            <w:ins w:id="9278" w:author="Claude (AI) - proposed" w:date="2026-10-18T00:27:32Z">
               <w:r>
                 <w:rPr>
                   <w:rFonts w:ascii="Arial" w:cs="Arial" w:eastAsia="Arial" w:hAnsi="Arial"/>
@@ -29961,7 +29961,7 @@
               </w:rPr>
               <w:t xml:space="preserve"> under Opposite Congruence — </w:t>
             </w:r>
-            <w:del w:id="9279" w:author="Claude (AI) - proposed" w:date="2026-10-15T20:14:04Z">
+            <w:del w:id="9279" w:author="Claude (AI) - proposed" w:date="2026-10-18T00:27:32Z">
               <w:r>
                 <w:rPr>
                   <w:rFonts w:ascii="Arial" w:cs="Arial" w:eastAsia="Arial" w:hAnsi="Arial"/>
@@ -29976,7 +29976,7 @@
                 <w:delText xml:space="preserve">this</w:delText>
               </w:r>
             </w:del>
-            <w:ins w:id="9280" w:author="Claude (AI) - proposed" w:date="2026-10-15T20:14:04Z">
+            <w:ins w:id="9280" w:author="Claude (AI) - proposed" w:date="2026-10-18T00:27:32Z">
               <w:r>
                 <w:rPr>
                   <w:rFonts w:ascii="Arial" w:cs="Arial" w:eastAsia="Arial" w:hAnsi="Arial"/>
@@ -30004,7 +30004,7 @@
               </w:rPr>
               <w:t xml:space="preserve"> is the most </w:t>
             </w:r>
-            <w:del w:id="9281" w:author="Claude (AI) - proposed" w:date="2026-10-15T20:14:04Z">
+            <w:del w:id="9281" w:author="Claude (AI) - proposed" w:date="2026-10-18T00:27:32Z">
               <w:r>
                 <w:rPr>
                   <w:rFonts w:ascii="Arial" w:cs="Arial" w:eastAsia="Arial" w:hAnsi="Arial"/>
@@ -30019,7 +30019,7 @@
                 <w:delText xml:space="preserve">common omission</w:delText>
               </w:r>
             </w:del>
-            <w:ins w:id="9282" w:author="Claude (AI) - proposed" w:date="2026-10-15T20:14:04Z">
+            <w:ins w:id="9282" w:author="Claude (AI) - proposed" w:date="2026-10-18T00:27:32Z">
               <w:r>
                 <w:rPr>
                   <w:rFonts w:ascii="Arial" w:cs="Arial" w:eastAsia="Arial" w:hAnsi="Arial"/>
@@ -30047,7 +30047,7 @@
               </w:rPr>
               <w:t xml:space="preserve">. At 6 minutes, cold-call 3 learners to share their Kenyan examples. After sharing, say verbatim: 'Notice that our model is now connecting three transformations into one picture: reflection and translation from earlier sub-strands, and rotation from Lessons 2–5. That is what a good model does — it unifies.' Close by pointing to the phenomenon image: 'Every time the minute hand of Nairobi's clock completes a rotation, it produces a new position that is </w:t>
             </w:r>
-            <w:del w:id="9283" w:author="Claude (AI) - proposed" w:date="2026-10-15T20:14:04Z">
+            <w:del w:id="9283" w:author="Claude (AI) - proposed" w:date="2026-10-18T00:27:32Z">
               <w:r>
                 <w:rPr>
                   <w:rFonts w:ascii="Arial" w:cs="Arial" w:eastAsia="Arial" w:hAnsi="Arial"/>
@@ -30062,7 +30062,7 @@
                 <w:delText xml:space="preserve">oppositely</w:delText>
               </w:r>
             </w:del>
-            <w:ins w:id="9284" w:author="Claude (AI) - proposed" w:date="2026-10-15T20:14:04Z">
+            <w:ins w:id="9284" w:author="Claude (AI) - proposed" w:date="2026-10-18T00:27:32Z">
               <w:r>
                 <w:rPr>
                   <w:rFonts w:ascii="Arial" w:cs="Arial" w:eastAsia="Arial" w:hAnsi="Arial"/>
@@ -30090,7 +30090,7 @@
               </w:rPr>
               <w:t xml:space="preserve"> congruent to the start position</w:t>
             </w:r>
-            <w:ins w:id="9285" w:author="Claude (AI) - proposed" w:date="2026-10-15T20:14:04Z">
+            <w:ins w:id="9285" w:author="Claude (AI) - proposed" w:date="2026-10-18T00:27:32Z">
               <w:r>
                 <w:rPr>
                   <w:rFonts w:ascii="Arial" w:cs="Arial" w:eastAsia="Arial" w:hAnsi="Arial"/>
@@ -30184,7 +30184,7 @@
               </w:rPr>
               <w:t xml:space="preserve">Observable indicator: The branching diagram correctly places Translation </w:t>
             </w:r>
-            <w:ins w:id="9286" w:author="Claude (AI) - proposed" w:date="2026-10-15T20:14:04Z">
+            <w:ins w:id="9286" w:author="Claude (AI) - proposed" w:date="2026-10-18T00:27:32Z">
               <w:r>
                 <w:rPr>
                   <w:rFonts w:ascii="Arial" w:cs="Arial" w:eastAsia="Arial" w:hAnsi="Arial"/>
@@ -30212,7 +30212,7 @@
               </w:rPr>
               <w:t xml:space="preserve">under Direct and </w:t>
             </w:r>
-            <w:del w:id="9287" w:author="Claude (AI) - proposed" w:date="2026-10-15T20:14:04Z">
+            <w:del w:id="9287" w:author="Claude (AI) - proposed" w:date="2026-10-18T00:27:32Z">
               <w:r>
                 <w:rPr>
                   <w:rFonts w:ascii="Arial" w:cs="Arial" w:eastAsia="Arial" w:hAnsi="Arial"/>
@@ -30227,7 +30227,7 @@
                 <w:delText xml:space="preserve">both Rotation and</w:delText>
               </w:r>
             </w:del>
-            <w:ins w:id="9288" w:author="Claude (AI) - proposed" w:date="2026-10-15T20:14:04Z">
+            <w:ins w:id="9288" w:author="Claude (AI) - proposed" w:date="2026-10-18T00:27:32Z">
               <w:r>
                 <w:rPr>
                   <w:rFonts w:ascii="Arial" w:cs="Arial" w:eastAsia="Arial" w:hAnsi="Arial"/>
@@ -30255,7 +30255,7 @@
               </w:rPr>
               <w:t xml:space="preserve"> Reflection under Opposite Congruence. The arrow back to the phenomenon is labelled with the correct congruence type. Common error to flag: learners who place Rotation under </w:t>
             </w:r>
-            <w:del w:id="9289" w:author="Claude (AI) - proposed" w:date="2026-10-15T20:14:04Z">
+            <w:del w:id="9289" w:author="Claude (AI) - proposed" w:date="2026-10-18T00:27:32Z">
               <w:r>
                 <w:rPr>
                   <w:rFonts w:ascii="Arial" w:cs="Arial" w:eastAsia="Arial" w:hAnsi="Arial"/>
@@ -30270,7 +30270,7 @@
                 <w:delText xml:space="preserve">Direct</w:delText>
               </w:r>
             </w:del>
-            <w:ins w:id="9290" w:author="Claude (AI) - proposed" w:date="2026-10-15T20:14:04Z">
+            <w:ins w:id="9290" w:author="Claude (AI) - proposed" w:date="2026-10-18T00:27:32Z">
               <w:r>
                 <w:rPr>
                   <w:rFonts w:ascii="Arial" w:cs="Arial" w:eastAsia="Arial" w:hAnsi="Arial"/>
@@ -30298,7 +30298,7 @@
               </w:rPr>
               <w:t xml:space="preserve"> Congruence — address by returning to the superimposition test: 'Go back to Pair B in your envelope. Can you </w:t>
             </w:r>
-            <w:del w:id="9291" w:author="Claude (AI) - proposed" w:date="2026-10-15T20:14:04Z">
+            <w:del w:id="9291" w:author="Claude (AI) - proposed" w:date="2026-10-18T00:27:32Z">
               <w:r>
                 <w:rPr>
                   <w:rFonts w:ascii="Arial" w:cs="Arial" w:eastAsia="Arial" w:hAnsi="Arial"/>
@@ -30313,7 +30313,7 @@
                 <w:delText xml:space="preserve">slide</w:delText>
               </w:r>
             </w:del>
-            <w:ins w:id="9292" w:author="Claude (AI) - proposed" w:date="2026-10-15T20:14:04Z">
+            <w:ins w:id="9292" w:author="Claude (AI) - proposed" w:date="2026-10-18T00:27:32Z">
               <w:r>
                 <w:rPr>
                   <w:rFonts w:ascii="Arial" w:cs="Arial" w:eastAsia="Arial" w:hAnsi="Arial"/>
@@ -30341,7 +30341,7 @@
               </w:rPr>
               <w:t xml:space="preserve"> the rotation image </w:t>
             </w:r>
-            <w:del w:id="9293" w:author="Claude (AI) - proposed" w:date="2026-10-15T20:14:04Z">
+            <w:del w:id="9293" w:author="Claude (AI) - proposed" w:date="2026-10-18T00:27:32Z">
               <w:r>
                 <w:rPr>
                   <w:rFonts w:ascii="Arial" w:cs="Arial" w:eastAsia="Arial" w:hAnsi="Arial"/>
@@ -30356,7 +30356,7 @@
                 <w:delText xml:space="preserve">onto</w:delText>
               </w:r>
             </w:del>
-            <w:ins w:id="9294" w:author="Claude (AI) - proposed" w:date="2026-10-15T20:14:04Z">
+            <w:ins w:id="9294" w:author="Claude (AI) - proposed" w:date="2026-10-18T00:27:32Z">
               <w:r>
                 <w:rPr>
                   <w:rFonts w:ascii="Arial" w:cs="Arial" w:eastAsia="Arial" w:hAnsi="Arial"/>
@@ -30384,7 +30384,7 @@
               </w:rPr>
               <w:t xml:space="preserve"> the object without </w:t>
             </w:r>
-            <w:del w:id="9295" w:author="Claude (AI) - proposed" w:date="2026-10-15T20:14:04Z">
+            <w:del w:id="9295" w:author="Claude (AI) - proposed" w:date="2026-10-18T00:27:32Z">
               <w:r>
                 <w:rPr>
                   <w:rFonts w:ascii="Arial" w:cs="Arial" w:eastAsia="Arial" w:hAnsi="Arial"/>
@@ -30399,7 +30399,7 @@
                 <w:delText xml:space="preserve">lifting</w:delText>
               </w:r>
             </w:del>
-            <w:ins w:id="9296" w:author="Claude (AI) - proposed" w:date="2026-10-15T20:14:04Z">
+            <w:ins w:id="9296" w:author="Claude (AI) - proposed" w:date="2026-10-18T00:27:32Z">
               <w:r>
                 <w:rPr>
                   <w:rFonts w:ascii="Arial" w:cs="Arial" w:eastAsia="Arial" w:hAnsi="Arial"/>
@@ -30522,7 +30522,7 @@
               </w:rPr>
               <w:t xml:space="preserve">After the lesson, reflect on the following questions: (1) During Phase 2, were learners genuinely uncertain about whether </w:t>
             </w:r>
-            <w:del w:id="9297" w:author="Claude (AI) - proposed" w:date="2026-10-15T20:14:04Z">
+            <w:del w:id="9297" w:author="Claude (AI) - proposed" w:date="2026-10-18T00:27:32Z">
               <w:r>
                 <w:rPr>
                   <w:rFonts w:ascii="Arial" w:cs="Arial" w:eastAsia="Arial" w:hAnsi="Arial"/>
@@ -30537,7 +30537,7 @@
                 <w:delText xml:space="preserve">lifting</w:delText>
               </w:r>
             </w:del>
-            <w:ins w:id="9298" w:author="Claude (AI) - proposed" w:date="2026-10-15T20:14:04Z">
+            <w:ins w:id="9298" w:author="Claude (AI) - proposed" w:date="2026-10-18T00:27:32Z">
               <w:r>
                 <w:rPr>
                   <w:rFonts w:ascii="Arial" w:cs="Arial" w:eastAsia="Arial" w:hAnsi="Arial"/>
@@ -30565,7 +30565,7 @@
               </w:rPr>
               <w:t xml:space="preserve"> was needed for the rotation pair, or did they arrive at the answer too quickly — if so, was it because the cutouts were too obviously asymmetric? </w:t>
             </w:r>
-            <w:del w:id="9299" w:author="Claude (AI) - proposed" w:date="2026-10-15T20:14:04Z">
+            <w:del w:id="9299" w:author="Claude (AI) - proposed" w:date="2026-10-18T00:27:32Z">
               <w:r>
                 <w:rPr>
                   <w:rFonts w:ascii="Arial" w:cs="Arial" w:eastAsia="Arial" w:hAnsi="Arial"/>
@@ -30580,7 +30580,7 @@
                 <w:delText xml:space="preserve">Consider using a more</w:delText>
               </w:r>
             </w:del>
-            <w:ins w:id="9300" w:author="Claude (AI) - proposed" w:date="2026-10-15T20:14:04Z">
+            <w:ins w:id="9300" w:author="Claude (AI) - proposed" w:date="2026-10-18T00:27:32Z">
               <w:r>
                 <w:rPr>
                   <w:rFonts w:ascii="Arial" w:cs="Arial" w:eastAsia="Arial" w:hAnsi="Arial"/>
@@ -30608,7 +30608,7 @@
               </w:rPr>
               <w:t xml:space="preserve"> symmetric shape (</w:t>
             </w:r>
-            <w:del w:id="9301" w:author="Claude (AI) - proposed" w:date="2026-10-15T20:14:04Z">
+            <w:del w:id="9301" w:author="Claude (AI) - proposed" w:date="2026-10-18T00:27:32Z">
               <w:r>
                 <w:rPr>
                   <w:rFonts w:ascii="Arial" w:cs="Arial" w:eastAsia="Arial" w:hAnsi="Arial"/>
@@ -30623,7 +30623,7 @@
                 <w:delText xml:space="preserve">e.g.,</w:delText>
               </w:r>
             </w:del>
-            <w:ins w:id="9302" w:author="Claude (AI) - proposed" w:date="2026-10-15T20:14:04Z">
+            <w:ins w:id="9302" w:author="Claude (AI) - proposed" w:date="2026-10-18T00:27:32Z">
               <w:r>
                 <w:rPr>
                   <w:rFonts w:ascii="Arial" w:cs="Arial" w:eastAsia="Arial" w:hAnsi="Arial"/>
@@ -30651,7 +30651,7 @@
               </w:rPr>
               <w:t xml:space="preserve"> an isosceles triangle</w:t>
             </w:r>
-            <w:del w:id="9303" w:author="Claude (AI) - proposed" w:date="2026-10-15T20:14:04Z">
+            <w:del w:id="9303" w:author="Claude (AI) - proposed" w:date="2026-10-18T00:27:32Z">
               <w:r>
                 <w:rPr>
                   <w:rFonts w:ascii="Arial" w:cs="Arial" w:eastAsia="Arial" w:hAnsi="Arial"/>
@@ -30666,7 +30666,7 @@
                 <w:delText xml:space="preserve"> rotated 180°) in future iterations to preserve productive uncertainty</w:delText>
               </w:r>
             </w:del>
-            <w:ins w:id="9304" w:author="Claude (AI) - proposed" w:date="2026-10-15T20:14:04Z">
+            <w:ins w:id="9304" w:author="Claude (AI) - proposed" w:date="2026-10-18T00:27:32Z">
               <w:r>
                 <w:rPr>
                   <w:rFonts w:ascii="Arial" w:cs="Arial" w:eastAsia="Arial" w:hAnsi="Arial"/>
@@ -30824,7 +30824,7 @@
               </w:rPr>
               <w:t xml:space="preserve">Learners physically tested four pairs of object-and-image cutouts (translation, rotation, reflection, and the Nairobi clock hand) using a three-step superimposition protocol — slide, </w:t>
             </w:r>
-            <w:del w:id="9305" w:author="Claude (AI) - proposed" w:date="2026-10-15T20:14:04Z">
+            <w:del w:id="9305" w:author="Claude (AI) - proposed" w:date="2026-10-18T00:27:32Z">
               <w:r>
                 <w:rPr>
                   <w:rFonts w:ascii="Arial" w:cs="Arial" w:eastAsia="Arial" w:hAnsi="Arial"/>
@@ -30839,7 +30839,7 @@
                 <w:delText xml:space="preserve">flip-then-slide, lift</w:delText>
               </w:r>
             </w:del>
-            <w:ins w:id="9306" w:author="Claude (AI) - proposed" w:date="2026-10-15T20:14:04Z">
+            <w:ins w:id="9306" w:author="Claude (AI) - proposed" w:date="2026-10-18T00:27:32Z">
               <w:r>
                 <w:rPr>
                   <w:rFonts w:ascii="Arial" w:cs="Arial" w:eastAsia="Arial" w:hAnsi="Arial"/>
@@ -30867,7 +30867,7 @@
               </w:rPr>
               <w:t xml:space="preserve"> — and recorded which pairs </w:t>
             </w:r>
-            <w:del w:id="9307" w:author="Claude (AI) - proposed" w:date="2026-10-15T20:14:04Z">
+            <w:del w:id="9307" w:author="Claude (AI) - proposed" w:date="2026-10-18T00:27:32Z">
               <w:r>
                 <w:rPr>
                   <w:rFonts w:ascii="Arial" w:cs="Arial" w:eastAsia="Arial" w:hAnsi="Arial"/>
@@ -30882,7 +30882,7 @@
                 <w:delText xml:space="preserve">required lifting</w:delText>
               </w:r>
             </w:del>
-            <w:ins w:id="9308" w:author="Claude (AI) - proposed" w:date="2026-10-15T20:14:04Z">
+            <w:ins w:id="9308" w:author="Claude (AI) - proposed" w:date="2026-10-18T00:27:32Z">
               <w:r>
                 <w:rPr>
                   <w:rFonts w:ascii="Arial" w:cs="Arial" w:eastAsia="Arial" w:hAnsi="Arial"/>
@@ -30978,7 +30978,7 @@
               </w:rPr>
               <w:t xml:space="preserve">Rotation produces </w:t>
             </w:r>
-            <w:del w:id="9309" w:author="Claude (AI) - proposed" w:date="2026-10-15T20:14:04Z">
+            <w:del w:id="9309" w:author="Claude (AI) - proposed" w:date="2026-10-18T00:27:32Z">
               <w:r>
                 <w:rPr>
                   <w:rFonts w:ascii="Arial" w:cs="Arial" w:eastAsia="Arial" w:hAnsi="Arial"/>
@@ -30993,7 +30993,7 @@
                 <w:delText xml:space="preserve">OPPOSITE</w:delText>
               </w:r>
             </w:del>
-            <w:ins w:id="9310" w:author="Claude (AI) - proposed" w:date="2026-10-15T20:14:04Z">
+            <w:ins w:id="9310" w:author="Claude (AI) - proposed" w:date="2026-10-18T00:27:32Z">
               <w:r>
                 <w:rPr>
                   <w:rFonts w:ascii="Arial" w:cs="Arial" w:eastAsia="Arial" w:hAnsi="Arial"/>
@@ -31021,7 +31021,7 @@
               </w:rPr>
               <w:t xml:space="preserve"> congruence: the rotated image is the same shape and size as the object</w:t>
             </w:r>
-            <w:del w:id="9311" w:author="Claude (AI) - proposed" w:date="2026-10-15T20:14:04Z">
+            <w:del w:id="9311" w:author="Claude (AI) - proposed" w:date="2026-10-18T00:27:32Z">
               <w:r>
                 <w:rPr>
                   <w:rFonts w:ascii="Arial" w:cs="Arial" w:eastAsia="Arial" w:hAnsi="Arial"/>
@@ -31036,7 +31036,7 @@
                 <w:delText xml:space="preserve">, but its cyclic vertex order is reversed, so it cannot be superimposed on the object without lifting it off the plane. Translation produces DIRECT</w:delText>
               </w:r>
             </w:del>
-            <w:ins w:id="9312" w:author="Claude (AI) - proposed" w:date="2026-10-15T20:14:04Z">
+            <w:ins w:id="9312" w:author="Claude (AI) - proposed" w:date="2026-10-18T00:27:32Z">
               <w:r>
                 <w:rPr>
                   <w:rFonts w:ascii="Arial" w:cs="Arial" w:eastAsia="Arial" w:hAnsi="Arial"/>
@@ -31064,7 +31064,7 @@
               </w:rPr>
               <w:t xml:space="preserve"> congruence (slide only). Reflection </w:t>
             </w:r>
-            <w:del w:id="9313" w:author="Claude (AI) - proposed" w:date="2026-10-15T20:14:04Z">
+            <w:del w:id="9313" w:author="Claude (AI) - proposed" w:date="2026-10-18T00:27:32Z">
               <w:r>
                 <w:rPr>
                   <w:rFonts w:ascii="Arial" w:cs="Arial" w:eastAsia="Arial" w:hAnsi="Arial"/>
@@ -31079,7 +31079,7 @@
                 <w:delText xml:space="preserve">also produces opposite congruence</w:delText>
               </w:r>
             </w:del>
-            <w:ins w:id="9314" w:author="Claude (AI) - proposed" w:date="2026-10-15T20:14:04Z">
+            <w:ins w:id="9314" w:author="Claude (AI) - proposed" w:date="2026-10-18T00:27:32Z">
               <w:r>
                 <w:rPr>
                   <w:rFonts w:ascii="Arial" w:cs="Arial" w:eastAsia="Arial" w:hAnsi="Arial"/>
@@ -31107,7 +31107,7 @@
               </w:rPr>
               <w:t xml:space="preserve">. The minute hand of Nairobi's clock at different positions exemplifies </w:t>
             </w:r>
-            <w:del w:id="9315" w:author="Claude (AI) - proposed" w:date="2026-10-15T20:14:04Z">
+            <w:del w:id="9315" w:author="Claude (AI) - proposed" w:date="2026-10-18T00:27:32Z">
               <w:r>
                 <w:rPr>
                   <w:rFonts w:ascii="Arial" w:cs="Arial" w:eastAsia="Arial" w:hAnsi="Arial"/>
@@ -31122,7 +31122,7 @@
                 <w:delText xml:space="preserve">opposite</w:delText>
               </w:r>
             </w:del>
-            <w:ins w:id="9316" w:author="Claude (AI) - proposed" w:date="2026-10-15T20:14:04Z">
+            <w:ins w:id="9316" w:author="Claude (AI) - proposed" w:date="2026-10-18T00:27:32Z">
               <w:r>
                 <w:rPr>
                   <w:rFonts w:ascii="Arial" w:cs="Arial" w:eastAsia="Arial" w:hAnsi="Arial"/>
@@ -31205,10 +31205,10 @@
               <w:spacing w:after="40" w:before="0"/>
               <w:jc w:val="left"/>
               <w:rPr>
-                <w:ins w:id="9318" w:author="Claude (AI) - proposed" w:date="2026-10-15T20:14:04Z"/>
-              </w:rPr>
-            </w:pPr>
-            <w:ins w:id="9317" w:author="Claude (AI) - proposed" w:date="2026-10-15T20:14:04Z">
+                <w:ins w:id="9318" w:author="Claude (AI) - proposed" w:date="2026-10-18T00:27:32Z"/>
+              </w:rPr>
+            </w:pPr>
+            <w:ins w:id="9317" w:author="Claude (AI) - proposed" w:date="2026-10-18T00:27:32Z">
               <w:r>
                 <w:rPr>
                   <w:rFonts w:ascii="Arial" w:cs="Arial" w:eastAsia="Arial" w:hAnsi="Arial"/>
@@ -31230,10 +31230,10 @@
               <w:spacing w:after="40" w:before="0"/>
               <w:jc w:val="left"/>
               <w:rPr>
-                <w:del w:id="9320" w:author="Claude (AI) - proposed" w:date="2026-10-15T20:14:04Z"/>
-              </w:rPr>
-            </w:pPr>
-            <w:del w:id="9319" w:author="Claude (AI) - proposed" w:date="2026-10-15T20:14:04Z">
+                <w:del w:id="9320" w:author="Claude (AI) - proposed" w:date="2026-10-18T00:27:32Z"/>
+              </w:rPr>
+            </w:pPr>
+            <w:del w:id="9319" w:author="Claude (AI) - proposed" w:date="2026-10-18T00:27:32Z">
               <w:r>
                 <w:rPr>
                   <w:rFonts w:ascii="Arial" w:cs="Arial" w:eastAsia="Arial" w:hAnsi="Arial"/>
@@ -31268,7 +31268,7 @@
         </w:rPr>
         <w:t xml:space="preserve">© 2026 SeaVuria and ARES. Aligned with KICD objectives. Developed by SeaVuria; technical implementation by ARES (with AI assistance from Claude). Licensed under </w:t>
       </w:r>
-      <w:hyperlink w:history="1" r:id="rId-2zam66xkoym7vk9hjafw">
+      <w:hyperlink w:history="1" r:id="rIdyjuszmqfofvmusupvdhnu">
         <w:r>
           <w:rPr>
             <w:rFonts w:ascii="Arial" w:cs="Arial" w:eastAsia="Arial" w:hAnsi="Arial"/>
@@ -31289,7 +31289,7 @@
         </w:rPr>
         <w:t xml:space="preserve"> (</w:t>
       </w:r>
-      <w:hyperlink w:history="1" r:id="rIdz8zq3ofgsbjuf0k7w76co">
+      <w:hyperlink w:history="1" r:id="rIdog9f3aqklh1ugdx-xphk-">
         <w:r>
           <w:rPr>
             <w:rFonts w:ascii="Arial" w:cs="Arial" w:eastAsia="Arial" w:hAnsi="Arial"/>
@@ -32041,7 +32041,7 @@
               </w:rPr>
               <w:t xml:space="preserve">Lesson 8 is the capstone lesson of Sub-Strand 2.3: Rotation. It is structured as a five-phase integrated performance and model-building session. In the Predict phase, learners revisit their original Lesson 1 clock-hand sketches and write a pre-task prediction for the coordinate positions of the Nairobi clock hand at four time positions. In the Observe phase, they watch a brief replay of the anchoring phenomenon clip and then receive a structured coordinate grid showing the clock hand at 12:00, giving them the exact starting data. In the Explain phase, they work through a seven-part class activity covering all SLOs: rotating on the Cartesian plane using rules, determining centre and angle of rotation by construction, finding the order of rotational symmetry of plane figures, identifying the axis and order of rotational symmetry of a solid, and deducing congruence. In the DQB phase, each learner writes a full, evidence-based answer to the driving question. In the Model Building phase, learners place their Lesson 1 sketch beside their final annotated model and articulate — in writing and orally — what changed in their understanding. A real-life appreciation task closes the lesson: learners identify two examples of rotation in their school or home environment (e.g., a ceiling fan at Nairobi's City Hall or the rotating drum of a </w:t>
             </w:r>
-            <w:del w:id="9321" w:author="Claude (AI) - proposed" w:date="2026-10-15T20:14:04Z">
+            <w:del w:id="9321" w:author="Claude (AI) - proposed" w:date="2026-10-18T00:27:32Z">
               <w:r>
                 <w:rPr>
                   <w:rFonts w:ascii="Arial" w:cs="Arial" w:eastAsia="Arial" w:hAnsi="Arial"/>
@@ -32056,7 +32056,7 @@
                 <w:delText xml:space="preserve">githeri-grinding</w:delText>
               </w:r>
             </w:del>
-            <w:ins w:id="9322" w:author="Claude (AI) - proposed" w:date="2026-10-15T20:14:04Z">
+            <w:ins w:id="9322" w:author="Claude (AI) - proposed" w:date="2026-10-18T00:27:32Z">
               <w:r>
                 <w:rPr>
                   <w:rFonts w:ascii="Arial" w:cs="Arial" w:eastAsia="Arial" w:hAnsi="Arial"/>
@@ -32372,7 +32372,7 @@
             <w:pPr>
               <w:spacing w:after="20" w:before="0"/>
             </w:pPr>
-            <w:hyperlink w:history="1" r:id="rIdgds3weiqdxxxzi37jh19k">
+            <w:hyperlink w:history="1" r:id="rIddeqetr-mf74qx46lgji2q">
               <w:r>
                 <w:rPr>
                   <w:rFonts w:ascii="Arial" w:cs="Arial" w:eastAsia="Arial" w:hAnsi="Arial"/>
@@ -32405,7 +32405,7 @@
               <w:spacing w:after="10" w:before="0"/>
               <w:ind w:left="120"/>
             </w:pPr>
-            <w:hyperlink w:history="1" r:id="rId1bw6swgkxz9m9wdm1yjkb">
+            <w:hyperlink w:history="1" r:id="rIdl44-7ksytjbs5ee66f1gd">
               <w:r>
                 <w:rPr>
                   <w:rFonts w:ascii="Arial" w:cs="Arial" w:eastAsia="Arial" w:hAnsi="Arial"/>
@@ -32450,7 +32450,7 @@
             <w:pPr>
               <w:spacing w:after="20" w:before="0"/>
             </w:pPr>
-            <w:hyperlink w:history="1" r:id="rIdrotweoqqyttdwydg6refa">
+            <w:hyperlink w:history="1" r:id="rIdyihenala9jhm1g_dfgzxs">
               <w:r>
                 <w:rPr>
                   <w:rFonts w:ascii="Arial" w:cs="Arial" w:eastAsia="Arial" w:hAnsi="Arial"/>
@@ -32483,7 +32483,7 @@
               <w:spacing w:after="10" w:before="0"/>
               <w:ind w:left="120"/>
             </w:pPr>
-            <w:hyperlink w:history="1" r:id="rIdyb0mf8g7gnphlnqb2l9m2">
+            <w:hyperlink w:history="1" r:id="rIdgyzosblvxoy6tfzt3xe0y">
               <w:r>
                 <w:rPr>
                   <w:rFonts w:ascii="Arial" w:cs="Arial" w:eastAsia="Arial" w:hAnsi="Arial"/>
@@ -32528,7 +32528,7 @@
               </w:rPr>
               <w:t xml:space="preserve">Learners retrieve their Lesson 1 prediction sketches from their exercise books. Each learner individually writes a short prediction in response to the prompt on the board: 'The tip of the University of Nairobi clock's minute hand starts at coordinate (0, 5) at 12:00, with the centre of rotation at the origin (0, 0). Predict the exact coordinates of the tip at 12:15, 12:30, 12:45, and 1:00. Write down the rotation rule you will use for each position.' Learners work silently for </w:t>
             </w:r>
-            <w:del w:id="9323" w:author="Claude (AI) - proposed" w:date="2026-10-15T20:14:04Z">
+            <w:del w:id="9323" w:author="Claude (AI) - proposed" w:date="2026-10-18T00:27:32Z">
               <w:r>
                 <w:rPr>
                   <w:rFonts w:ascii="Arial" w:cs="Arial" w:eastAsia="Arial" w:hAnsi="Arial"/>
@@ -32543,7 +32543,7 @@
                 <w:delText xml:space="preserve">5</w:delText>
               </w:r>
             </w:del>
-            <w:ins w:id="9324" w:author="Claude (AI) - proposed" w:date="2026-10-15T20:14:04Z">
+            <w:ins w:id="9324" w:author="Claude (AI) - proposed" w:date="2026-10-18T00:27:32Z">
               <w:r>
                 <w:rPr>
                   <w:rFonts w:ascii="Arial" w:cs="Arial" w:eastAsia="Arial" w:hAnsi="Arial"/>
@@ -32604,7 +32604,7 @@
               </w:rPr>
               <w:t xml:space="preserve">Teacher displays the original anchoring phenomenon image — the four clock positions on the University of Nairobi Administration Block — on the board or screen. Teacher says: 'Before we do any calculation, I want you to go back to Lesson 1. Take out the sketch you drew in your very first lesson. Look at what you predicted then.' [Allow 60 seconds for retrieval.] Teacher then reads the prediction prompt aloud and writes it on the board in full, including the coordinates (0, 5) and centre (0, 0). Teacher says: 'You now have all the tools you did not have in Lesson 1. Make your best prediction — use the rotation rules we have built together over eight lessons.' [WAIT TIME: allow </w:t>
             </w:r>
-            <w:del w:id="9325" w:author="Claude (AI) - proposed" w:date="2026-10-15T20:14:04Z">
+            <w:del w:id="9325" w:author="Claude (AI) - proposed" w:date="2026-10-18T00:27:32Z">
               <w:r>
                 <w:rPr>
                   <w:rFonts w:ascii="Arial" w:cs="Arial" w:eastAsia="Arial" w:hAnsi="Arial"/>
@@ -32619,7 +32619,7 @@
                 <w:delText xml:space="preserve">5</w:delText>
               </w:r>
             </w:del>
-            <w:ins w:id="9326" w:author="Claude (AI) - proposed" w:date="2026-10-15T20:14:04Z">
+            <w:ins w:id="9326" w:author="Claude (AI) - proposed" w:date="2026-10-18T00:27:32Z">
               <w:r>
                 <w:rPr>
                   <w:rFonts w:ascii="Arial" w:cs="Arial" w:eastAsia="Arial" w:hAnsi="Arial"/>
@@ -32769,7 +32769,7 @@
             <w:pPr>
               <w:spacing w:after="20" w:before="0"/>
             </w:pPr>
-            <w:hyperlink w:history="1" r:id="rIdpyj1pesathzuydnfilzer">
+            <w:hyperlink w:history="1" r:id="rIdcce_7yql7d0tsh9472whn">
               <w:r>
                 <w:rPr>
                   <w:rFonts w:ascii="Arial" w:cs="Arial" w:eastAsia="Arial" w:hAnsi="Arial"/>
@@ -32802,7 +32802,7 @@
               <w:spacing w:after="10" w:before="0"/>
               <w:ind w:left="120"/>
             </w:pPr>
-            <w:hyperlink w:history="1" r:id="rId8bfurzu1rd2y01a-xcmee">
+            <w:hyperlink w:history="1" r:id="rIdfqlr4uloqbmxepykofjcn">
               <w:r>
                 <w:rPr>
                   <w:rFonts w:ascii="Arial" w:cs="Arial" w:eastAsia="Arial" w:hAnsi="Arial"/>
@@ -32847,7 +32847,7 @@
             <w:pPr>
               <w:spacing w:after="20" w:before="0"/>
             </w:pPr>
-            <w:hyperlink w:history="1" r:id="rId-y2t7g2sa1xweemrcu75z">
+            <w:hyperlink w:history="1" r:id="rId1nfg3x4y-ig9ivepbmwtg">
               <w:r>
                 <w:rPr>
                   <w:rFonts w:ascii="Arial" w:cs="Arial" w:eastAsia="Arial" w:hAnsi="Arial"/>
@@ -32880,7 +32880,7 @@
               <w:spacing w:after="10" w:before="0"/>
               <w:ind w:left="120"/>
             </w:pPr>
-            <w:hyperlink w:history="1" r:id="rIdjpl0ltwqayolqflnpzr-d">
+            <w:hyperlink w:history="1" r:id="rIdl-fvyqcnzzad0fjizpf1f">
               <w:r>
                 <w:rPr>
                   <w:rFonts w:ascii="Arial" w:cs="Arial" w:eastAsia="Arial" w:hAnsi="Arial"/>
@@ -33080,7 +33080,7 @@
             <w:pPr>
               <w:spacing w:after="20" w:before="0"/>
             </w:pPr>
-            <w:hyperlink w:history="1" r:id="rId8kv1iudkonpspdezs6zhh">
+            <w:hyperlink w:history="1" r:id="rIdkjxkujff5htz_i7jg1k_k">
               <w:r>
                 <w:rPr>
                   <w:rFonts w:ascii="Arial" w:cs="Arial" w:eastAsia="Arial" w:hAnsi="Arial"/>
@@ -33113,7 +33113,7 @@
               <w:spacing w:after="10" w:before="0"/>
               <w:ind w:left="120"/>
             </w:pPr>
-            <w:hyperlink w:history="1" r:id="rIdxkcveyz0ugpdvjx5fv2ms">
+            <w:hyperlink w:history="1" r:id="rIdl2kjefgb6ssoobkzslcc8">
               <w:r>
                 <w:rPr>
                   <w:rFonts w:ascii="Arial" w:cs="Arial" w:eastAsia="Arial" w:hAnsi="Arial"/>
@@ -33158,7 +33158,7 @@
             <w:pPr>
               <w:spacing w:after="20" w:before="0"/>
             </w:pPr>
-            <w:hyperlink w:history="1" r:id="rIdlvx2w1wmbpbtep0khsyfp">
+            <w:hyperlink w:history="1" r:id="rIdxwp1o7qo1cmb4r4iircgl">
               <w:r>
                 <w:rPr>
                   <w:rFonts w:ascii="Arial" w:cs="Arial" w:eastAsia="Arial" w:hAnsi="Arial"/>
@@ -33207,7 +33207,7 @@
               <w:spacing w:after="10" w:before="0"/>
               <w:ind w:left="120"/>
             </w:pPr>
-            <w:hyperlink w:history="1" r:id="rIdcqsibch0kyl5ah8wzpszx">
+            <w:hyperlink w:history="1" r:id="rId_vxxieir9s0y1ihv1fggc">
               <w:r>
                 <w:rPr>
                   <w:rFonts w:ascii="Arial" w:cs="Arial" w:eastAsia="Arial" w:hAnsi="Arial"/>
@@ -33412,7 +33412,7 @@
               </w:rPr>
               <w:t xml:space="preserve">PART D — Axis and order of rotational symmetry (solid): Learners examine a labelled diagram of a triangular prism </w:t>
             </w:r>
-            <w:del w:id="9327" w:author="Claude (AI) - proposed" w:date="2026-10-15T20:14:04Z">
+            <w:del w:id="9327" w:author="Claude (AI) - proposed" w:date="2026-10-18T00:27:32Z">
               <w:r>
                 <w:rPr>
                   <w:rFonts w:ascii="Arial" w:cs="Arial" w:eastAsia="Arial" w:hAnsi="Arial"/>
@@ -33427,7 +33427,7 @@
                 <w:delText xml:space="preserve">(like the shape of a tent used at Uhuru Gardens</w:delText>
               </w:r>
             </w:del>
-            <w:ins w:id="9328" w:author="Claude (AI) - proposed" w:date="2026-10-15T20:14:04Z">
+            <w:ins w:id="9328" w:author="Claude (AI) - proposed" w:date="2026-10-18T00:27:32Z">
               <w:r>
                 <w:rPr>
                   <w:rFonts w:ascii="Arial" w:cs="Arial" w:eastAsia="Arial" w:hAnsi="Arial"/>
@@ -33535,7 +33535,7 @@
               </w:rPr>
               <w:t xml:space="preserve">PART F — Real-life appreciation task</w:t>
             </w:r>
-            <w:ins w:id="9329" w:author="Claude (AI) - proposed" w:date="2026-10-15T20:14:04Z">
+            <w:ins w:id="9329" w:author="Claude (AI) - proposed" w:date="2026-10-18T00:27:32Z">
               <w:r>
                 <w:rPr>
                   <w:rFonts w:ascii="Arial" w:cs="Arial" w:eastAsia="Arial" w:hAnsi="Arial"/>
@@ -33563,7 +33563,7 @@
               </w:rPr>
               <w:t xml:space="preserve">: Learners identify TWO examples of rotation in their school or home environment in Nairobi or their locality. For each they write: (a) what is rotating, (b) the approximate centre of rotation, (c) the angle or range of rotation, and (d) the order of rotational symmetry if applicable. Examples might include: a ceiling fan at City Hall, the </w:t>
             </w:r>
-            <w:del w:id="9330" w:author="Claude (AI) - proposed" w:date="2026-10-15T20:14:04Z">
+            <w:del w:id="9330" w:author="Claude (AI) - proposed" w:date="2026-10-18T00:27:32Z">
               <w:r>
                 <w:rPr>
                   <w:rFonts w:ascii="Arial" w:cs="Arial" w:eastAsia="Arial" w:hAnsi="Arial"/>
@@ -33591,7 +33591,7 @@
               </w:rPr>
               <w:t xml:space="preserve">blades of a </w:t>
             </w:r>
-            <w:del w:id="9331" w:author="Claude (AI) - proposed" w:date="2026-10-15T20:14:04Z">
+            <w:del w:id="9331" w:author="Claude (AI) - proposed" w:date="2026-10-18T00:27:32Z">
               <w:r>
                 <w:rPr>
                   <w:rFonts w:ascii="Arial" w:cs="Arial" w:eastAsia="Arial" w:hAnsi="Arial"/>
@@ -33606,7 +33606,7 @@
                 <w:delText xml:space="preserve">uji-stirring machine</w:delText>
               </w:r>
             </w:del>
-            <w:ins w:id="9332" w:author="Claude (AI) - proposed" w:date="2026-10-15T20:14:04Z">
+            <w:ins w:id="9332" w:author="Claude (AI) - proposed" w:date="2026-10-18T00:27:32Z">
               <w:r>
                 <w:rPr>
                   <w:rFonts w:ascii="Arial" w:cs="Arial" w:eastAsia="Arial" w:hAnsi="Arial"/>
@@ -33707,7 +33707,7 @@
               </w:rPr>
               <w:t xml:space="preserve">Teacher introduces the seven-part activity by saying: 'This activity is your opportunity to show everything you have learned across this entire unit. Each part connects back to our clock — our phenomenon. Work individually first, then compare with your partner.' Teacher sets a visible timer: Parts A–B: 20 minutes; Parts C–E: </w:t>
             </w:r>
-            <w:del w:id="9333" w:author="Claude (AI) - proposed" w:date="2026-10-15T20:14:04Z">
+            <w:del w:id="9333" w:author="Claude (AI) - proposed" w:date="2026-10-18T00:27:32Z">
               <w:r>
                 <w:rPr>
                   <w:rFonts w:ascii="Arial" w:cs="Arial" w:eastAsia="Arial" w:hAnsi="Arial"/>
@@ -33722,7 +33722,7 @@
                 <w:delText xml:space="preserve">10 minutes; Part F: 5</w:delText>
               </w:r>
             </w:del>
-            <w:ins w:id="9334" w:author="Claude (AI) - proposed" w:date="2026-10-15T20:14:04Z">
+            <w:ins w:id="9334" w:author="Claude (AI) - proposed" w:date="2026-10-18T00:27:32Z">
               <w:r>
                 <w:rPr>
                   <w:rFonts w:ascii="Arial" w:cs="Arial" w:eastAsia="Arial" w:hAnsi="Arial"/>
@@ -33750,7 +33750,7 @@
               </w:rPr>
               <w:t xml:space="preserve"> minutes; Part G: 8 minutes</w:t>
             </w:r>
-            <w:ins w:id="9335" w:author="Claude (AI) - proposed" w:date="2026-10-15T20:14:04Z">
+            <w:ins w:id="9335" w:author="Claude (AI) - proposed" w:date="2026-10-18T00:27:32Z">
               <w:r>
                 <w:rPr>
                   <w:rFonts w:ascii="Arial" w:cs="Arial" w:eastAsia="Arial" w:hAnsi="Arial"/>
@@ -33885,10 +33885,10 @@
               <w:spacing w:after="40" w:before="0"/>
               <w:jc w:val="left"/>
               <w:rPr>
-                <w:ins w:id="9337" w:author="Claude (AI) - proposed" w:date="2026-10-15T20:14:04Z"/>
-              </w:rPr>
-            </w:pPr>
-            <w:ins w:id="9336" w:author="Claude (AI) - proposed" w:date="2026-10-15T20:14:04Z">
+                <w:ins w:id="9337" w:author="Claude (AI) - proposed" w:date="2026-10-18T00:27:32Z"/>
+              </w:rPr>
+            </w:pPr>
+            <w:ins w:id="9336" w:author="Claude (AI) - proposed" w:date="2026-10-18T00:27:32Z">
               <w:r>
                 <w:rPr>
                   <w:rFonts w:ascii="Arial" w:cs="Arial" w:eastAsia="Arial" w:hAnsi="Arial"/>
@@ -33910,10 +33910,10 @@
               <w:spacing w:after="40" w:before="0"/>
               <w:jc w:val="left"/>
               <w:rPr>
-                <w:del w:id="9339" w:author="Claude (AI) - proposed" w:date="2026-10-15T20:14:04Z"/>
-              </w:rPr>
-            </w:pPr>
-            <w:del w:id="9338" w:author="Claude (AI) - proposed" w:date="2026-10-15T20:14:04Z">
+                <w:del w:id="9339" w:author="Claude (AI) - proposed" w:date="2026-10-18T00:27:32Z"/>
+              </w:rPr>
+            </w:pPr>
+            <w:del w:id="9338" w:author="Claude (AI) - proposed" w:date="2026-10-18T00:27:32Z">
               <w:r>
                 <w:rPr>
                   <w:rFonts w:ascii="Arial" w:cs="Arial" w:eastAsia="Arial" w:hAnsi="Arial"/>
@@ -34090,7 +34090,7 @@
             <w:pPr>
               <w:spacing w:after="20" w:before="0"/>
             </w:pPr>
-            <w:hyperlink w:history="1" r:id="rIdttx2wcdhfplcz9olgjnrk">
+            <w:hyperlink w:history="1" r:id="rIdexum4crzlbyeohylsaflu">
               <w:r>
                 <w:rPr>
                   <w:rFonts w:ascii="Arial" w:cs="Arial" w:eastAsia="Arial" w:hAnsi="Arial"/>
@@ -34123,7 +34123,7 @@
               <w:spacing w:after="10" w:before="0"/>
               <w:ind w:left="120"/>
             </w:pPr>
-            <w:hyperlink w:history="1" r:id="rIdeylhfeidumnnr4x7hoqxx">
+            <w:hyperlink w:history="1" r:id="rIdy_lz2ltcbshgdm7qmzayk">
               <w:r>
                 <w:rPr>
                   <w:rFonts w:ascii="Arial" w:cs="Arial" w:eastAsia="Arial" w:hAnsi="Arial"/>
@@ -34168,7 +34168,7 @@
             <w:pPr>
               <w:spacing w:after="20" w:before="0"/>
             </w:pPr>
-            <w:hyperlink w:history="1" r:id="rIdfdo3r_vhvl-selypjxnf6">
+            <w:hyperlink w:history="1" r:id="rIdpd9gooju4ptejih4n3kv9">
               <w:r>
                 <w:rPr>
                   <w:rFonts w:ascii="Arial" w:cs="Arial" w:eastAsia="Arial" w:hAnsi="Arial"/>
@@ -34217,7 +34217,7 @@
               <w:spacing w:after="10" w:before="0"/>
               <w:ind w:left="120"/>
             </w:pPr>
-            <w:hyperlink w:history="1" r:id="rIdo2-aqrvfyo9c3mamvvf-w">
+            <w:hyperlink w:history="1" r:id="rIdkxvfos3ivhfpr9uhr0t_x">
               <w:r>
                 <w:rPr>
                   <w:rFonts w:ascii="Arial" w:cs="Arial" w:eastAsia="Arial" w:hAnsi="Arial"/>
@@ -34417,7 +34417,7 @@
             <w:pPr>
               <w:spacing w:after="20" w:before="0"/>
             </w:pPr>
-            <w:hyperlink w:history="1" r:id="rIdsreujyi6lluue8kcn4lvw">
+            <w:hyperlink w:history="1" r:id="rId5ramgjsdyyr4qutq-ct-_">
               <w:r>
                 <w:rPr>
                   <w:rFonts w:ascii="Arial" w:cs="Arial" w:eastAsia="Arial" w:hAnsi="Arial"/>
@@ -34450,7 +34450,7 @@
               <w:spacing w:after="10" w:before="0"/>
               <w:ind w:left="120"/>
             </w:pPr>
-            <w:hyperlink w:history="1" r:id="rIdn2vjqs_2dayg7hft38i7w">
+            <w:hyperlink w:history="1" r:id="rId1ta88jzpgcomyggd5kg3e">
               <w:r>
                 <w:rPr>
                   <w:rFonts w:ascii="Arial" w:cs="Arial" w:eastAsia="Arial" w:hAnsi="Arial"/>
@@ -34495,7 +34495,7 @@
             <w:pPr>
               <w:spacing w:after="20" w:before="0"/>
             </w:pPr>
-            <w:hyperlink w:history="1" r:id="rIdo94forw025qjz8ey8c8qz">
+            <w:hyperlink w:history="1" r:id="rIdnhzcw3y9i9ctumvw0gbdk">
               <w:r>
                 <w:rPr>
                   <w:rFonts w:ascii="Arial" w:cs="Arial" w:eastAsia="Arial" w:hAnsi="Arial"/>
@@ -34544,7 +34544,7 @@
               <w:spacing w:after="10" w:before="0"/>
               <w:ind w:left="120"/>
             </w:pPr>
-            <w:hyperlink w:history="1" r:id="rIdkqssbhja6b5eyyoi5mezb">
+            <w:hyperlink w:history="1" r:id="rIdwpgdqi-iij52g-tizwrku">
               <w:r>
                 <w:rPr>
                   <w:rFonts w:ascii="Arial" w:cs="Arial" w:eastAsia="Arial" w:hAnsi="Arial"/>
@@ -34622,7 +34622,7 @@
               </w:rPr>
               <w:t xml:space="preserve">Teacher says: 'Take out your Lesson 1 sketch right now — the very first drawing you made of the Nairobi clock hand. Place it on the left side of your desk. Place your activity sheet from today on the right.' [Allow 30 seconds for retrieval.] Teacher says: 'Look at both. In silence, I want you to think: what did your Lesson 1 you know? What does your Lesson 8 you know that Lesson 1 you did not?' [WAIT TIME: 15 seconds.] Teacher then distributes or dictates the three Model Comparison Card prompts, writing them on the board. Learners write individually for 5 minutes. Teacher circulates and reads over shoulders — noting particularly strong responses to prompt (3) for whole-class sharing. After pair-share, teacher cold-calls 3 volunteers (including at least one learner who was identified as struggling in earlier lessons) to read their response to prompt (3). Teacher responds to each with a specific, content-focused affirmation: e.g., 'You mentioned coordinate rules — can you tell us which specific rule you added to your model?' [WAIT TIME: 10 seconds.] Teacher closes the lesson by saying: 'For your take-home task, I want you to be mathematicians in your community. Find two rotating things in your school or at home — it might be the school gate swinging open, the blades of </w:t>
             </w:r>
-            <w:del w:id="9340" w:author="Claude (AI) - proposed" w:date="2026-10-15T20:14:04Z">
+            <w:del w:id="9340" w:author="Claude (AI) - proposed" w:date="2026-10-18T00:27:32Z">
               <w:r>
                 <w:rPr>
                   <w:rFonts w:ascii="Arial" w:cs="Arial" w:eastAsia="Arial" w:hAnsi="Arial"/>
@@ -34637,7 +34637,7 @@
                 <w:delText xml:space="preserve">your jiko</w:delText>
               </w:r>
             </w:del>
-            <w:ins w:id="9341" w:author="Claude (AI) - proposed" w:date="2026-10-15T20:14:04Z">
+            <w:ins w:id="9341" w:author="Claude (AI) - proposed" w:date="2026-10-18T00:27:32Z">
               <w:r>
                 <w:rPr>
                   <w:rFonts w:ascii="Arial" w:cs="Arial" w:eastAsia="Arial" w:hAnsi="Arial"/>
@@ -34826,7 +34826,7 @@
               </w:rPr>
               <w:t xml:space="preserve">After the lesson, reflect on the following questions: (1) When learners compared their Lesson 1 sketches with their final models, were they able to articulate specific conceptual additions (e.g., coordinate rules, construction methods, symmetry order) rather than just saying 'I know more now'? If not, how might future lessons better scaffold metacognitive language throughout the unit rather than only at the end? (2) During Part A of the class activity, how many learners applied the correct clockwise rule (x,y)→(y,−x) without prompting? If fewer than 70% of the class did so correctly, consider incorporating a quick daily rotation-rule drill in the opening 3 minutes of future geometry lessons. (3) Did learners' written answers to the driving question (Part G and the DQB sticky note) demonstrate genuine synthesis — connecting all four pillars of rotation (fixed centre, measurable angle, preserved shape/size, predictable new position) — or did they describe only one or two ideas? Use this to inform the framing of the driving question for future cohorts. (4) Were the real-life examples learners identified in the take-home task drawn from their genuine local Nairobi/Kenyan context (ceiling fans, mkokoteni wheels, </w:t>
             </w:r>
-            <w:del w:id="9342" w:author="Claude (AI) - proposed" w:date="2026-10-15T20:14:04Z">
+            <w:del w:id="9342" w:author="Claude (AI) - proposed" w:date="2026-10-18T00:27:32Z">
               <w:r>
                 <w:rPr>
                   <w:rFonts w:ascii="Arial" w:cs="Arial" w:eastAsia="Arial" w:hAnsi="Arial"/>
@@ -34841,7 +34841,7 @@
                 <w:delText xml:space="preserve">jiko components</w:delText>
               </w:r>
             </w:del>
-            <w:ins w:id="9343" w:author="Claude (AI) - proposed" w:date="2026-10-15T20:14:04Z">
+            <w:ins w:id="9343" w:author="Claude (AI) - proposed" w:date="2026-10-18T00:27:32Z">
               <w:r>
                 <w:rPr>
                   <w:rFonts w:ascii="Arial" w:cs="Arial" w:eastAsia="Arial" w:hAnsi="Arial"/>
@@ -35135,7 +35135,7 @@
               </w:rPr>
               <w:t xml:space="preserve">The minute hand of the University of Nairobi clock is a real-world example of rotation: a geometric transformation in which every point of an object turns through a fixed angle about a fixed centre (the origin/clock centre), preserving all distances and angles. The mathematical rules that govern exactly where every point ends up are coordinate rotation rules: for a 90° clockwise rotation, (x,y)→(y,−x); for 180°, (x,y)→(−x,−y); for 270° clockwise, (x,y)→(−y,x). These rules allow us to predict the precise location of every point on any shape after any rotation on the Cartesian plane. The object and its image are always directly congruent (same shape, same size, same orientation type). The clock hand itself has rotational symmetry of order 1 (as a non-symmetric shape), while the </w:t>
             </w:r>
-            <w:del w:id="9344" w:author="Claude (AI) - proposed" w:date="2026-10-15T20:14:04Z">
+            <w:del w:id="9344" w:author="Claude (AI) - proposed" w:date="2026-10-18T00:27:32Z">
               <w:r>
                 <w:rPr>
                   <w:rFonts w:ascii="Arial" w:cs="Arial" w:eastAsia="Arial" w:hAnsi="Arial"/>
@@ -35150,7 +35150,7 @@
                 <w:delText xml:space="preserve">clock face with its 12 hour-marks has</w:delText>
               </w:r>
             </w:del>
-            <w:ins w:id="9345" w:author="Claude (AI) - proposed" w:date="2026-10-15T20:14:04Z">
+            <w:ins w:id="9345" w:author="Claude (AI) - proposed" w:date="2026-10-18T00:27:32Z">
               <w:r>
                 <w:rPr>
                   <w:rFonts w:ascii="Arial" w:cs="Arial" w:eastAsia="Arial" w:hAnsi="Arial"/>
@@ -35198,7 +35198,7 @@
         </w:rPr>
         <w:t xml:space="preserve">© 2026 SeaVuria and ARES. Aligned with KICD objectives. Developed by SeaVuria; technical implementation by ARES (with AI assistance from Claude). Licensed under </w:t>
       </w:r>
-      <w:hyperlink w:history="1" r:id="rId8yya6gwxw0-3_zytnw0rx">
+      <w:hyperlink w:history="1" r:id="rIdjrwtfhjyocqv-jdagfh9z">
         <w:r>
           <w:rPr>
             <w:rFonts w:ascii="Arial" w:cs="Arial" w:eastAsia="Arial" w:hAnsi="Arial"/>
@@ -35219,7 +35219,7 @@
         </w:rPr>
         <w:t xml:space="preserve"> (</w:t>
       </w:r>
-      <w:hyperlink w:history="1" r:id="rIdyq5aubxjap0yoasdpxsfe">
+      <w:hyperlink w:history="1" r:id="rIdwosinpksyccbnpl1mvtr-">
         <w:r>
           <w:rPr>
             <w:rFonts w:ascii="Arial" w:cs="Arial" w:eastAsia="Arial" w:hAnsi="Arial"/>
